--- a/CR_IOT_Youssef_EL_KATTOUFI.docx
+++ b/CR_IOT_Youssef_EL_KATTOUFI.docx
@@ -3,489 +3,4023 @@
 <w:document xmlns:wpc="http://schemas.microsoft.com/office/word/2010/wordprocessingCanvas" xmlns:cx="http://schemas.microsoft.com/office/drawing/2014/chartex" xmlns:cx1="http://schemas.microsoft.com/office/drawing/2015/9/8/chartex" xmlns:cx2="http://schemas.microsoft.com/office/drawing/2015/10/21/chartex" xmlns:cx3="http://schemas.microsoft.com/office/drawing/2016/5/9/chartex" xmlns:cx4="http://schemas.microsoft.com/office/drawing/2016/5/10/chartex" xmlns:cx5="http://schemas.microsoft.com/office/drawing/2016/5/11/chartex" xmlns:cx6="http://schemas.microsoft.com/office/drawing/2016/5/12/chartex" xmlns:cx7="http://schemas.microsoft.com/office/drawing/2016/5/13/chartex" xmlns:cx8="http://schemas.microsoft.com/office/drawing/2016/5/14/chartex" xmlns:mc="http://schemas.openxmlformats.org/markup-compatibility/2006" xmlns:aink="http://schemas.microsoft.com/office/drawing/2016/ink" xmlns:am3d="http://schemas.microsoft.com/office/drawing/2017/model3d" xmlns:o="urn:schemas-microsoft-com:office:office" xmlns:oel="http://schemas.microsoft.com/office/2019/extlst" xmlns:r="http://schemas.openxmlformats.org/officeDocument/2006/relationships" xmlns:m="http://schemas.openxmlformats.org/officeDocument/2006/math" xmlns:v="urn:schemas-microsoft-com:vml" xmlns:wp14="http://schemas.microsoft.com/office/word/2010/wordprocessingDrawing" xmlns:wp="http://schemas.openxmlformats.org/drawingml/2006/wordprocessingDrawing" xmlns:w10="urn:schemas-microsoft-com:office:word" xmlns:w="http://schemas.openxmlformats.org/wordprocessingml/2006/main" xmlns:w14="http://schemas.microsoft.com/office/word/2010/wordml" xmlns:w15="http://schemas.microsoft.com/office/word/2012/wordml" xmlns:w16cex="http://schemas.microsoft.com/office/word/2018/wordml/cex" xmlns:w16cid="http://schemas.microsoft.com/office/word/2016/wordml/cid" xmlns:w16="http://schemas.microsoft.com/office/word/2018/wordml" xmlns:w16sdtdh="http://schemas.microsoft.com/office/word/2020/wordml/sdtdatahash" xmlns:w16se="http://schemas.microsoft.com/office/word/2015/wordml/symex" xmlns:wpg="http://schemas.microsoft.com/office/word/2010/wordprocessingGroup" xmlns:wpi="http://schemas.microsoft.com/office/word/2010/wordprocessingInk" xmlns:wne="http://schemas.microsoft.com/office/word/2006/wordml" xmlns:wps="http://schemas.microsoft.com/office/word/2010/wordprocessingShape" mc:Ignorable="w14 w15 w16se w16cid w16 w16cex w16sdtdh wp14">
   <w:body>
     <w:p>
+      <w:r>
+        <w:t xml:space="preserve">EL KATTOUFI Youssef </w:t>
+      </w:r>
+    </w:p>
+    <w:p>
+      <w:r>
+        <w:t>Année 202</w:t>
+      </w:r>
+      <w:r>
+        <w:t>6</w:t>
+      </w:r>
+      <w:r>
+        <w:t xml:space="preserve"> </w:t>
+      </w:r>
+      <w:r>
+        <w:t>– 202</w:t>
+      </w:r>
+      <w:r>
+        <w:t>7</w:t>
+      </w:r>
+    </w:p>
+    <w:p>
+      <w:pPr>
+        <w:jc w:val="center"/>
+      </w:pPr>
+    </w:p>
+    <w:p>
+      <w:pPr>
+        <w:jc w:val="center"/>
+      </w:pPr>
+    </w:p>
+    <w:p>
       <w:pPr>
         <w:pStyle w:val="Titre"/>
-      </w:pPr>
-      <w:r>
-        <w:t>Rapport final – Communication IoT avec ESP32</w:t>
-      </w:r>
-    </w:p>
-    <w:p>
-      <w:pPr>
-        <w:pStyle w:val="Titre1"/>
-      </w:pPr>
-      <w:r>
-        <w:t>Configuration du système</w:t>
-      </w:r>
-    </w:p>
-    <w:p>
-      <w:pPr>
-        <w:jc w:val="both"/>
-      </w:pPr>
-      <w:r>
-        <w:t>L’objectif du TP est de mettre en place une communication bidirectionnelle entre un ESP32, un capteur DHT11 et une interface Node-RED, en utilisant deux méthodes de communication : HTTP REST et MQTT.</w:t>
-      </w:r>
-    </w:p>
-    <w:p>
-      <w:pPr>
-        <w:jc w:val="both"/>
-      </w:pPr>
-      <w:r>
-        <w:t>L’ESP32 récupère la température et l’humidité mesurées par le DHT11. Ces valeurs sont ensuite envoyées vers Node-RED afin d’être affichées sur un tableau de bord. Dans le sens inverse, Node-RED permet de commander la LED intégrée de l’ESP32.</w:t>
-      </w:r>
-    </w:p>
-    <w:p>
-      <w:pPr>
-        <w:jc w:val="both"/>
-      </w:pPr>
-      <w:r>
-        <w:t xml:space="preserve">Le développement de l’ESP32 est réalisé avec Visual Studio Code et </w:t>
-      </w:r>
-      <w:proofErr w:type="spellStart"/>
-      <w:r>
-        <w:t>PlatformIO</w:t>
-      </w:r>
-      <w:proofErr w:type="spellEnd"/>
-      <w:r>
-        <w:t xml:space="preserve">, en utilisant le </w:t>
-      </w:r>
-      <w:proofErr w:type="spellStart"/>
-      <w:r>
-        <w:t>framework</w:t>
-      </w:r>
-      <w:proofErr w:type="spellEnd"/>
-      <w:r>
-        <w:t xml:space="preserve"> Arduino. Node-RED est utilisé pour l’interface graphique et </w:t>
-      </w:r>
-      <w:proofErr w:type="spellStart"/>
-      <w:r>
-        <w:t>Mosquitto</w:t>
-      </w:r>
-      <w:proofErr w:type="spellEnd"/>
-      <w:r>
-        <w:t xml:space="preserve"> comme broker pour la communication MQTT.</w:t>
-      </w:r>
-    </w:p>
-    <w:p>
-      <w:pPr>
-        <w:jc w:val="both"/>
-      </w:pPr>
-      <w:r>
-        <w:t xml:space="preserve">Pour faire fonctionner l’ensemble du système, l’ESP32 et l’ordinateur exécutant Node-RED et </w:t>
-      </w:r>
-      <w:proofErr w:type="spellStart"/>
-      <w:r>
-        <w:t>Mosquitto</w:t>
-      </w:r>
-      <w:proofErr w:type="spellEnd"/>
-      <w:r>
-        <w:t xml:space="preserve"> doivent être connectés au même réseau local. L’adresse IP de l’ordinateur doit ensuite être renseignée dans le programme de l’ESP32.</w:t>
-      </w:r>
-    </w:p>
-    <w:p>
-      <w:pPr>
+        <w:jc w:val="center"/>
+      </w:pPr>
+      <w:r>
+        <w:t>TP 1 IOT</w:t>
+      </w:r>
+    </w:p>
+    <w:p/>
+    <w:p>
+      <w:pPr>
+        <w:pStyle w:val="Titre"/>
+      </w:pPr>
+      <w:r>
+        <w:rPr>
+          <w:noProof/>
+        </w:rPr>
+        <w:drawing>
+          <wp:inline distT="0" distB="0" distL="0" distR="0" wp14:anchorId="4D047248" wp14:editId="3EA10C92">
+            <wp:extent cx="3267531" cy="1228896"/>
+            <wp:effectExtent l="0" t="0" r="9525" b="9525"/>
+            <wp:docPr id="20" name="Image 20"/>
+            <wp:cNvGraphicFramePr>
+              <a:graphicFrameLocks xmlns:a="http://schemas.openxmlformats.org/drawingml/2006/main" noChangeAspect="1"/>
+            </wp:cNvGraphicFramePr>
+            <a:graphic xmlns:a="http://schemas.openxmlformats.org/drawingml/2006/main">
+              <a:graphicData uri="http://schemas.openxmlformats.org/drawingml/2006/picture">
+                <pic:pic xmlns:pic="http://schemas.openxmlformats.org/drawingml/2006/picture">
+                  <pic:nvPicPr>
+                    <pic:cNvPr id="1" name=""/>
+                    <pic:cNvPicPr/>
+                  </pic:nvPicPr>
+                  <pic:blipFill>
+                    <a:blip r:embed="rId8"/>
+                    <a:stretch>
+                      <a:fillRect/>
+                    </a:stretch>
+                  </pic:blipFill>
+                  <pic:spPr>
+                    <a:xfrm>
+                      <a:off x="0" y="0"/>
+                      <a:ext cx="3267531" cy="1228896"/>
+                    </a:xfrm>
+                    <a:prstGeom prst="rect">
+                      <a:avLst/>
+                    </a:prstGeom>
+                  </pic:spPr>
+                </pic:pic>
+              </a:graphicData>
+            </a:graphic>
+          </wp:inline>
+        </w:drawing>
+      </w:r>
+      <w:r>
+        <w:rPr>
+          <w:noProof/>
+        </w:rPr>
+        <w:drawing>
+          <wp:inline distT="0" distB="0" distL="0" distR="0" wp14:anchorId="24E5B741" wp14:editId="3D5E8805">
+            <wp:extent cx="1954937" cy="2131424"/>
+            <wp:effectExtent l="0" t="0" r="7620" b="2540"/>
+            <wp:docPr id="21" name="Image 21" descr="Page Revision for Start RESTful API | GDSC BookStack"/>
+            <wp:cNvGraphicFramePr>
+              <a:graphicFrameLocks xmlns:a="http://schemas.openxmlformats.org/drawingml/2006/main" noChangeAspect="1"/>
+            </wp:cNvGraphicFramePr>
+            <a:graphic xmlns:a="http://schemas.openxmlformats.org/drawingml/2006/main">
+              <a:graphicData uri="http://schemas.openxmlformats.org/drawingml/2006/picture">
+                <pic:pic xmlns:pic="http://schemas.openxmlformats.org/drawingml/2006/picture">
+                  <pic:nvPicPr>
+                    <pic:cNvPr id="0" name="Picture 7" descr="Page Revision for Start RESTful API | GDSC BookStack"/>
+                    <pic:cNvPicPr>
+                      <a:picLocks noChangeAspect="1" noChangeArrowheads="1"/>
+                    </pic:cNvPicPr>
+                  </pic:nvPicPr>
+                  <pic:blipFill>
+                    <a:blip r:embed="rId9" cstate="print">
+                      <a:extLst>
+                        <a:ext uri="{28A0092B-C50C-407E-A947-70E740481C1C}">
+                          <a14:useLocalDpi xmlns:a14="http://schemas.microsoft.com/office/drawing/2010/main" val="0"/>
+                        </a:ext>
+                      </a:extLst>
+                    </a:blip>
+                    <a:srcRect/>
+                    <a:stretch>
+                      <a:fillRect/>
+                    </a:stretch>
+                  </pic:blipFill>
+                  <pic:spPr bwMode="auto">
+                    <a:xfrm>
+                      <a:off x="0" y="0"/>
+                      <a:ext cx="1972445" cy="2150512"/>
+                    </a:xfrm>
+                    <a:prstGeom prst="rect">
+                      <a:avLst/>
+                    </a:prstGeom>
+                    <a:noFill/>
+                    <a:ln>
+                      <a:noFill/>
+                    </a:ln>
+                  </pic:spPr>
+                </pic:pic>
+              </a:graphicData>
+            </a:graphic>
+          </wp:inline>
+        </w:drawing>
+      </w:r>
+    </w:p>
+    <w:p/>
+    <w:p/>
+    <w:p/>
+    <w:p/>
+    <w:p/>
+    <w:p/>
+    <w:p>
+      <w:pPr>
+        <w:jc w:val="center"/>
+      </w:pPr>
+      <w:r>
+        <w:t>Etablissement scolaire : Polytech Sorbonne</w:t>
+      </w:r>
+    </w:p>
+    <w:p>
+      <w:pPr>
+        <w:jc w:val="center"/>
+      </w:pPr>
+      <w:r>
+        <w:t>Formation : Electronique et Informatique</w:t>
+      </w:r>
+    </w:p>
+    <w:p>
+      <w:pPr>
+        <w:jc w:val="center"/>
+      </w:pPr>
+      <w:r>
+        <w:t xml:space="preserve">Matières : </w:t>
+      </w:r>
+      <w:r>
+        <w:t>IOT</w:t>
+      </w:r>
+    </w:p>
+    <w:p>
+      <w:pPr>
+        <w:jc w:val="center"/>
+      </w:pPr>
+      <w:r>
+        <w:t>Enseignant</w:t>
+      </w:r>
+      <w:r>
+        <w:t xml:space="preserve"> : </w:t>
+      </w:r>
+      <w:r>
+        <w:t>Yan DOUZE</w:t>
+      </w:r>
+    </w:p>
+    <w:p/>
+    <w:p/>
+    <w:p/>
+    <w:p/>
+    <w:p/>
+    <w:p/>
+    <w:p/>
+    <w:p/>
+    <w:p/>
+    <w:p/>
+    <w:p/>
+    <w:p/>
+    <w:p/>
+    <w:p/>
+    <w:p/>
+    <w:p/>
+    <w:p/>
+    <w:p/>
+    <w:p/>
+    <w:p/>
+    <w:p/>
+    <w:p/>
+    <w:p/>
+    <w:p>
+      <w:r>
+        <w:br w:type="page"/>
+      </w:r>
+    </w:p>
+    <w:sdt>
+      <w:sdtPr>
+        <w:rPr>
+          <w:rFonts w:ascii="Aptos" w:eastAsiaTheme="minorHAnsi" w:hAnsi="Aptos" w:cstheme="minorBidi"/>
+          <w:color w:val="auto"/>
+          <w:kern w:val="2"/>
+          <w:sz w:val="22"/>
+          <w:szCs w:val="24"/>
+          <w14:ligatures w14:val="standardContextual"/>
+        </w:rPr>
+        <w:id w:val="196662973"/>
+        <w:docPartObj>
+          <w:docPartGallery w:val="Table of Contents"/>
+          <w:docPartUnique/>
+        </w:docPartObj>
+      </w:sdtPr>
+      <w:sdtEndPr>
         <w:rPr>
           <w:b/>
           <w:bCs/>
         </w:rPr>
-      </w:pPr>
+      </w:sdtEndPr>
+      <w:sdtContent>
+        <w:p>
+          <w:pPr>
+            <w:pStyle w:val="En-ttedetabledesmatires"/>
+          </w:pPr>
+          <w:r>
+            <w:t>Table des matières</w:t>
+          </w:r>
+        </w:p>
+        <w:p>
+          <w:pPr>
+            <w:pStyle w:val="TM1"/>
+            <w:tabs>
+              <w:tab w:val="right" w:leader="dot" w:pos="9062"/>
+            </w:tabs>
+            <w:rPr>
+              <w:rFonts w:asciiTheme="minorHAnsi" w:eastAsiaTheme="minorEastAsia" w:hAnsiTheme="minorHAnsi"/>
+              <w:noProof/>
+              <w:sz w:val="24"/>
+            </w:rPr>
+          </w:pPr>
+          <w:r>
+            <w:fldChar w:fldCharType="begin"/>
+          </w:r>
+          <w:r>
+            <w:instrText xml:space="preserve"> TOC \o "1-3" \h \z \u </w:instrText>
+          </w:r>
+          <w:r>
+            <w:fldChar w:fldCharType="separate"/>
+          </w:r>
+          <w:hyperlink w:anchor="_Toc241347262" w:history="1">
+            <w:r>
+              <w:rPr>
+                <w:rStyle w:val="Lienhypertexte"/>
+                <w:noProof/>
+              </w:rPr>
+              <w:t>Remerciements</w:t>
+            </w:r>
+            <w:r>
+              <w:rPr>
+                <w:noProof/>
+                <w:webHidden/>
+              </w:rPr>
+              <w:tab/>
+            </w:r>
+            <w:r>
+              <w:rPr>
+                <w:noProof/>
+                <w:webHidden/>
+              </w:rPr>
+              <w:fldChar w:fldCharType="begin"/>
+            </w:r>
+            <w:r>
+              <w:rPr>
+                <w:noProof/>
+                <w:webHidden/>
+              </w:rPr>
+              <w:instrText xml:space="preserve"> PAGEREF _Toc241347262 \h </w:instrText>
+            </w:r>
+            <w:r>
+              <w:rPr>
+                <w:noProof/>
+                <w:webHidden/>
+              </w:rPr>
+            </w:r>
+            <w:r>
+              <w:rPr>
+                <w:noProof/>
+                <w:webHidden/>
+              </w:rPr>
+              <w:fldChar w:fldCharType="separate"/>
+            </w:r>
+            <w:r>
+              <w:rPr>
+                <w:noProof/>
+                <w:webHidden/>
+              </w:rPr>
+              <w:t>4</w:t>
+            </w:r>
+            <w:r>
+              <w:rPr>
+                <w:noProof/>
+                <w:webHidden/>
+              </w:rPr>
+              <w:fldChar w:fldCharType="end"/>
+            </w:r>
+          </w:hyperlink>
+        </w:p>
+        <w:p>
+          <w:pPr>
+            <w:pStyle w:val="TM1"/>
+            <w:tabs>
+              <w:tab w:val="right" w:leader="dot" w:pos="9062"/>
+            </w:tabs>
+            <w:rPr>
+              <w:rFonts w:asciiTheme="minorHAnsi" w:eastAsiaTheme="minorEastAsia" w:hAnsiTheme="minorHAnsi"/>
+              <w:noProof/>
+              <w:sz w:val="24"/>
+            </w:rPr>
+          </w:pPr>
+          <w:hyperlink w:anchor="_Toc241347263" w:history="1">
+            <w:r>
+              <w:rPr>
+                <w:rStyle w:val="Lienhypertexte"/>
+                <w:noProof/>
+              </w:rPr>
+              <w:t>Résumé</w:t>
+            </w:r>
+            <w:r>
+              <w:rPr>
+                <w:noProof/>
+                <w:webHidden/>
+              </w:rPr>
+              <w:tab/>
+            </w:r>
+            <w:r>
+              <w:rPr>
+                <w:noProof/>
+                <w:webHidden/>
+              </w:rPr>
+              <w:fldChar w:fldCharType="begin"/>
+            </w:r>
+            <w:r>
+              <w:rPr>
+                <w:noProof/>
+                <w:webHidden/>
+              </w:rPr>
+              <w:instrText xml:space="preserve"> PAGEREF _Toc241347263 \h </w:instrText>
+            </w:r>
+            <w:r>
+              <w:rPr>
+                <w:noProof/>
+                <w:webHidden/>
+              </w:rPr>
+            </w:r>
+            <w:r>
+              <w:rPr>
+                <w:noProof/>
+                <w:webHidden/>
+              </w:rPr>
+              <w:fldChar w:fldCharType="separate"/>
+            </w:r>
+            <w:r>
+              <w:rPr>
+                <w:noProof/>
+                <w:webHidden/>
+              </w:rPr>
+              <w:t>5</w:t>
+            </w:r>
+            <w:r>
+              <w:rPr>
+                <w:noProof/>
+                <w:webHidden/>
+              </w:rPr>
+              <w:fldChar w:fldCharType="end"/>
+            </w:r>
+          </w:hyperlink>
+        </w:p>
+        <w:p>
+          <w:pPr>
+            <w:pStyle w:val="TM1"/>
+            <w:tabs>
+              <w:tab w:val="left" w:pos="480"/>
+              <w:tab w:val="right" w:leader="dot" w:pos="9062"/>
+            </w:tabs>
+            <w:rPr>
+              <w:rFonts w:asciiTheme="minorHAnsi" w:eastAsiaTheme="minorEastAsia" w:hAnsiTheme="minorHAnsi"/>
+              <w:noProof/>
+              <w:sz w:val="24"/>
+            </w:rPr>
+          </w:pPr>
+          <w:hyperlink w:anchor="_Toc241347264" w:history="1">
+            <w:r>
+              <w:rPr>
+                <w:rStyle w:val="Lienhypertexte"/>
+                <w:noProof/>
+              </w:rPr>
+              <w:t>I.</w:t>
+            </w:r>
+            <w:r>
+              <w:rPr>
+                <w:rFonts w:asciiTheme="minorHAnsi" w:eastAsiaTheme="minorEastAsia" w:hAnsiTheme="minorHAnsi"/>
+                <w:noProof/>
+                <w:sz w:val="24"/>
+              </w:rPr>
+              <w:tab/>
+            </w:r>
+            <w:r>
+              <w:rPr>
+                <w:rStyle w:val="Lienhypertexte"/>
+                <w:noProof/>
+              </w:rPr>
+              <w:t>Objectifs du TP</w:t>
+            </w:r>
+            <w:r>
+              <w:rPr>
+                <w:noProof/>
+                <w:webHidden/>
+              </w:rPr>
+              <w:tab/>
+            </w:r>
+            <w:r>
+              <w:rPr>
+                <w:noProof/>
+                <w:webHidden/>
+              </w:rPr>
+              <w:fldChar w:fldCharType="begin"/>
+            </w:r>
+            <w:r>
+              <w:rPr>
+                <w:noProof/>
+                <w:webHidden/>
+              </w:rPr>
+              <w:instrText xml:space="preserve"> PAGEREF _Toc241347264 \h </w:instrText>
+            </w:r>
+            <w:r>
+              <w:rPr>
+                <w:noProof/>
+                <w:webHidden/>
+              </w:rPr>
+            </w:r>
+            <w:r>
+              <w:rPr>
+                <w:noProof/>
+                <w:webHidden/>
+              </w:rPr>
+              <w:fldChar w:fldCharType="separate"/>
+            </w:r>
+            <w:r>
+              <w:rPr>
+                <w:noProof/>
+                <w:webHidden/>
+              </w:rPr>
+              <w:t>6</w:t>
+            </w:r>
+            <w:r>
+              <w:rPr>
+                <w:noProof/>
+                <w:webHidden/>
+              </w:rPr>
+              <w:fldChar w:fldCharType="end"/>
+            </w:r>
+          </w:hyperlink>
+        </w:p>
+        <w:p>
+          <w:pPr>
+            <w:pStyle w:val="TM1"/>
+            <w:tabs>
+              <w:tab w:val="left" w:pos="480"/>
+              <w:tab w:val="right" w:leader="dot" w:pos="9062"/>
+            </w:tabs>
+            <w:rPr>
+              <w:rFonts w:asciiTheme="minorHAnsi" w:eastAsiaTheme="minorEastAsia" w:hAnsiTheme="minorHAnsi"/>
+              <w:noProof/>
+              <w:sz w:val="24"/>
+            </w:rPr>
+          </w:pPr>
+          <w:hyperlink w:anchor="_Toc241347265" w:history="1">
+            <w:r>
+              <w:rPr>
+                <w:rStyle w:val="Lienhypertexte"/>
+                <w:noProof/>
+              </w:rPr>
+              <w:t>II.</w:t>
+            </w:r>
+            <w:r>
+              <w:rPr>
+                <w:rFonts w:asciiTheme="minorHAnsi" w:eastAsiaTheme="minorEastAsia" w:hAnsiTheme="minorHAnsi"/>
+                <w:noProof/>
+                <w:sz w:val="24"/>
+              </w:rPr>
+              <w:tab/>
+            </w:r>
+            <w:r>
+              <w:rPr>
+                <w:rStyle w:val="Lienhypertexte"/>
+                <w:noProof/>
+              </w:rPr>
+              <w:t>Démarche suivie</w:t>
+            </w:r>
+            <w:r>
+              <w:rPr>
+                <w:noProof/>
+                <w:webHidden/>
+              </w:rPr>
+              <w:tab/>
+            </w:r>
+            <w:r>
+              <w:rPr>
+                <w:noProof/>
+                <w:webHidden/>
+              </w:rPr>
+              <w:fldChar w:fldCharType="begin"/>
+            </w:r>
+            <w:r>
+              <w:rPr>
+                <w:noProof/>
+                <w:webHidden/>
+              </w:rPr>
+              <w:instrText xml:space="preserve"> PAGEREF _Toc241347265 \h </w:instrText>
+            </w:r>
+            <w:r>
+              <w:rPr>
+                <w:noProof/>
+                <w:webHidden/>
+              </w:rPr>
+            </w:r>
+            <w:r>
+              <w:rPr>
+                <w:noProof/>
+                <w:webHidden/>
+              </w:rPr>
+              <w:fldChar w:fldCharType="separate"/>
+            </w:r>
+            <w:r>
+              <w:rPr>
+                <w:noProof/>
+                <w:webHidden/>
+              </w:rPr>
+              <w:t>7</w:t>
+            </w:r>
+            <w:r>
+              <w:rPr>
+                <w:noProof/>
+                <w:webHidden/>
+              </w:rPr>
+              <w:fldChar w:fldCharType="end"/>
+            </w:r>
+          </w:hyperlink>
+        </w:p>
+        <w:p>
+          <w:pPr>
+            <w:pStyle w:val="TM1"/>
+            <w:tabs>
+              <w:tab w:val="left" w:pos="480"/>
+              <w:tab w:val="right" w:leader="dot" w:pos="9062"/>
+            </w:tabs>
+            <w:rPr>
+              <w:rFonts w:asciiTheme="minorHAnsi" w:eastAsiaTheme="minorEastAsia" w:hAnsiTheme="minorHAnsi"/>
+              <w:noProof/>
+              <w:sz w:val="24"/>
+            </w:rPr>
+          </w:pPr>
+          <w:hyperlink w:anchor="_Toc241347266" w:history="1">
+            <w:r>
+              <w:rPr>
+                <w:rStyle w:val="Lienhypertexte"/>
+                <w:noProof/>
+              </w:rPr>
+              <w:t>III.</w:t>
+            </w:r>
+            <w:r>
+              <w:rPr>
+                <w:rFonts w:asciiTheme="minorHAnsi" w:eastAsiaTheme="minorEastAsia" w:hAnsiTheme="minorHAnsi"/>
+                <w:noProof/>
+                <w:sz w:val="24"/>
+              </w:rPr>
+              <w:tab/>
+            </w:r>
+            <w:r>
+              <w:rPr>
+                <w:rStyle w:val="Lienhypertexte"/>
+                <w:noProof/>
+              </w:rPr>
+              <w:t>Explication briève de la configuration de l’http REST</w:t>
+            </w:r>
+            <w:r>
+              <w:rPr>
+                <w:noProof/>
+                <w:webHidden/>
+              </w:rPr>
+              <w:tab/>
+            </w:r>
+            <w:r>
+              <w:rPr>
+                <w:noProof/>
+                <w:webHidden/>
+              </w:rPr>
+              <w:fldChar w:fldCharType="begin"/>
+            </w:r>
+            <w:r>
+              <w:rPr>
+                <w:noProof/>
+                <w:webHidden/>
+              </w:rPr>
+              <w:instrText xml:space="preserve"> PAGEREF _Toc241347266 \h </w:instrText>
+            </w:r>
+            <w:r>
+              <w:rPr>
+                <w:noProof/>
+                <w:webHidden/>
+              </w:rPr>
+            </w:r>
+            <w:r>
+              <w:rPr>
+                <w:noProof/>
+                <w:webHidden/>
+              </w:rPr>
+              <w:fldChar w:fldCharType="separate"/>
+            </w:r>
+            <w:r>
+              <w:rPr>
+                <w:noProof/>
+                <w:webHidden/>
+              </w:rPr>
+              <w:t>8</w:t>
+            </w:r>
+            <w:r>
+              <w:rPr>
+                <w:noProof/>
+                <w:webHidden/>
+              </w:rPr>
+              <w:fldChar w:fldCharType="end"/>
+            </w:r>
+          </w:hyperlink>
+        </w:p>
+        <w:p>
+          <w:pPr>
+            <w:pStyle w:val="TM2"/>
+            <w:tabs>
+              <w:tab w:val="left" w:pos="960"/>
+              <w:tab w:val="right" w:leader="dot" w:pos="9062"/>
+            </w:tabs>
+            <w:rPr>
+              <w:rFonts w:asciiTheme="minorHAnsi" w:eastAsiaTheme="minorEastAsia" w:hAnsiTheme="minorHAnsi"/>
+              <w:noProof/>
+              <w:sz w:val="24"/>
+            </w:rPr>
+          </w:pPr>
+          <w:hyperlink w:anchor="_Toc241347267" w:history="1">
+            <w:r>
+              <w:rPr>
+                <w:rStyle w:val="Lienhypertexte"/>
+                <w:noProof/>
+              </w:rPr>
+              <w:t>A.</w:t>
+            </w:r>
+            <w:r>
+              <w:rPr>
+                <w:rFonts w:asciiTheme="minorHAnsi" w:eastAsiaTheme="minorEastAsia" w:hAnsiTheme="minorHAnsi"/>
+                <w:noProof/>
+                <w:sz w:val="24"/>
+              </w:rPr>
+              <w:tab/>
+            </w:r>
+            <w:r>
+              <w:rPr>
+                <w:rStyle w:val="Lienhypertexte"/>
+                <w:noProof/>
+              </w:rPr>
+              <w:t>Code ESP32</w:t>
+            </w:r>
+            <w:r>
+              <w:rPr>
+                <w:noProof/>
+                <w:webHidden/>
+              </w:rPr>
+              <w:tab/>
+            </w:r>
+            <w:r>
+              <w:rPr>
+                <w:noProof/>
+                <w:webHidden/>
+              </w:rPr>
+              <w:fldChar w:fldCharType="begin"/>
+            </w:r>
+            <w:r>
+              <w:rPr>
+                <w:noProof/>
+                <w:webHidden/>
+              </w:rPr>
+              <w:instrText xml:space="preserve"> PAGEREF _Toc241347267 \h </w:instrText>
+            </w:r>
+            <w:r>
+              <w:rPr>
+                <w:noProof/>
+                <w:webHidden/>
+              </w:rPr>
+            </w:r>
+            <w:r>
+              <w:rPr>
+                <w:noProof/>
+                <w:webHidden/>
+              </w:rPr>
+              <w:fldChar w:fldCharType="separate"/>
+            </w:r>
+            <w:r>
+              <w:rPr>
+                <w:noProof/>
+                <w:webHidden/>
+              </w:rPr>
+              <w:t>9</w:t>
+            </w:r>
+            <w:r>
+              <w:rPr>
+                <w:noProof/>
+                <w:webHidden/>
+              </w:rPr>
+              <w:fldChar w:fldCharType="end"/>
+            </w:r>
+          </w:hyperlink>
+        </w:p>
+        <w:p>
+          <w:pPr>
+            <w:pStyle w:val="TM2"/>
+            <w:tabs>
+              <w:tab w:val="left" w:pos="960"/>
+              <w:tab w:val="right" w:leader="dot" w:pos="9062"/>
+            </w:tabs>
+            <w:rPr>
+              <w:rFonts w:asciiTheme="minorHAnsi" w:eastAsiaTheme="minorEastAsia" w:hAnsiTheme="minorHAnsi"/>
+              <w:noProof/>
+              <w:sz w:val="24"/>
+            </w:rPr>
+          </w:pPr>
+          <w:hyperlink w:anchor="_Toc241347268" w:history="1">
+            <w:r>
+              <w:rPr>
+                <w:rStyle w:val="Lienhypertexte"/>
+                <w:noProof/>
+              </w:rPr>
+              <w:t>B.</w:t>
+            </w:r>
+            <w:r>
+              <w:rPr>
+                <w:rFonts w:asciiTheme="minorHAnsi" w:eastAsiaTheme="minorEastAsia" w:hAnsiTheme="minorHAnsi"/>
+                <w:noProof/>
+                <w:sz w:val="24"/>
+              </w:rPr>
+              <w:tab/>
+            </w:r>
+            <w:r>
+              <w:rPr>
+                <w:rStyle w:val="Lienhypertexte"/>
+                <w:noProof/>
+              </w:rPr>
+              <w:t>Node-RED</w:t>
+            </w:r>
+            <w:r>
+              <w:rPr>
+                <w:noProof/>
+                <w:webHidden/>
+              </w:rPr>
+              <w:tab/>
+            </w:r>
+            <w:r>
+              <w:rPr>
+                <w:noProof/>
+                <w:webHidden/>
+              </w:rPr>
+              <w:fldChar w:fldCharType="begin"/>
+            </w:r>
+            <w:r>
+              <w:rPr>
+                <w:noProof/>
+                <w:webHidden/>
+              </w:rPr>
+              <w:instrText xml:space="preserve"> PAGEREF _Toc241347268 \h </w:instrText>
+            </w:r>
+            <w:r>
+              <w:rPr>
+                <w:noProof/>
+                <w:webHidden/>
+              </w:rPr>
+            </w:r>
+            <w:r>
+              <w:rPr>
+                <w:noProof/>
+                <w:webHidden/>
+              </w:rPr>
+              <w:fldChar w:fldCharType="separate"/>
+            </w:r>
+            <w:r>
+              <w:rPr>
+                <w:noProof/>
+                <w:webHidden/>
+              </w:rPr>
+              <w:t>9</w:t>
+            </w:r>
+            <w:r>
+              <w:rPr>
+                <w:noProof/>
+                <w:webHidden/>
+              </w:rPr>
+              <w:fldChar w:fldCharType="end"/>
+            </w:r>
+          </w:hyperlink>
+        </w:p>
+        <w:p>
+          <w:pPr>
+            <w:pStyle w:val="TM1"/>
+            <w:tabs>
+              <w:tab w:val="left" w:pos="480"/>
+              <w:tab w:val="right" w:leader="dot" w:pos="9062"/>
+            </w:tabs>
+            <w:rPr>
+              <w:rFonts w:asciiTheme="minorHAnsi" w:eastAsiaTheme="minorEastAsia" w:hAnsiTheme="minorHAnsi"/>
+              <w:noProof/>
+              <w:sz w:val="24"/>
+            </w:rPr>
+          </w:pPr>
+          <w:hyperlink w:anchor="_Toc241347269" w:history="1">
+            <w:r>
+              <w:rPr>
+                <w:rStyle w:val="Lienhypertexte"/>
+                <w:noProof/>
+              </w:rPr>
+              <w:t>IV.</w:t>
+            </w:r>
+            <w:r>
+              <w:rPr>
+                <w:rFonts w:asciiTheme="minorHAnsi" w:eastAsiaTheme="minorEastAsia" w:hAnsiTheme="minorHAnsi"/>
+                <w:noProof/>
+                <w:sz w:val="24"/>
+              </w:rPr>
+              <w:tab/>
+            </w:r>
+            <w:r>
+              <w:rPr>
+                <w:rStyle w:val="Lienhypertexte"/>
+                <w:noProof/>
+              </w:rPr>
+              <w:t>Explication briève de la configuration du broker</w:t>
+            </w:r>
+            <w:r>
+              <w:rPr>
+                <w:noProof/>
+                <w:webHidden/>
+              </w:rPr>
+              <w:tab/>
+            </w:r>
+            <w:r>
+              <w:rPr>
+                <w:noProof/>
+                <w:webHidden/>
+              </w:rPr>
+              <w:fldChar w:fldCharType="begin"/>
+            </w:r>
+            <w:r>
+              <w:rPr>
+                <w:noProof/>
+                <w:webHidden/>
+              </w:rPr>
+              <w:instrText xml:space="preserve"> PAGEREF _Toc241347269 \h </w:instrText>
+            </w:r>
+            <w:r>
+              <w:rPr>
+                <w:noProof/>
+                <w:webHidden/>
+              </w:rPr>
+            </w:r>
+            <w:r>
+              <w:rPr>
+                <w:noProof/>
+                <w:webHidden/>
+              </w:rPr>
+              <w:fldChar w:fldCharType="separate"/>
+            </w:r>
+            <w:r>
+              <w:rPr>
+                <w:noProof/>
+                <w:webHidden/>
+              </w:rPr>
+              <w:t>11</w:t>
+            </w:r>
+            <w:r>
+              <w:rPr>
+                <w:noProof/>
+                <w:webHidden/>
+              </w:rPr>
+              <w:fldChar w:fldCharType="end"/>
+            </w:r>
+          </w:hyperlink>
+        </w:p>
+        <w:p>
+          <w:pPr>
+            <w:pStyle w:val="TM2"/>
+            <w:tabs>
+              <w:tab w:val="left" w:pos="960"/>
+              <w:tab w:val="right" w:leader="dot" w:pos="9062"/>
+            </w:tabs>
+            <w:rPr>
+              <w:rFonts w:asciiTheme="minorHAnsi" w:eastAsiaTheme="minorEastAsia" w:hAnsiTheme="minorHAnsi"/>
+              <w:noProof/>
+              <w:sz w:val="24"/>
+            </w:rPr>
+          </w:pPr>
+          <w:hyperlink w:anchor="_Toc241347270" w:history="1">
+            <w:r>
+              <w:rPr>
+                <w:rStyle w:val="Lienhypertexte"/>
+                <w:noProof/>
+              </w:rPr>
+              <w:t>A.</w:t>
+            </w:r>
+            <w:r>
+              <w:rPr>
+                <w:rFonts w:asciiTheme="minorHAnsi" w:eastAsiaTheme="minorEastAsia" w:hAnsiTheme="minorHAnsi"/>
+                <w:noProof/>
+                <w:sz w:val="24"/>
+              </w:rPr>
+              <w:tab/>
+            </w:r>
+            <w:r>
+              <w:rPr>
+                <w:rStyle w:val="Lienhypertexte"/>
+                <w:noProof/>
+              </w:rPr>
+              <w:t>Code ESP32</w:t>
+            </w:r>
+            <w:r>
+              <w:rPr>
+                <w:noProof/>
+                <w:webHidden/>
+              </w:rPr>
+              <w:tab/>
+            </w:r>
+            <w:r>
+              <w:rPr>
+                <w:noProof/>
+                <w:webHidden/>
+              </w:rPr>
+              <w:fldChar w:fldCharType="begin"/>
+            </w:r>
+            <w:r>
+              <w:rPr>
+                <w:noProof/>
+                <w:webHidden/>
+              </w:rPr>
+              <w:instrText xml:space="preserve"> PAGEREF _Toc241347270 \h </w:instrText>
+            </w:r>
+            <w:r>
+              <w:rPr>
+                <w:noProof/>
+                <w:webHidden/>
+              </w:rPr>
+            </w:r>
+            <w:r>
+              <w:rPr>
+                <w:noProof/>
+                <w:webHidden/>
+              </w:rPr>
+              <w:fldChar w:fldCharType="separate"/>
+            </w:r>
+            <w:r>
+              <w:rPr>
+                <w:noProof/>
+                <w:webHidden/>
+              </w:rPr>
+              <w:t>12</w:t>
+            </w:r>
+            <w:r>
+              <w:rPr>
+                <w:noProof/>
+                <w:webHidden/>
+              </w:rPr>
+              <w:fldChar w:fldCharType="end"/>
+            </w:r>
+          </w:hyperlink>
+        </w:p>
+        <w:p>
+          <w:pPr>
+            <w:pStyle w:val="TM2"/>
+            <w:tabs>
+              <w:tab w:val="left" w:pos="960"/>
+              <w:tab w:val="right" w:leader="dot" w:pos="9062"/>
+            </w:tabs>
+            <w:rPr>
+              <w:rFonts w:asciiTheme="minorHAnsi" w:eastAsiaTheme="minorEastAsia" w:hAnsiTheme="minorHAnsi"/>
+              <w:noProof/>
+              <w:sz w:val="24"/>
+            </w:rPr>
+          </w:pPr>
+          <w:hyperlink w:anchor="_Toc241347271" w:history="1">
+            <w:r>
+              <w:rPr>
+                <w:rStyle w:val="Lienhypertexte"/>
+                <w:noProof/>
+              </w:rPr>
+              <w:t>B.</w:t>
+            </w:r>
+            <w:r>
+              <w:rPr>
+                <w:rFonts w:asciiTheme="minorHAnsi" w:eastAsiaTheme="minorEastAsia" w:hAnsiTheme="minorHAnsi"/>
+                <w:noProof/>
+                <w:sz w:val="24"/>
+              </w:rPr>
+              <w:tab/>
+            </w:r>
+            <w:r>
+              <w:rPr>
+                <w:rStyle w:val="Lienhypertexte"/>
+                <w:noProof/>
+              </w:rPr>
+              <w:t>Node-RED</w:t>
+            </w:r>
+            <w:r>
+              <w:rPr>
+                <w:noProof/>
+                <w:webHidden/>
+              </w:rPr>
+              <w:tab/>
+            </w:r>
+            <w:r>
+              <w:rPr>
+                <w:noProof/>
+                <w:webHidden/>
+              </w:rPr>
+              <w:fldChar w:fldCharType="begin"/>
+            </w:r>
+            <w:r>
+              <w:rPr>
+                <w:noProof/>
+                <w:webHidden/>
+              </w:rPr>
+              <w:instrText xml:space="preserve"> PAGEREF _Toc241347271 \h </w:instrText>
+            </w:r>
+            <w:r>
+              <w:rPr>
+                <w:noProof/>
+                <w:webHidden/>
+              </w:rPr>
+            </w:r>
+            <w:r>
+              <w:rPr>
+                <w:noProof/>
+                <w:webHidden/>
+              </w:rPr>
+              <w:fldChar w:fldCharType="separate"/>
+            </w:r>
+            <w:r>
+              <w:rPr>
+                <w:noProof/>
+                <w:webHidden/>
+              </w:rPr>
+              <w:t>13</w:t>
+            </w:r>
+            <w:r>
+              <w:rPr>
+                <w:noProof/>
+                <w:webHidden/>
+              </w:rPr>
+              <w:fldChar w:fldCharType="end"/>
+            </w:r>
+          </w:hyperlink>
+        </w:p>
+        <w:p>
+          <w:pPr>
+            <w:pStyle w:val="TM1"/>
+            <w:tabs>
+              <w:tab w:val="left" w:pos="480"/>
+              <w:tab w:val="right" w:leader="dot" w:pos="9062"/>
+            </w:tabs>
+            <w:rPr>
+              <w:rFonts w:asciiTheme="minorHAnsi" w:eastAsiaTheme="minorEastAsia" w:hAnsiTheme="minorHAnsi"/>
+              <w:noProof/>
+              <w:sz w:val="24"/>
+            </w:rPr>
+          </w:pPr>
+          <w:hyperlink w:anchor="_Toc241347272" w:history="1">
+            <w:r>
+              <w:rPr>
+                <w:rStyle w:val="Lienhypertexte"/>
+                <w:noProof/>
+              </w:rPr>
+              <w:t>V.</w:t>
+            </w:r>
+            <w:r>
+              <w:rPr>
+                <w:rFonts w:asciiTheme="minorHAnsi" w:eastAsiaTheme="minorEastAsia" w:hAnsiTheme="minorHAnsi"/>
+                <w:noProof/>
+                <w:sz w:val="24"/>
+              </w:rPr>
+              <w:tab/>
+            </w:r>
+            <w:r>
+              <w:rPr>
+                <w:rStyle w:val="Lienhypertexte"/>
+                <w:noProof/>
+              </w:rPr>
+              <w:t>Résultat</w:t>
+            </w:r>
+            <w:r>
+              <w:rPr>
+                <w:noProof/>
+                <w:webHidden/>
+              </w:rPr>
+              <w:tab/>
+            </w:r>
+            <w:r>
+              <w:rPr>
+                <w:noProof/>
+                <w:webHidden/>
+              </w:rPr>
+              <w:fldChar w:fldCharType="begin"/>
+            </w:r>
+            <w:r>
+              <w:rPr>
+                <w:noProof/>
+                <w:webHidden/>
+              </w:rPr>
+              <w:instrText xml:space="preserve"> PAGEREF _Toc241347272 \h </w:instrText>
+            </w:r>
+            <w:r>
+              <w:rPr>
+                <w:noProof/>
+                <w:webHidden/>
+              </w:rPr>
+            </w:r>
+            <w:r>
+              <w:rPr>
+                <w:noProof/>
+                <w:webHidden/>
+              </w:rPr>
+              <w:fldChar w:fldCharType="separate"/>
+            </w:r>
+            <w:r>
+              <w:rPr>
+                <w:noProof/>
+                <w:webHidden/>
+              </w:rPr>
+              <w:t>14</w:t>
+            </w:r>
+            <w:r>
+              <w:rPr>
+                <w:noProof/>
+                <w:webHidden/>
+              </w:rPr>
+              <w:fldChar w:fldCharType="end"/>
+            </w:r>
+          </w:hyperlink>
+        </w:p>
+        <w:p>
+          <w:pPr>
+            <w:pStyle w:val="TM1"/>
+            <w:tabs>
+              <w:tab w:val="left" w:pos="660"/>
+              <w:tab w:val="right" w:leader="dot" w:pos="9062"/>
+            </w:tabs>
+            <w:rPr>
+              <w:rFonts w:asciiTheme="minorHAnsi" w:eastAsiaTheme="minorEastAsia" w:hAnsiTheme="minorHAnsi"/>
+              <w:noProof/>
+              <w:sz w:val="24"/>
+            </w:rPr>
+          </w:pPr>
+          <w:hyperlink w:anchor="_Toc241347273" w:history="1">
+            <w:r>
+              <w:rPr>
+                <w:rStyle w:val="Lienhypertexte"/>
+                <w:rFonts w:eastAsia="Times New Roman"/>
+                <w:noProof/>
+              </w:rPr>
+              <w:t>VI.</w:t>
+            </w:r>
+            <w:r>
+              <w:rPr>
+                <w:rFonts w:asciiTheme="minorHAnsi" w:eastAsiaTheme="minorEastAsia" w:hAnsiTheme="minorHAnsi"/>
+                <w:noProof/>
+                <w:sz w:val="24"/>
+              </w:rPr>
+              <w:tab/>
+            </w:r>
+            <w:r>
+              <w:rPr>
+                <w:rStyle w:val="Lienhypertexte"/>
+                <w:rFonts w:eastAsia="Times New Roman"/>
+                <w:noProof/>
+              </w:rPr>
+              <w:t>Sources</w:t>
+            </w:r>
+            <w:r>
+              <w:rPr>
+                <w:noProof/>
+                <w:webHidden/>
+              </w:rPr>
+              <w:tab/>
+            </w:r>
+            <w:r>
+              <w:rPr>
+                <w:noProof/>
+                <w:webHidden/>
+              </w:rPr>
+              <w:fldChar w:fldCharType="begin"/>
+            </w:r>
+            <w:r>
+              <w:rPr>
+                <w:noProof/>
+                <w:webHidden/>
+              </w:rPr>
+              <w:instrText xml:space="preserve"> PAGEREF _Toc241347273 \h </w:instrText>
+            </w:r>
+            <w:r>
+              <w:rPr>
+                <w:noProof/>
+                <w:webHidden/>
+              </w:rPr>
+            </w:r>
+            <w:r>
+              <w:rPr>
+                <w:noProof/>
+                <w:webHidden/>
+              </w:rPr>
+              <w:fldChar w:fldCharType="separate"/>
+            </w:r>
+            <w:r>
+              <w:rPr>
+                <w:noProof/>
+                <w:webHidden/>
+              </w:rPr>
+              <w:t>14</w:t>
+            </w:r>
+            <w:r>
+              <w:rPr>
+                <w:noProof/>
+                <w:webHidden/>
+              </w:rPr>
+              <w:fldChar w:fldCharType="end"/>
+            </w:r>
+          </w:hyperlink>
+        </w:p>
+        <w:p>
+          <w:r>
+            <w:rPr>
+              <w:b/>
+              <w:bCs/>
+            </w:rPr>
+            <w:fldChar w:fldCharType="end"/>
+          </w:r>
+        </w:p>
+      </w:sdtContent>
+    </w:sdt>
+    <w:p>
+      <w:pPr>
+        <w:pStyle w:val="En-ttedetabledesmatires"/>
+        <w:rPr>
+          <w:color w:val="000000" w:themeColor="text1"/>
+          <w:sz w:val="28"/>
+          <w:szCs w:val="40"/>
+          <w:u w:val="single"/>
+        </w:rPr>
+      </w:pPr>
+    </w:p>
+    <w:p>
+      <w:pPr>
+        <w:spacing w:line="278" w:lineRule="auto"/>
+        <w:jc w:val="left"/>
+        <w:rPr>
+          <w:rFonts w:asciiTheme="majorHAnsi" w:eastAsiaTheme="majorEastAsia" w:hAnsiTheme="majorHAnsi" w:cstheme="majorBidi"/>
+          <w:b/>
+          <w:color w:val="000000" w:themeColor="text1"/>
+          <w:sz w:val="28"/>
+          <w:szCs w:val="40"/>
+          <w:u w:val="single"/>
+        </w:rPr>
+      </w:pPr>
+      <w:bookmarkStart w:id="0" w:name="_Toc220235742"/>
+      <w:r>
+        <w:br w:type="page"/>
+      </w:r>
+    </w:p>
+    <w:p>
+      <w:pPr>
+        <w:pStyle w:val="Titre1"/>
+        <w:numPr>
+          <w:ilvl w:val="0"/>
+          <w:numId w:val="0"/>
+        </w:numPr>
+      </w:pPr>
+      <w:bookmarkStart w:id="1" w:name="_Toc241347262"/>
+      <w:r>
+        <w:lastRenderedPageBreak/>
+        <w:t>Remerciements</w:t>
+      </w:r>
+      <w:bookmarkEnd w:id="0"/>
+      <w:bookmarkEnd w:id="1"/>
+    </w:p>
+    <w:p>
+      <w:r>
+        <w:t xml:space="preserve">Je tiens tout d’abord à remercier chaleureusement Monsieur Yan Douze qui nous </w:t>
+      </w:r>
+      <w:r>
+        <w:t>a</w:t>
+      </w:r>
+      <w:r>
+        <w:t xml:space="preserve"> encadré tout au long </w:t>
+      </w:r>
+      <w:r>
+        <w:t>de ce TP</w:t>
+      </w:r>
+      <w:r>
+        <w:t xml:space="preserve">. </w:t>
+      </w:r>
+      <w:r>
+        <w:t>Son</w:t>
+      </w:r>
+      <w:r>
+        <w:t xml:space="preserve"> accompagnement, </w:t>
+      </w:r>
+      <w:r>
+        <w:t>ses</w:t>
+      </w:r>
+      <w:r>
+        <w:t xml:space="preserve"> conseils et </w:t>
+      </w:r>
+      <w:r>
+        <w:t>ses</w:t>
+      </w:r>
+      <w:r>
+        <w:t xml:space="preserve"> enseignements </w:t>
+      </w:r>
+      <w:r>
+        <w:t>m’a</w:t>
+      </w:r>
+      <w:r>
+        <w:t xml:space="preserve"> permis de mener à bien ce </w:t>
+      </w:r>
+      <w:r>
+        <w:t>TP</w:t>
+      </w:r>
+      <w:r>
+        <w:t xml:space="preserve">, tout en nous apportant le socle de connaissances nécessaires en </w:t>
+      </w:r>
+      <w:r>
+        <w:t>IOT</w:t>
+      </w:r>
+      <w:r>
+        <w:t>.</w:t>
+      </w:r>
+      <w:r>
+        <w:t xml:space="preserve"> </w:t>
+      </w:r>
+    </w:p>
+    <w:p>
+      <w:r>
+        <w:br w:type="page"/>
+      </w:r>
+    </w:p>
+    <w:p>
+      <w:pPr>
+        <w:pStyle w:val="Titre1"/>
+        <w:numPr>
+          <w:ilvl w:val="0"/>
+          <w:numId w:val="0"/>
+        </w:numPr>
+      </w:pPr>
+      <w:bookmarkStart w:id="2" w:name="_Toc220235743"/>
+      <w:bookmarkStart w:id="3" w:name="_Toc241347263"/>
+      <w:r>
+        <w:lastRenderedPageBreak/>
+        <w:t>Résumé</w:t>
+      </w:r>
+      <w:bookmarkEnd w:id="2"/>
+      <w:bookmarkEnd w:id="3"/>
+    </w:p>
+    <w:p>
+      <w:r>
+        <w:t>Au sein de la formation d’ingénieur en Électronique et Informatique à Polytech Sorbonne, nous avons suivi l’enseignement Internet des Objets (IoT), qui nous a permis d’acquérir des connaissances fondamentales dans ce domaine. Cette matière nous a notamment introduits à la communication entre objets connectés, à l’utilisation de microcontrôleurs tels que l’ESP32, ainsi qu’aux différents protocoles de communication utilisés dans les systèmes IoT.</w:t>
+      </w:r>
+    </w:p>
+    <w:p>
+      <w:r>
+        <w:t>Cet enseignement m’a permis de mieux comprendre le fonctionnement global d’un système connecté, depuis l’acquisition des données par des capteurs jusqu’à leur transmission, leur traitement et leur visualisation. Il met également en évidence l’importance de la communication réseau, de la gestion des données et de l’interconnexion entre les différents équipements d’un système IoT.</w:t>
+      </w:r>
+    </w:p>
+    <w:p>
+      <w:r>
+        <w:br w:type="page"/>
+      </w:r>
+    </w:p>
+    <w:p>
+      <w:pPr>
+        <w:pStyle w:val="Titre1"/>
+      </w:pPr>
+      <w:bookmarkStart w:id="4" w:name="_Toc241347264"/>
+      <w:r>
+        <w:lastRenderedPageBreak/>
+        <w:t>Objectifs du TP</w:t>
+      </w:r>
+      <w:bookmarkEnd w:id="4"/>
+    </w:p>
+    <w:p>
+      <w:r>
+        <w:t>Dans le cadre de ce TP, j'ai choisi de travailler sur mon ordinateur personnel, car je suis plus à l'aise sur cet environnement et j'en maîtrise entièrement la configuration. Cela m'a permis de travailler plus efficacement, de mieux comprendre les éventuels problèmes de compilation ou de dépendances et de garder la maîtrise de l'ensemble de ma chaîne de développement.</w:t>
+      </w:r>
+    </w:p>
+    <w:p>
+      <w:r>
+        <w:t>J'ai utilisé Visual Studio Code avec l'extension PlatformIO</w:t>
+      </w:r>
+      <w:r>
+        <w:t xml:space="preserve"> (car je trouve que c’est mieux par rapport à Arduino IDE)</w:t>
+      </w:r>
+      <w:r>
+        <w:t xml:space="preserve">. </w:t>
+      </w:r>
+    </w:p>
+    <w:p>
+      <w:r>
+        <w:t>PlatformIO permet de développer et de téléverser des programmes sur des cartes comme l'ESP32 avec le framework Arduino. Le principe reste donc très proche de l'Arduino IDE : on écrit le programme, on le compile puis on le téléverse sur la carte. La différence principale est que PlatformIO s'intègre à VS Code et apporte une gestion de projet plus structurée, notamment pour les bibliothèques, les dépendances, les différentes cartes et les paramètres de compilation.</w:t>
+      </w:r>
+    </w:p>
+    <w:p>
+      <w:r>
+        <w:t xml:space="preserve">Je préfère également cette méthode car elle me laisse davantage de contrôle sur le projet. En particulier, il est possible d'ajouter des bibliothèques locales dans le dossier </w:t>
+      </w:r>
+      <w:r>
+        <w:rPr>
+          <w:rFonts w:ascii="Consolas" w:hAnsi="Consolas" w:cs="Courier New"/>
+          <w:sz w:val="20"/>
+          <w:szCs w:val="20"/>
+        </w:rPr>
+        <w:t>lib/</w:t>
+      </w:r>
+      <w:r>
+        <w:t>, d'utiliser une version précise d'une dépendance ou, si nécessaire, de travailler sur une version modifiée d'une bibliothèque pour l'adapter au besoin du projet.</w:t>
+      </w:r>
+    </w:p>
+    <w:p/>
+    <w:p>
+      <w:pPr>
+        <w:jc w:val="center"/>
+      </w:pPr>
+      <w:r>
+        <w:rPr>
+          <w:noProof/>
+        </w:rPr>
+        <w:drawing>
+          <wp:inline distT="0" distB="0" distL="0" distR="0" wp14:anchorId="675ABA6A" wp14:editId="73B201D5">
+            <wp:extent cx="3789416" cy="2274401"/>
+            <wp:effectExtent l="19050" t="19050" r="20955" b="12065"/>
+            <wp:docPr id="22" name="Image 22" descr="Como programar o Arduino com o VSCode e PlatformIO IDE"/>
+            <wp:cNvGraphicFramePr>
+              <a:graphicFrameLocks xmlns:a="http://schemas.openxmlformats.org/drawingml/2006/main" noChangeAspect="1"/>
+            </wp:cNvGraphicFramePr>
+            <a:graphic xmlns:a="http://schemas.openxmlformats.org/drawingml/2006/main">
+              <a:graphicData uri="http://schemas.openxmlformats.org/drawingml/2006/picture">
+                <pic:pic xmlns:pic="http://schemas.openxmlformats.org/drawingml/2006/picture">
+                  <pic:nvPicPr>
+                    <pic:cNvPr id="0" name="Picture 9" descr="Como programar o Arduino com o VSCode e PlatformIO IDE"/>
+                    <pic:cNvPicPr>
+                      <a:picLocks noChangeAspect="1" noChangeArrowheads="1"/>
+                    </pic:cNvPicPr>
+                  </pic:nvPicPr>
+                  <pic:blipFill>
+                    <a:blip r:embed="rId10">
+                      <a:extLst>
+                        <a:ext uri="{28A0092B-C50C-407E-A947-70E740481C1C}">
+                          <a14:useLocalDpi xmlns:a14="http://schemas.microsoft.com/office/drawing/2010/main" val="0"/>
+                        </a:ext>
+                      </a:extLst>
+                    </a:blip>
+                    <a:srcRect/>
+                    <a:stretch>
+                      <a:fillRect/>
+                    </a:stretch>
+                  </pic:blipFill>
+                  <pic:spPr bwMode="auto">
+                    <a:xfrm>
+                      <a:off x="0" y="0"/>
+                      <a:ext cx="3801778" cy="2281821"/>
+                    </a:xfrm>
+                    <a:prstGeom prst="roundRect">
+                      <a:avLst/>
+                    </a:prstGeom>
+                    <a:noFill/>
+                    <a:ln>
+                      <a:solidFill>
+                        <a:schemeClr val="bg2">
+                          <a:lumMod val="75000"/>
+                        </a:schemeClr>
+                      </a:solidFill>
+                    </a:ln>
+                  </pic:spPr>
+                </pic:pic>
+              </a:graphicData>
+            </a:graphic>
+          </wp:inline>
+        </w:drawing>
+      </w:r>
+    </w:p>
+    <w:p>
+      <w:pPr>
+        <w:pStyle w:val="Lgende"/>
+      </w:pPr>
+      <w:bookmarkStart w:id="5" w:name="_Toc220231405"/>
+      <w:r>
+        <w:t xml:space="preserve">Figure </w:t>
+      </w:r>
+      <w:r>
+        <w:fldChar w:fldCharType="begin"/>
+      </w:r>
+      <w:r>
+        <w:instrText xml:space="preserve"> SEQ Figure \* ARABIC </w:instrText>
+      </w:r>
+      <w:r>
+        <w:fldChar w:fldCharType="separate"/>
+      </w:r>
+      <w:r>
+        <w:rPr>
+          <w:noProof/>
+        </w:rPr>
+        <w:t>1</w:t>
+      </w:r>
+      <w:r>
+        <w:rPr>
+          <w:noProof/>
+        </w:rPr>
+        <w:fldChar w:fldCharType="end"/>
+      </w:r>
+      <w:r>
+        <w:t xml:space="preserve"> : </w:t>
+      </w:r>
+      <w:bookmarkEnd w:id="5"/>
+      <w:r>
+        <w:t>Visualisation Platform IO + Visual Studio Code</w:t>
+      </w:r>
+    </w:p>
+    <w:p>
+      <w:r>
+        <w:t xml:space="preserve">Remarque : </w:t>
+      </w:r>
+    </w:p>
+    <w:p>
+      <w:r>
+        <w:t xml:space="preserve">Comme à mon habitude le projet se trouve sur mon compte github personnel à l’adresse suivante : </w:t>
+      </w:r>
+      <w:hyperlink r:id="rId11" w:history="1">
+        <w:r>
+          <w:rPr>
+            <w:rStyle w:val="Lienhypertexte"/>
+          </w:rPr>
+          <w:t>https://github.com/Darkzveller/TP_1_IOT_S7_polytech_sorbonne</w:t>
+        </w:r>
+      </w:hyperlink>
+    </w:p>
+    <w:p/>
+    <w:p>
+      <w:pPr>
+        <w:pStyle w:val="Titre1"/>
+      </w:pPr>
+      <w:bookmarkStart w:id="6" w:name="_Toc220235745"/>
+      <w:bookmarkStart w:id="7" w:name="_Toc241347265"/>
+      <w:r>
+        <w:lastRenderedPageBreak/>
+        <w:t>Démarche suivie</w:t>
+      </w:r>
+      <w:bookmarkEnd w:id="6"/>
+      <w:bookmarkEnd w:id="7"/>
+      <w:r>
+        <w:t xml:space="preserve"> </w:t>
+      </w:r>
+    </w:p>
+    <w:p>
+      <w:r>
+        <w:t>La réalisation du TP a été effectuée progressivement afin de tester chaque partie du système indépendamment avant de les regrouper.</w:t>
+      </w:r>
+    </w:p>
+    <w:p>
+      <w:r>
+        <w:t>Le dossier Esp32_DHt_11 correspond à la première étape du TP. Il permet de vérifier le fonctionnement du capteur DHT11 et de lire localement la température et l’humidité sur le moniteur série.</w:t>
+      </w:r>
+    </w:p>
+    <w:p>
+      <w:r>
+        <w:t>Le dossier Esp32_to_Node_red permet de tester la communication HTTP POST entre l’ESP32 et Node-RED à l’aide d’un simple compteur, afin de valider la connexion Wi-Fi et les échanges réseau.</w:t>
+      </w:r>
+    </w:p>
+    <w:p>
+      <w:r>
+        <w:t>Le dossier Esp32_to_Node_red_et_DHT11 correspond à la version REST complète. L’ESP32 envoie à Node-RED le compteur, la température et l’humidité, puis récupère l’état de la LED à l’aide d’une requête GET.</w:t>
+      </w:r>
+    </w:p>
+    <w:p>
+      <w:r>
+        <w:t>Le dossier Esp32_to_Mosquitto_et_DHT11 contient la version MQTT. L’ESP32 publie les mesures du DHT11 vers Mosquitto et reçoit les commandes permettant de contrôler la LED.</w:t>
+      </w:r>
+    </w:p>
+    <w:p>
+      <w:r>
+        <w:t>Enfin, le dossier Node_red_architecture contient le flow Node-RED utilisé pour les échanges, le traitement et la visualisation des données.</w:t>
+      </w:r>
+    </w:p>
+    <w:p>
+      <w:r>
+        <w:t xml:space="preserve">Voici donc l’arborescence générale du projet : </w:t>
+      </w:r>
+    </w:p>
+    <w:p>
+      <w:pPr>
+        <w:keepNext/>
+      </w:pPr>
+      <w:r>
+        <w:rPr>
+          <w:noProof/>
+        </w:rPr>
+        <w:lastRenderedPageBreak/>
+        <w:drawing>
+          <wp:inline distT="0" distB="0" distL="0" distR="0" wp14:anchorId="79AC1D97" wp14:editId="5F8B163E">
+            <wp:extent cx="5760720" cy="6788150"/>
+            <wp:effectExtent l="0" t="0" r="0" b="0"/>
+            <wp:docPr id="23" name="Image 23"/>
+            <wp:cNvGraphicFramePr>
+              <a:graphicFrameLocks xmlns:a="http://schemas.openxmlformats.org/drawingml/2006/main" noChangeAspect="1"/>
+            </wp:cNvGraphicFramePr>
+            <a:graphic xmlns:a="http://schemas.openxmlformats.org/drawingml/2006/main">
+              <a:graphicData uri="http://schemas.openxmlformats.org/drawingml/2006/picture">
+                <pic:pic xmlns:pic="http://schemas.openxmlformats.org/drawingml/2006/picture">
+                  <pic:nvPicPr>
+                    <pic:cNvPr id="1" name=""/>
+                    <pic:cNvPicPr/>
+                  </pic:nvPicPr>
+                  <pic:blipFill>
+                    <a:blip r:embed="rId12"/>
+                    <a:stretch>
+                      <a:fillRect/>
+                    </a:stretch>
+                  </pic:blipFill>
+                  <pic:spPr>
+                    <a:xfrm>
+                      <a:off x="0" y="0"/>
+                      <a:ext cx="5760720" cy="6788150"/>
+                    </a:xfrm>
+                    <a:prstGeom prst="rect">
+                      <a:avLst/>
+                    </a:prstGeom>
+                  </pic:spPr>
+                </pic:pic>
+              </a:graphicData>
+            </a:graphic>
+          </wp:inline>
+        </w:drawing>
+      </w:r>
+    </w:p>
+    <w:p>
+      <w:pPr>
+        <w:pStyle w:val="Lgende"/>
+      </w:pPr>
+      <w:r>
+        <w:t xml:space="preserve">Figure </w:t>
+      </w:r>
+      <w:r>
+        <w:fldChar w:fldCharType="begin"/>
+      </w:r>
+      <w:r>
+        <w:instrText xml:space="preserve"> SEQ Figure \* ARABIC </w:instrText>
+      </w:r>
+      <w:r>
+        <w:fldChar w:fldCharType="separate"/>
+      </w:r>
+      <w:r>
+        <w:rPr>
+          <w:noProof/>
+        </w:rPr>
+        <w:t>2</w:t>
+      </w:r>
+      <w:r>
+        <w:fldChar w:fldCharType="end"/>
+      </w:r>
+      <w:r>
+        <w:t xml:space="preserve"> : Arborescence générale du répertoire</w:t>
+      </w:r>
+    </w:p>
+    <w:p>
+      <w:pPr>
+        <w:pStyle w:val="Titre1"/>
+      </w:pPr>
+      <w:bookmarkStart w:id="8" w:name="_Toc241347266"/>
+      <w:r>
+        <w:t xml:space="preserve">Explication </w:t>
+      </w:r>
+      <w:r>
+        <w:t xml:space="preserve">briève </w:t>
+      </w:r>
+      <w:r>
+        <w:t>de la configuration de l’http REST</w:t>
+      </w:r>
+      <w:bookmarkEnd w:id="8"/>
+    </w:p>
+    <w:p>
+      <w:r>
+        <w:t xml:space="preserve">Voici l’architecture employé cette partie du tp: </w:t>
+      </w:r>
+    </w:p>
+    <w:p/>
+    <w:p>
+      <w:pPr>
+        <w:keepNext/>
+        <w:jc w:val="center"/>
+      </w:pPr>
+      <w:r>
+        <w:rPr>
+          <w:noProof/>
+        </w:rPr>
+        <w:lastRenderedPageBreak/>
+        <w:drawing>
+          <wp:inline distT="0" distB="0" distL="0" distR="0" wp14:anchorId="0E50B570" wp14:editId="400545BF">
+            <wp:extent cx="5760720" cy="1198880"/>
+            <wp:effectExtent l="19050" t="19050" r="11430" b="20320"/>
+            <wp:docPr id="26" name="Image 26"/>
+            <wp:cNvGraphicFramePr>
+              <a:graphicFrameLocks xmlns:a="http://schemas.openxmlformats.org/drawingml/2006/main" noChangeAspect="1"/>
+            </wp:cNvGraphicFramePr>
+            <a:graphic xmlns:a="http://schemas.openxmlformats.org/drawingml/2006/main">
+              <a:graphicData uri="http://schemas.openxmlformats.org/drawingml/2006/picture">
+                <pic:pic xmlns:pic="http://schemas.openxmlformats.org/drawingml/2006/picture">
+                  <pic:nvPicPr>
+                    <pic:cNvPr id="1" name=""/>
+                    <pic:cNvPicPr/>
+                  </pic:nvPicPr>
+                  <pic:blipFill>
+                    <a:blip r:embed="rId13"/>
+                    <a:stretch>
+                      <a:fillRect/>
+                    </a:stretch>
+                  </pic:blipFill>
+                  <pic:spPr>
+                    <a:xfrm>
+                      <a:off x="0" y="0"/>
+                      <a:ext cx="5760720" cy="1198880"/>
+                    </a:xfrm>
+                    <a:prstGeom prst="roundRect">
+                      <a:avLst/>
+                    </a:prstGeom>
+                    <a:ln>
+                      <a:solidFill>
+                        <a:schemeClr val="bg2">
+                          <a:lumMod val="75000"/>
+                        </a:schemeClr>
+                      </a:solidFill>
+                    </a:ln>
+                  </pic:spPr>
+                </pic:pic>
+              </a:graphicData>
+            </a:graphic>
+          </wp:inline>
+        </w:drawing>
+      </w:r>
+    </w:p>
+    <w:p>
+      <w:pPr>
+        <w:pStyle w:val="Lgende"/>
+      </w:pPr>
+      <w:r>
+        <w:t xml:space="preserve">Figure </w:t>
+      </w:r>
+      <w:r>
+        <w:fldChar w:fldCharType="begin"/>
+      </w:r>
+      <w:r>
+        <w:instrText xml:space="preserve"> SEQ Figure \* ARABIC </w:instrText>
+      </w:r>
+      <w:r>
+        <w:fldChar w:fldCharType="separate"/>
+      </w:r>
+      <w:r>
+        <w:rPr>
+          <w:noProof/>
+        </w:rPr>
+        <w:t>3</w:t>
+      </w:r>
+      <w:r>
+        <w:fldChar w:fldCharType="end"/>
+      </w:r>
+      <w:r>
+        <w:t xml:space="preserve"> </w:t>
+      </w:r>
+      <w:r>
+        <w:t xml:space="preserve">: Architecture </w:t>
+      </w:r>
+      <w:r>
+        <w:t>http REST</w:t>
+      </w:r>
+    </w:p>
+    <w:p>
+      <w:pPr>
+        <w:pStyle w:val="Titre2"/>
+      </w:pPr>
+      <w:bookmarkStart w:id="9" w:name="_Toc241347267"/>
+      <w:r>
+        <w:t>Code ESP32</w:t>
+      </w:r>
+      <w:bookmarkEnd w:id="9"/>
+    </w:p>
+    <w:p>
+      <w:r>
+        <w:t xml:space="preserve">L’ESP32 commence par se connecter au réseau Wi-Fi à l’aide de la fonction </w:t>
+      </w:r>
+      <w:r>
+        <w:rPr>
+          <w:rFonts w:ascii="Courier New" w:hAnsi="Courier New" w:cs="Courier New"/>
+          <w:sz w:val="20"/>
+          <w:szCs w:val="20"/>
+        </w:rPr>
+        <w:t>WiFi.begin(ssid, password)</w:t>
+      </w:r>
+      <w:r>
+        <w:t>. Une fois la connexion établie, il peut communiquer avec Node-RED en utilisant le protocole HTTP.</w:t>
+      </w:r>
+    </w:p>
+    <w:p>
+      <w:r>
+        <w:t xml:space="preserve">Deux routes sont utilisées dans Node-RED. La route </w:t>
+      </w:r>
+      <w:r>
+        <w:rPr>
+          <w:rFonts w:ascii="Courier New" w:hAnsi="Courier New" w:cs="Courier New"/>
+          <w:sz w:val="20"/>
+          <w:szCs w:val="20"/>
+        </w:rPr>
+        <w:t>/donnes</w:t>
+      </w:r>
+      <w:r>
+        <w:t xml:space="preserve"> permet à l’ESP32 d’envoyer les différentes mesures à l’aide d’une requête </w:t>
+      </w:r>
       <w:r>
         <w:rPr>
           <w:b/>
           <w:bCs/>
         </w:rPr>
-        <w:t>Configuration REST</w:t>
-      </w:r>
-    </w:p>
-    <w:p>
-      <w:r>
-        <w:t>Dans la version REST :</w:t>
-      </w:r>
-    </w:p>
-    <w:p>
-      <w:pPr>
+        <w:t>HTTP POST</w:t>
+      </w:r>
+      <w:r>
+        <w:t xml:space="preserve">, tandis que la route </w:t>
+      </w:r>
+      <w:r>
+        <w:rPr>
+          <w:rFonts w:ascii="Courier New" w:hAnsi="Courier New" w:cs="Courier New"/>
+          <w:sz w:val="20"/>
+          <w:szCs w:val="20"/>
+        </w:rPr>
+        <w:t>/button</w:t>
+      </w:r>
+      <w:r>
+        <w:t xml:space="preserve"> permet de récupérer l’état souhaité de la LED avec une requête </w:t>
+      </w:r>
+      <w:r>
+        <w:rPr>
+          <w:b/>
+          <w:bCs/>
+        </w:rPr>
+        <w:t>HTTP GET</w:t>
+      </w:r>
+      <w:r>
+        <w:t>.</w:t>
+      </w:r>
+    </w:p>
+    <w:p>
+      <w:r>
+        <w:t xml:space="preserve">Pour envoyer les données, l’ESP32 utilise la bibliothèque </w:t>
+      </w:r>
+      <w:r>
+        <w:rPr>
+          <w:rFonts w:ascii="Courier New" w:hAnsi="Courier New" w:cs="Courier New"/>
+          <w:sz w:val="20"/>
+          <w:szCs w:val="20"/>
+        </w:rPr>
+        <w:t>HTTPClient</w:t>
+      </w:r>
+      <w:r>
+        <w:t xml:space="preserve">. Le format des données est précisé avec l’en-tête </w:t>
+      </w:r>
+      <w:r>
+        <w:rPr>
+          <w:rFonts w:ascii="Courier New" w:hAnsi="Courier New" w:cs="Courier New"/>
+          <w:sz w:val="20"/>
+          <w:szCs w:val="20"/>
+        </w:rPr>
+        <w:t>Content-Type: application/x-www-form-urlencoded</w:t>
+      </w:r>
+      <w:r>
+        <w:t xml:space="preserve">. Les valeurs du compteur, de la température et de l’humidité sont ensuite regroupées sous la forme </w:t>
+      </w:r>
+      <w:r>
+        <w:rPr>
+          <w:rFonts w:ascii="Courier New" w:hAnsi="Courier New" w:cs="Courier New"/>
+          <w:sz w:val="20"/>
+          <w:szCs w:val="20"/>
+        </w:rPr>
+        <w:t>compteur=...&amp;hum=...&amp;temp=...</w:t>
+      </w:r>
+      <w:r>
+        <w:t xml:space="preserve">, puis envoyées à Node-RED avec la fonction </w:t>
+      </w:r>
+      <w:r>
+        <w:rPr>
+          <w:rFonts w:ascii="Courier New" w:hAnsi="Courier New" w:cs="Courier New"/>
+          <w:sz w:val="20"/>
+          <w:szCs w:val="20"/>
+        </w:rPr>
+        <w:t>httpPOST.POST(...)</w:t>
+      </w:r>
+      <w:r>
+        <w:t>.</w:t>
+      </w:r>
+    </w:p>
+    <w:p>
+      <w:r>
+        <w:t xml:space="preserve">Dans l’autre sens, l’ESP32 effectue régulièrement une requête GET sur la route </w:t>
+      </w:r>
+      <w:r>
+        <w:rPr>
+          <w:rFonts w:ascii="Courier New" w:hAnsi="Courier New" w:cs="Courier New"/>
+          <w:sz w:val="20"/>
+          <w:szCs w:val="20"/>
+        </w:rPr>
+        <w:t>/button</w:t>
+      </w:r>
+      <w:r>
+        <w:t xml:space="preserve">. Node-RED renvoie alors une valeur </w:t>
+      </w:r>
+      <w:r>
+        <w:rPr>
+          <w:rFonts w:ascii="Courier New" w:hAnsi="Courier New" w:cs="Courier New"/>
+          <w:sz w:val="20"/>
+          <w:szCs w:val="20"/>
+        </w:rPr>
+        <w:t>"1"</w:t>
+      </w:r>
+      <w:r>
+        <w:t xml:space="preserve"> ou </w:t>
+      </w:r>
+      <w:r>
+        <w:rPr>
+          <w:rFonts w:ascii="Courier New" w:hAnsi="Courier New" w:cs="Courier New"/>
+          <w:sz w:val="20"/>
+          <w:szCs w:val="20"/>
+        </w:rPr>
+        <w:t>"0"</w:t>
+      </w:r>
+      <w:r>
+        <w:t xml:space="preserve">. La valeur </w:t>
+      </w:r>
+      <w:r>
+        <w:rPr>
+          <w:rFonts w:ascii="Courier New" w:hAnsi="Courier New" w:cs="Courier New"/>
+          <w:sz w:val="20"/>
+          <w:szCs w:val="20"/>
+        </w:rPr>
+        <w:t>"1"</w:t>
+      </w:r>
+      <w:r>
+        <w:t xml:space="preserve"> permet d’allumer la LED de l’ESP32, tandis que la valeur </w:t>
+      </w:r>
+      <w:r>
+        <w:rPr>
+          <w:rFonts w:ascii="Courier New" w:hAnsi="Courier New" w:cs="Courier New"/>
+          <w:sz w:val="20"/>
+          <w:szCs w:val="20"/>
+        </w:rPr>
+        <w:t>"0"</w:t>
+      </w:r>
+      <w:r>
+        <w:t xml:space="preserve"> permet de l’éteindre.</w:t>
+      </w:r>
+    </w:p>
+    <w:p>
+      <w:r>
+        <w:t>Enfin, les codes de réponse HTTP ainsi que les données envoyées et reçues sont affichés dans le moniteur série. Cela permet de vérifier que la communication entre l’ESP32 et Node-RED fonctionne correctement.</w:t>
+      </w:r>
+    </w:p>
+    <w:p>
+      <w:r>
+        <w:t xml:space="preserve">Une correction est également nécessaire concernant la lecture du capteur DHT11. Dans le code, les valeurs de température et d’humidité sont inversées. La température doit être récupérée avec </w:t>
+      </w:r>
+      <w:r>
+        <w:rPr>
+          <w:rFonts w:ascii="Courier New" w:hAnsi="Courier New" w:cs="Courier New"/>
+          <w:sz w:val="20"/>
+          <w:szCs w:val="20"/>
+        </w:rPr>
+        <w:t>dht.readTemperature()</w:t>
+      </w:r>
+      <w:r>
+        <w:t xml:space="preserve"> et l’humidité avec </w:t>
+      </w:r>
+      <w:r>
+        <w:rPr>
+          <w:rFonts w:ascii="Courier New" w:hAnsi="Courier New" w:cs="Courier New"/>
+          <w:sz w:val="20"/>
+          <w:szCs w:val="20"/>
+        </w:rPr>
+        <w:t>dht.readHumidity()</w:t>
+      </w:r>
+      <w:r>
+        <w:t>.</w:t>
+      </w:r>
+    </w:p>
+    <w:p>
+      <w:pPr>
+        <w:pStyle w:val="Titre2"/>
+      </w:pPr>
+      <w:bookmarkStart w:id="10" w:name="_Toc241347268"/>
+      <w:r>
+        <w:t>Node-RED</w:t>
+      </w:r>
+      <w:bookmarkEnd w:id="10"/>
+    </w:p>
+    <w:p>
+      <w:r>
+        <w:t>Dans cette partie, Node-RED est utilisé comme serveur REST afin de communiquer avec l’ESP32. Une première route HTTP POST /donnes permet de recevoir les données envoyées par la carte.</w:t>
+      </w:r>
+    </w:p>
+    <w:p>
+      <w:r>
+        <w:lastRenderedPageBreak/>
+        <w:t>Les données reçues contiennent la température, l’humidité ainsi que la valeur du compteur. Elles sont ensuite séparées à l’aide de plusieurs nœuds function. Chaque valeur est envoyée vers l’affichage correspondant dans le dashboard Node-RED, notamment Temperature, Humiditer et Compteur.</w:t>
+      </w:r>
+    </w:p>
+    <w:p>
+      <w:r>
+        <w:t>Des nœuds debug sont également présents dans le flow. Ils permettent d’observer directement les données reçues et de faciliter la recherche d’erreurs pendant les différents tests. Une fois les données traitées, le nœud response renvoie une réponse HTTP à l’ESP32 afin de terminer correctement la requête POST.</w:t>
+      </w:r>
+    </w:p>
+    <w:p>
+      <w:r>
+        <w:t>Pour commander la LED, un switch est présent dans le dashboard Node-RED. L’état sélectionné par l’utilisateur est traité par un nœud function, puis conservé afin que l’ESP32 puisse venir le récupérer.</w:t>
+      </w:r>
+    </w:p>
+    <w:p>
+      <w:r>
+        <w:t>L’ESP32 effectue alors une requête HTTP GET sur la route /button. Node-RED lui renvoie l’état actuel de la LED sous la forme d’une valeur 1 ou 0. La valeur 1 correspond à l’allumage de la LED, tandis que la valeur 0 correspond à son extinction. Le nœud Réponse LED permet de terminer la requête HTTP et de transmettre cette valeur à l’ESP32.</w:t>
+      </w:r>
+    </w:p>
+    <w:p>
+      <w:r>
+        <w:t>Ainsi, Node-RED joue ici le rôle de serveur REST. Il reçoit les différentes mesures de l’ESP32 avec la requête POST /donnes et transmet en retour l’état de la LED grâce à la requête GET /button.</w:t>
+      </w:r>
+    </w:p>
+    <w:p>
+      <w:pPr>
+        <w:keepNext/>
+        <w:jc w:val="center"/>
+      </w:pPr>
+      <w:r>
+        <w:rPr>
+          <w:noProof/>
+        </w:rPr>
+        <w:lastRenderedPageBreak/>
+        <w:drawing>
+          <wp:inline distT="0" distB="0" distL="0" distR="0" wp14:anchorId="0F2355F7" wp14:editId="13348FE3">
+            <wp:extent cx="5760720" cy="5009515"/>
+            <wp:effectExtent l="19050" t="19050" r="11430" b="19685"/>
+            <wp:docPr id="1" name="Image 1"/>
+            <wp:cNvGraphicFramePr>
+              <a:graphicFrameLocks xmlns:a="http://schemas.openxmlformats.org/drawingml/2006/main" noChangeAspect="1"/>
+            </wp:cNvGraphicFramePr>
+            <a:graphic xmlns:a="http://schemas.openxmlformats.org/drawingml/2006/main">
+              <a:graphicData uri="http://schemas.openxmlformats.org/drawingml/2006/picture">
+                <pic:pic xmlns:pic="http://schemas.openxmlformats.org/drawingml/2006/picture">
+                  <pic:nvPicPr>
+                    <pic:cNvPr id="1" name=""/>
+                    <pic:cNvPicPr/>
+                  </pic:nvPicPr>
+                  <pic:blipFill>
+                    <a:blip r:embed="rId14"/>
+                    <a:stretch>
+                      <a:fillRect/>
+                    </a:stretch>
+                  </pic:blipFill>
+                  <pic:spPr>
+                    <a:xfrm>
+                      <a:off x="0" y="0"/>
+                      <a:ext cx="5760720" cy="5009515"/>
+                    </a:xfrm>
+                    <a:prstGeom prst="roundRect">
+                      <a:avLst/>
+                    </a:prstGeom>
+                    <a:ln>
+                      <a:solidFill>
+                        <a:schemeClr val="bg2">
+                          <a:lumMod val="75000"/>
+                        </a:schemeClr>
+                      </a:solidFill>
+                    </a:ln>
+                  </pic:spPr>
+                </pic:pic>
+              </a:graphicData>
+            </a:graphic>
+          </wp:inline>
+        </w:drawing>
+      </w:r>
+    </w:p>
+    <w:p>
+      <w:pPr>
+        <w:pStyle w:val="Lgende"/>
+      </w:pPr>
+      <w:r>
+        <w:t xml:space="preserve">Figure </w:t>
+      </w:r>
+      <w:r>
+        <w:fldChar w:fldCharType="begin"/>
+      </w:r>
+      <w:r>
+        <w:instrText xml:space="preserve"> SEQ Figure \* ARABIC </w:instrText>
+      </w:r>
+      <w:r>
+        <w:fldChar w:fldCharType="separate"/>
+      </w:r>
+      <w:r>
+        <w:rPr>
+          <w:noProof/>
+        </w:rPr>
+        <w:t>4</w:t>
+      </w:r>
+      <w:r>
+        <w:fldChar w:fldCharType="end"/>
+      </w:r>
+      <w:r>
+        <w:t xml:space="preserve"> : Flow REST</w:t>
+      </w:r>
+    </w:p>
+    <w:p>
+      <w:pPr>
+        <w:jc w:val="center"/>
+      </w:pPr>
+    </w:p>
+    <w:p>
+      <w:r>
+        <w:t>Les fonctions 5 et 6 permettent de faire le lien entre le switch du dashboard et l’ESP32. La première convertit et mémorise l’état du switch dans une variable flow, tandis que la seconde récupère cette valeur lors de la requête GET afin de la transmettre à l’ESP32.</w:t>
+      </w:r>
+    </w:p>
+    <w:p>
+      <w:pPr>
+        <w:pStyle w:val="Titre1"/>
+      </w:pPr>
+      <w:bookmarkStart w:id="11" w:name="_Toc241347269"/>
+      <w:r>
+        <w:t xml:space="preserve">Explication </w:t>
+      </w:r>
+      <w:r>
+        <w:t xml:space="preserve">briève </w:t>
+      </w:r>
+      <w:r>
+        <w:t xml:space="preserve">de la configuration </w:t>
+      </w:r>
+      <w:r>
+        <w:t>du broker</w:t>
+      </w:r>
+      <w:bookmarkEnd w:id="11"/>
+    </w:p>
+    <w:p>
+      <w:r>
+        <w:t xml:space="preserve">Voici l’architecture employé sur cette part mosquitto : </w:t>
+      </w:r>
+    </w:p>
+    <w:p>
+      <w:pPr>
+        <w:keepNext/>
+        <w:jc w:val="center"/>
+      </w:pPr>
+      <w:r>
+        <w:rPr>
+          <w:noProof/>
+        </w:rPr>
+        <w:lastRenderedPageBreak/>
+        <w:drawing>
+          <wp:inline distT="0" distB="0" distL="0" distR="0" wp14:anchorId="5CDC46AD" wp14:editId="60119E0D">
+            <wp:extent cx="5760720" cy="1089660"/>
+            <wp:effectExtent l="19050" t="19050" r="11430" b="15240"/>
+            <wp:docPr id="24" name="Image 24"/>
+            <wp:cNvGraphicFramePr>
+              <a:graphicFrameLocks xmlns:a="http://schemas.openxmlformats.org/drawingml/2006/main" noChangeAspect="1"/>
+            </wp:cNvGraphicFramePr>
+            <a:graphic xmlns:a="http://schemas.openxmlformats.org/drawingml/2006/main">
+              <a:graphicData uri="http://schemas.openxmlformats.org/drawingml/2006/picture">
+                <pic:pic xmlns:pic="http://schemas.openxmlformats.org/drawingml/2006/picture">
+                  <pic:nvPicPr>
+                    <pic:cNvPr id="1" name=""/>
+                    <pic:cNvPicPr/>
+                  </pic:nvPicPr>
+                  <pic:blipFill>
+                    <a:blip r:embed="rId15"/>
+                    <a:stretch>
+                      <a:fillRect/>
+                    </a:stretch>
+                  </pic:blipFill>
+                  <pic:spPr>
+                    <a:xfrm>
+                      <a:off x="0" y="0"/>
+                      <a:ext cx="5760720" cy="1089660"/>
+                    </a:xfrm>
+                    <a:prstGeom prst="roundRect">
+                      <a:avLst/>
+                    </a:prstGeom>
+                    <a:ln>
+                      <a:solidFill>
+                        <a:schemeClr val="bg2">
+                          <a:lumMod val="75000"/>
+                        </a:schemeClr>
+                      </a:solidFill>
+                    </a:ln>
+                  </pic:spPr>
+                </pic:pic>
+              </a:graphicData>
+            </a:graphic>
+          </wp:inline>
+        </w:drawing>
+      </w:r>
+    </w:p>
+    <w:p>
+      <w:pPr>
+        <w:pStyle w:val="Lgende"/>
+      </w:pPr>
+      <w:r>
+        <w:t xml:space="preserve">Figure </w:t>
+      </w:r>
+      <w:r>
+        <w:fldChar w:fldCharType="begin"/>
+      </w:r>
+      <w:r>
+        <w:instrText xml:space="preserve"> SEQ Figure \* ARABIC </w:instrText>
+      </w:r>
+      <w:r>
+        <w:fldChar w:fldCharType="separate"/>
+      </w:r>
+      <w:r>
+        <w:rPr>
+          <w:noProof/>
+        </w:rPr>
+        <w:t>5</w:t>
+      </w:r>
+      <w:r>
+        <w:fldChar w:fldCharType="end"/>
+      </w:r>
+      <w:r>
+        <w:t xml:space="preserve"> : Architecture MQTT</w:t>
+      </w:r>
+    </w:p>
+    <w:p>
+      <w:pPr>
+        <w:pStyle w:val="Titre2"/>
+      </w:pPr>
+      <w:bookmarkStart w:id="12" w:name="_Toc241347270"/>
+      <w:r>
+        <w:t>Code ESP32</w:t>
+      </w:r>
+      <w:bookmarkEnd w:id="12"/>
+    </w:p>
+    <w:p>
+      <w:r>
+        <w:t xml:space="preserve">Dans cette partie, l’ESP32 commence par se connecter au réseau Wi-Fi, puis au broker MQTT Mosquitto à l’aide de l’adresse IP du PC et du port </w:t>
+      </w:r>
+      <w:r>
+        <w:rPr>
+          <w:rFonts w:ascii="Courier New" w:hAnsi="Courier New" w:cs="Courier New"/>
+          <w:sz w:val="20"/>
+          <w:szCs w:val="20"/>
+        </w:rPr>
+        <w:t>1883</w:t>
+      </w:r>
+      <w:r>
+        <w:t xml:space="preserve">. La bibliothèque </w:t>
+      </w:r>
+      <w:r>
+        <w:rPr>
+          <w:rFonts w:ascii="Courier New" w:hAnsi="Courier New" w:cs="Courier New"/>
+          <w:sz w:val="20"/>
+          <w:szCs w:val="20"/>
+        </w:rPr>
+        <w:t>PubSubClient</w:t>
+      </w:r>
+      <w:r>
+        <w:t xml:space="preserve"> est utilisée pour gérer l’ensemble des échanges MQTT entre l’ESP32 et le broker.</w:t>
+      </w:r>
+    </w:p>
+    <w:p>
+      <w:r>
+        <w:t xml:space="preserve">Dans la fonction </w:t>
+      </w:r>
+      <w:r>
+        <w:rPr>
+          <w:rFonts w:ascii="Courier New" w:hAnsi="Courier New" w:cs="Courier New"/>
+          <w:sz w:val="20"/>
+          <w:szCs w:val="20"/>
+        </w:rPr>
+        <w:t>setup()</w:t>
+      </w:r>
+      <w:r>
+        <w:t xml:space="preserve">, le serveur MQTT est configuré avec </w:t>
+      </w:r>
+      <w:r>
+        <w:rPr>
+          <w:rFonts w:ascii="Courier New" w:hAnsi="Courier New" w:cs="Courier New"/>
+          <w:sz w:val="20"/>
+          <w:szCs w:val="20"/>
+        </w:rPr>
+        <w:t>client.setServer(mqtt_server, 1883)</w:t>
+      </w:r>
+      <w:r>
+        <w:t xml:space="preserve">. La fonction </w:t>
+      </w:r>
+      <w:r>
+        <w:rPr>
+          <w:rFonts w:ascii="Courier New" w:hAnsi="Courier New" w:cs="Courier New"/>
+          <w:sz w:val="20"/>
+          <w:szCs w:val="20"/>
+        </w:rPr>
+        <w:t>client.setCallback(callback)</w:t>
+      </w:r>
+      <w:r>
+        <w:t xml:space="preserve"> permet également d’indiquer quelle fonction devra être exécutée lorsqu’un nouveau message MQTT est reçu par l’ESP32.</w:t>
+      </w:r>
+    </w:p>
+    <w:p>
+      <w:r>
+        <w:t xml:space="preserve">Dans la boucle principale, le programme vérifie régulièrement que l’ESP32 est toujours connecté au broker Mosquitto. Si la connexion est perdue, la fonction </w:t>
+      </w:r>
+      <w:r>
+        <w:rPr>
+          <w:rFonts w:ascii="Courier New" w:hAnsi="Courier New" w:cs="Courier New"/>
+          <w:sz w:val="20"/>
+          <w:szCs w:val="20"/>
+        </w:rPr>
+        <w:t>reconnect()</w:t>
+      </w:r>
+      <w:r>
+        <w:t xml:space="preserve"> tente automatiquement de la rétablir. Une fois connecté, </w:t>
+      </w:r>
+      <w:r>
+        <w:rPr>
+          <w:rFonts w:ascii="Courier New" w:hAnsi="Courier New" w:cs="Courier New"/>
+          <w:sz w:val="20"/>
+          <w:szCs w:val="20"/>
+        </w:rPr>
+        <w:t>client.loop()</w:t>
+      </w:r>
+      <w:r>
+        <w:t xml:space="preserve"> permet de maintenir la communication MQTT et de traiter les éventuels messages reçus.</w:t>
+      </w:r>
+    </w:p>
+    <w:p>
+      <w:r>
+        <w:t xml:space="preserve">Environ toutes les 500 ms, l’ESP32 effectue une nouvelle lecture du capteur DHT11. La température est ensuite publiée sur le topic </w:t>
+      </w:r>
+      <w:r>
+        <w:rPr>
+          <w:rFonts w:ascii="Courier New" w:hAnsi="Courier New" w:cs="Courier New"/>
+          <w:sz w:val="20"/>
+          <w:szCs w:val="20"/>
+        </w:rPr>
+        <w:t>esp32/temperature</w:t>
+      </w:r>
+      <w:r>
+        <w:t xml:space="preserve">, tandis que l’humidité est publiée sur le topic </w:t>
+      </w:r>
+      <w:r>
+        <w:rPr>
+          <w:rFonts w:ascii="Courier New" w:hAnsi="Courier New" w:cs="Courier New"/>
+          <w:sz w:val="20"/>
+          <w:szCs w:val="20"/>
+        </w:rPr>
+        <w:t>esp32/humidity</w:t>
+      </w:r>
+      <w:r>
+        <w:t xml:space="preserve">. Avant l’envoi, les valeurs numériques sont converties en chaînes de caractères à l’aide de la fonction </w:t>
+      </w:r>
+      <w:r>
+        <w:rPr>
+          <w:rFonts w:ascii="Courier New" w:hAnsi="Courier New" w:cs="Courier New"/>
+          <w:sz w:val="20"/>
+          <w:szCs w:val="20"/>
+        </w:rPr>
+        <w:t>dtostrf()</w:t>
+      </w:r>
+      <w:r>
+        <w:t xml:space="preserve">, puis transmises au broker avec </w:t>
+      </w:r>
+      <w:r>
+        <w:rPr>
+          <w:rFonts w:ascii="Courier New" w:hAnsi="Courier New" w:cs="Courier New"/>
+          <w:sz w:val="20"/>
+          <w:szCs w:val="20"/>
+        </w:rPr>
+        <w:t>client.publish()</w:t>
+      </w:r>
+      <w:r>
+        <w:t>.</w:t>
+      </w:r>
+    </w:p>
+    <w:p>
+      <w:r>
+        <w:t xml:space="preserve">Dans l’autre sens, l’ESP32 s’abonne au topic </w:t>
+      </w:r>
+      <w:r>
+        <w:rPr>
+          <w:rFonts w:ascii="Courier New" w:hAnsi="Courier New" w:cs="Courier New"/>
+          <w:sz w:val="20"/>
+          <w:szCs w:val="20"/>
+        </w:rPr>
+        <w:t>esp32/output</w:t>
+      </w:r>
+      <w:r>
+        <w:t xml:space="preserve"> grâce à la fonction </w:t>
+      </w:r>
+      <w:r>
+        <w:rPr>
+          <w:rFonts w:ascii="Courier New" w:hAnsi="Courier New" w:cs="Courier New"/>
+          <w:sz w:val="20"/>
+          <w:szCs w:val="20"/>
+        </w:rPr>
+        <w:t>client.subscribe("esp32/output")</w:t>
+      </w:r>
+      <w:r>
+        <w:t>. Ce topic permet notamment de recevoir une commande provenant de Node-RED afin de modifier l’état de la LED présente sur l’ESP32.</w:t>
+      </w:r>
+    </w:p>
+    <w:p>
+      <w:r>
+        <w:t xml:space="preserve">La fonction </w:t>
+      </w:r>
+      <w:r>
+        <w:rPr>
+          <w:rFonts w:ascii="Courier New" w:hAnsi="Courier New" w:cs="Courier New"/>
+          <w:sz w:val="20"/>
+          <w:szCs w:val="20"/>
+        </w:rPr>
+        <w:t>callback()</w:t>
+      </w:r>
+      <w:r>
+        <w:t xml:space="preserve"> est appelée automatiquement lorsqu’un nouveau message est reçu sur un topic auquel l’ESP32 est abonné. Elle récupère le nom du topic concerné, le contenu du message ainsi que sa taille. Comme le message est reçu sous forme de tableau d’octets, il est d’abord reconstruit dans une chaîne de caractères afin de pouvoir être comparé facilement.</w:t>
+      </w:r>
+    </w:p>
+    <w:p>
+      <w:r>
+        <w:t xml:space="preserve">Le programme vérifie ensuite que le message reçu provient bien du topic </w:t>
+      </w:r>
+      <w:r>
+        <w:rPr>
+          <w:rFonts w:ascii="Courier New" w:hAnsi="Courier New" w:cs="Courier New"/>
+          <w:sz w:val="20"/>
+          <w:szCs w:val="20"/>
+        </w:rPr>
+        <w:t>esp32/output</w:t>
+      </w:r>
+      <w:r>
+        <w:t xml:space="preserve">. Si le contenu du message est </w:t>
+      </w:r>
+      <w:r>
+        <w:rPr>
+          <w:rFonts w:ascii="Courier New" w:hAnsi="Courier New" w:cs="Courier New"/>
+          <w:sz w:val="20"/>
+          <w:szCs w:val="20"/>
+        </w:rPr>
+        <w:t>"true"</w:t>
+      </w:r>
+      <w:r>
+        <w:t xml:space="preserve">, la LED est allumée avec </w:t>
+      </w:r>
+      <w:r>
+        <w:rPr>
+          <w:rFonts w:ascii="Courier New" w:hAnsi="Courier New" w:cs="Courier New"/>
+          <w:sz w:val="20"/>
+          <w:szCs w:val="20"/>
+        </w:rPr>
+        <w:t>digitalWrite(LED_PIN, HIGH)</w:t>
+      </w:r>
+      <w:r>
+        <w:t xml:space="preserve">. À </w:t>
+      </w:r>
+      <w:r>
+        <w:lastRenderedPageBreak/>
+        <w:t xml:space="preserve">l’inverse, si le message reçu est </w:t>
+      </w:r>
+      <w:r>
+        <w:rPr>
+          <w:rFonts w:ascii="Courier New" w:hAnsi="Courier New" w:cs="Courier New"/>
+          <w:sz w:val="20"/>
+          <w:szCs w:val="20"/>
+        </w:rPr>
+        <w:t>"false"</w:t>
+      </w:r>
+      <w:r>
+        <w:t xml:space="preserve">, la LED est éteinte avec </w:t>
+      </w:r>
+      <w:r>
+        <w:rPr>
+          <w:rFonts w:ascii="Courier New" w:hAnsi="Courier New" w:cs="Courier New"/>
+          <w:sz w:val="20"/>
+          <w:szCs w:val="20"/>
+        </w:rPr>
+        <w:t>digitalWrite(LED_PIN, LOW)</w:t>
+      </w:r>
+      <w:r>
+        <w:t>.</w:t>
+      </w:r>
+    </w:p>
+    <w:p>
+      <w:r>
+        <w:t xml:space="preserve">Enfin, la fonction </w:t>
+      </w:r>
+      <w:r>
+        <w:rPr>
+          <w:rFonts w:ascii="Courier New" w:hAnsi="Courier New" w:cs="Courier New"/>
+          <w:sz w:val="20"/>
+          <w:szCs w:val="20"/>
+        </w:rPr>
+        <w:t>reconnect()</w:t>
+      </w:r>
+      <w:r>
+        <w:t xml:space="preserve"> permet de rétablir automatiquement la connexion au broker Mosquitto en cas de coupure. L’ESP32 tente alors de se reconnecter avec l’identifiant </w:t>
+      </w:r>
+      <w:r>
+        <w:rPr>
+          <w:rFonts w:ascii="Courier New" w:hAnsi="Courier New" w:cs="Courier New"/>
+          <w:sz w:val="20"/>
+          <w:szCs w:val="20"/>
+        </w:rPr>
+        <w:t>ESP32Client_Youssef</w:t>
+      </w:r>
+      <w:r>
+        <w:t xml:space="preserve">. Dès que la connexion est de nouveau établie, il se réabonne au topic </w:t>
+      </w:r>
+      <w:r>
+        <w:rPr>
+          <w:rFonts w:ascii="Courier New" w:hAnsi="Courier New" w:cs="Courier New"/>
+          <w:sz w:val="20"/>
+          <w:szCs w:val="20"/>
+        </w:rPr>
+        <w:t>esp32/output</w:t>
+      </w:r>
+      <w:r>
+        <w:t xml:space="preserve"> afin de pouvoir continuer à recevoir les commandes destinées à la LED.</w:t>
+      </w:r>
+    </w:p>
+    <w:p>
+      <w:pPr>
+        <w:pStyle w:val="Titre2"/>
+      </w:pPr>
+      <w:bookmarkStart w:id="13" w:name="_Toc241347271"/>
+      <w:r>
+        <w:t>N</w:t>
+      </w:r>
+      <w:r>
+        <w:t>ode-</w:t>
+      </w:r>
+      <w:r>
+        <w:t>RED</w:t>
+      </w:r>
+      <w:bookmarkEnd w:id="13"/>
+    </w:p>
+    <w:p>
+      <w:r>
+        <w:t>Dans cette partie, Node-RED est configuré pour communiquer avec l’ESP32 en utilisant le protocole MQTT. Le broker utilisé est Mosquitto, qui est lancé directement sur le PC. Dans la configuration des nœuds MQTT de Node-RED, l’adresse IP du PC est donc renseignée puisque c’est lui qui héberge le broker.</w:t>
+      </w:r>
+    </w:p>
+    <w:p>
+      <w:r>
+        <w:t>L’ESP32 utilise cette même adresse IP pour se connecter à Mosquitto, avec par exemple const char *mqtt_server = "192.168.109.171". La communication MQTT utilise le port standard 1883. Ainsi, Node-RED et l’ESP32 communiquent tous les deux avec le même broker Mosquitto hébergé sur le PC.</w:t>
+      </w:r>
+    </w:p>
+    <w:p>
+      <w:r>
+        <w:t>Pour récupérer les mesures provenant de l’ESP32, deux nœuds MQTT In sont utilisés dans Node-RED. Le premier est abonné au topic esp32/temperature afin de recevoir la température, tandis que le second est abonné au topic esp32/humidity pour récupérer l’humidité.</w:t>
+      </w:r>
+    </w:p>
+    <w:p>
+      <w:r>
+        <w:t>Dès que l’ESP32 publie une nouvelle mesure, Mosquitto transmet automatiquement cette valeur aux nœuds Node-RED abonnés aux topics correspondants. Les données reçues sont ensuite envoyées vers des nœuds debug afin de vérifier leur contenu, mais également vers les éléments Temperature Mqtt et Humiditer Mqtt du dashboard pour permettre leur affichage.</w:t>
+      </w:r>
+    </w:p>
+    <w:p>
+      <w:r>
+        <w:t>Pour commander la LED, un switch est utilisé dans le dashboard Node-RED. L’état sélectionné par l’utilisateur est transmis à un nœud MQTT Out configuré sur le topic esp32/output. Le switch envoie alors une valeur "true" lorsque la LED doit être allumée ou "false" lorsqu’elle doit être éteinte.</w:t>
+      </w:r>
+    </w:p>
+    <w:p>
+      <w:r>
+        <w:t>Cette valeur est publiée sur le broker Mosquitto, qui la transmet ensuite à l’ESP32. Comme l’ESP32 est abonné au topic esp32/output, sa fonction callback() est automatiquement appelée dès qu’un nouveau message est reçu. Le programme peut alors allumer ou éteindre la LED en fonction de la valeur contenue dans le message.</w:t>
+      </w:r>
+    </w:p>
+    <w:p>
+      <w:r>
+        <w:lastRenderedPageBreak/>
+        <w:t>Un nœud debug 8 est également utilisé afin de visualiser la valeur envoyée par le switch et de vérifier que la commande est correctement transmise.</w:t>
+      </w:r>
+    </w:p>
+    <w:p>
+      <w:r>
+        <w:t>Ainsi, le PC joue ici le rôle de broker MQTT central grâce à Mosquitto. L’ESP32 publie les valeurs de température et d’humidité sur différents topics, Node-RED les récupère en s’y abonnant, puis Node-RED publie à son tour l’état du switch sur esp32/output afin de commander la LED de l’ESP32.</w:t>
+      </w:r>
+    </w:p>
+    <w:p>
+      <w:pPr>
+        <w:keepNext/>
+        <w:jc w:val="center"/>
+      </w:pPr>
+      <w:r>
+        <w:rPr>
+          <w:noProof/>
+        </w:rPr>
+        <w:drawing>
+          <wp:inline distT="0" distB="0" distL="0" distR="0" wp14:anchorId="50C9B2A9" wp14:editId="4DFA4AEA">
+            <wp:extent cx="5760720" cy="3832529"/>
+            <wp:effectExtent l="19050" t="19050" r="11430" b="15875"/>
+            <wp:docPr id="25" name="Image 25"/>
+            <wp:cNvGraphicFramePr>
+              <a:graphicFrameLocks xmlns:a="http://schemas.openxmlformats.org/drawingml/2006/main" noChangeAspect="1"/>
+            </wp:cNvGraphicFramePr>
+            <a:graphic xmlns:a="http://schemas.openxmlformats.org/drawingml/2006/main">
+              <a:graphicData uri="http://schemas.openxmlformats.org/drawingml/2006/picture">
+                <pic:pic xmlns:pic="http://schemas.openxmlformats.org/drawingml/2006/picture">
+                  <pic:nvPicPr>
+                    <pic:cNvPr id="1" name=""/>
+                    <pic:cNvPicPr/>
+                  </pic:nvPicPr>
+                  <pic:blipFill rotWithShape="1">
+                    <a:blip r:embed="rId16"/>
+                    <a:srcRect b="22731"/>
+                    <a:stretch/>
+                  </pic:blipFill>
+                  <pic:spPr bwMode="auto">
+                    <a:xfrm>
+                      <a:off x="0" y="0"/>
+                      <a:ext cx="5760720" cy="3832529"/>
+                    </a:xfrm>
+                    <a:prstGeom prst="roundRect">
+                      <a:avLst/>
+                    </a:prstGeom>
+                    <a:ln>
+                      <a:solidFill>
+                        <a:schemeClr val="bg2">
+                          <a:lumMod val="75000"/>
+                        </a:schemeClr>
+                      </a:solidFill>
+                    </a:ln>
+                    <a:extLst>
+                      <a:ext uri="{53640926-AAD7-44D8-BBD7-CCE9431645EC}">
+                        <a14:shadowObscured xmlns:a14="http://schemas.microsoft.com/office/drawing/2010/main"/>
+                      </a:ext>
+                    </a:extLst>
+                  </pic:spPr>
+                </pic:pic>
+              </a:graphicData>
+            </a:graphic>
+          </wp:inline>
+        </w:drawing>
+      </w:r>
+    </w:p>
+    <w:p>
+      <w:pPr>
+        <w:pStyle w:val="Lgende"/>
+      </w:pPr>
+      <w:r>
+        <w:t xml:space="preserve">Figure </w:t>
+      </w:r>
+      <w:r>
+        <w:fldChar w:fldCharType="begin"/>
+      </w:r>
+      <w:r>
+        <w:instrText xml:space="preserve"> SEQ Figure \* ARABIC </w:instrText>
+      </w:r>
+      <w:r>
+        <w:fldChar w:fldCharType="separate"/>
+      </w:r>
+      <w:r>
+        <w:rPr>
+          <w:noProof/>
+        </w:rPr>
+        <w:t>6</w:t>
+      </w:r>
+      <w:r>
+        <w:fldChar w:fldCharType="end"/>
+      </w:r>
+      <w:r>
+        <w:t xml:space="preserve"> : flow node red mqtt</w:t>
+      </w:r>
+    </w:p>
+    <w:p/>
+    <w:p>
+      <w:pPr>
+        <w:pStyle w:val="Titre1"/>
+      </w:pPr>
+      <w:bookmarkStart w:id="14" w:name="_Toc241347272"/>
+      <w:r>
+        <w:t>Résultat</w:t>
+      </w:r>
+      <w:bookmarkEnd w:id="14"/>
+    </w:p>
+    <w:p>
+      <w:r>
+        <w:t xml:space="preserve">Pour la partie résultat, la </w:t>
+      </w:r>
+      <w:r>
+        <w:t>démonstration a</w:t>
+      </w:r>
+      <w:r>
+        <w:t xml:space="preserve"> été validé </w:t>
+      </w:r>
+      <w:r>
+        <w:t>.</w:t>
+      </w:r>
+    </w:p>
+    <w:p>
+      <w:pPr>
+        <w:pStyle w:val="Titre1"/>
+        <w:rPr>
+          <w:rFonts w:eastAsia="Times New Roman"/>
+        </w:rPr>
+      </w:pPr>
+      <w:bookmarkStart w:id="15" w:name="_Toc220235757"/>
+      <w:bookmarkStart w:id="16" w:name="_Toc241347273"/>
+      <w:r>
+        <w:rPr>
+          <w:rFonts w:eastAsia="Times New Roman"/>
+        </w:rPr>
+        <w:t>Sources</w:t>
+      </w:r>
+      <w:bookmarkEnd w:id="15"/>
+      <w:bookmarkEnd w:id="16"/>
+    </w:p>
+    <w:p>
+      <w:r>
+        <w:t>Lors de ce projet différentes sources ont été utiliser pour ce mini-projet, voici les liens de ceux-ci.</w:t>
+      </w:r>
+    </w:p>
+    <w:p>
+      <w:pPr>
+        <w:pStyle w:val="Paragraphedeliste"/>
         <w:numPr>
           <w:ilvl w:val="0"/>
-          <w:numId w:val="1"/>
+          <w:numId w:val="7"/>
         </w:numPr>
-      </w:pPr>
-      <w:proofErr w:type="gramStart"/>
-      <w:r>
-        <w:t>l’ESP</w:t>
-      </w:r>
-      <w:proofErr w:type="gramEnd"/>
-      <w:r>
-        <w:t xml:space="preserve">32 envoie les mesures du DHT11 à Node-RED avec une requête </w:t>
-      </w:r>
-      <w:r>
-        <w:rPr>
-          <w:b/>
-          <w:bCs/>
-        </w:rPr>
-        <w:t>HTTP POST /donnes</w:t>
-      </w:r>
-      <w:r>
-        <w:t xml:space="preserve"> ;</w:t>
-      </w:r>
-    </w:p>
-    <w:p>
-      <w:pPr>
+        <w:rPr>
+          <w:rFonts w:ascii="Segoe UI" w:hAnsi="Segoe UI" w:cs="Segoe UI"/>
+          <w:sz w:val="24"/>
+        </w:rPr>
+      </w:pPr>
+      <w:bookmarkStart w:id="17" w:name="_Toc220235758"/>
+      <w:r>
+        <w:rPr>
+          <w:rFonts w:ascii="Segoe UI" w:hAnsi="Segoe UI" w:cs="Segoe UI"/>
+        </w:rPr>
+        <w:t xml:space="preserve">Sujet du TP : </w:t>
+      </w:r>
+      <w:r>
+        <w:rPr>
+          <w:rStyle w:val="CodeHTML"/>
+          <w:rFonts w:ascii="Consolas" w:eastAsiaTheme="majorEastAsia" w:hAnsi="Consolas"/>
+          <w:color w:val="1F2328"/>
+        </w:rPr>
+        <w:t>TP1_architecture_REST-MQTT_2026.pdf</w:t>
+      </w:r>
+    </w:p>
+    <w:p>
+      <w:pPr>
+        <w:pStyle w:val="Paragraphedeliste"/>
         <w:numPr>
           <w:ilvl w:val="0"/>
-          <w:numId w:val="1"/>
+          <w:numId w:val="7"/>
         </w:numPr>
-      </w:pPr>
-      <w:r>
-        <w:t xml:space="preserve">Node-RED affiche les valeurs reçues sur le </w:t>
-      </w:r>
-      <w:proofErr w:type="spellStart"/>
-      <w:r>
-        <w:t>dashboard</w:t>
-      </w:r>
-      <w:proofErr w:type="spellEnd"/>
-      <w:r>
-        <w:t xml:space="preserve"> ;</w:t>
-      </w:r>
-    </w:p>
-    <w:p>
-      <w:pPr>
+        <w:rPr>
+          <w:rFonts w:ascii="Segoe UI" w:hAnsi="Segoe UI" w:cs="Segoe UI"/>
+        </w:rPr>
+      </w:pPr>
+      <w:r>
+        <w:rPr>
+          <w:rFonts w:ascii="Segoe UI" w:hAnsi="Segoe UI" w:cs="Segoe UI"/>
+        </w:rPr>
+        <w:t xml:space="preserve">Documentation DHT11 fournie : </w:t>
+      </w:r>
+      <w:r>
+        <w:rPr>
+          <w:rStyle w:val="CodeHTML"/>
+          <w:rFonts w:ascii="Consolas" w:eastAsiaTheme="majorEastAsia" w:hAnsi="Consolas"/>
+          <w:color w:val="1F2328"/>
+        </w:rPr>
+        <w:t>DHT-11_datasheet.pdf</w:t>
+      </w:r>
+    </w:p>
+    <w:p>
+      <w:pPr>
+        <w:pStyle w:val="Paragraphedeliste"/>
         <w:numPr>
           <w:ilvl w:val="0"/>
-          <w:numId w:val="1"/>
+          <w:numId w:val="7"/>
         </w:numPr>
-      </w:pPr>
-      <w:proofErr w:type="gramStart"/>
-      <w:r>
-        <w:t>pour</w:t>
-      </w:r>
-      <w:proofErr w:type="gramEnd"/>
-      <w:r>
-        <w:t xml:space="preserve"> commander la LED, l’ESP32 effectue périodiquement une requête </w:t>
-      </w:r>
-      <w:r>
-        <w:rPr>
-          <w:b/>
-          <w:bCs/>
-        </w:rPr>
-        <w:t>HTTP GET /</w:t>
-      </w:r>
-      <w:proofErr w:type="spellStart"/>
-      <w:r>
-        <w:rPr>
-          <w:b/>
-          <w:bCs/>
-        </w:rPr>
-        <w:t>button</w:t>
-      </w:r>
-      <w:proofErr w:type="spellEnd"/>
-      <w:r>
-        <w:t xml:space="preserve"> ;</w:t>
-      </w:r>
-    </w:p>
-    <w:p>
-      <w:pPr>
+        <w:rPr>
+          <w:rFonts w:ascii="Segoe UI" w:hAnsi="Segoe UI" w:cs="Segoe UI"/>
+        </w:rPr>
+      </w:pPr>
+      <w:r>
+        <w:rPr>
+          <w:rFonts w:ascii="Segoe UI" w:hAnsi="Segoe UI" w:cs="Segoe UI"/>
+        </w:rPr>
+        <w:t xml:space="preserve">Tutoriel ESP32 fourni : </w:t>
+      </w:r>
+      <w:r>
+        <w:rPr>
+          <w:rStyle w:val="CodeHTML"/>
+          <w:rFonts w:ascii="Consolas" w:eastAsiaTheme="majorEastAsia" w:hAnsi="Consolas"/>
+          <w:color w:val="1F2328"/>
+        </w:rPr>
+        <w:t>Tutorial_Getting_Started_ESP32.pdf</w:t>
+      </w:r>
+    </w:p>
+    <w:p>
+      <w:pPr>
+        <w:pStyle w:val="Paragraphedeliste"/>
         <w:numPr>
           <w:ilvl w:val="0"/>
-          <w:numId w:val="1"/>
+          <w:numId w:val="7"/>
         </w:numPr>
-      </w:pPr>
-      <w:r>
-        <w:t>Node-RED répond 1 pour allumer la LED ou 0 pour l’éteindre.</w:t>
-      </w:r>
-    </w:p>
-    <w:p>
-      <w:pPr>
-        <w:rPr>
-          <w:b/>
-          <w:bCs/>
-        </w:rPr>
-      </w:pPr>
-      <w:r>
-        <w:rPr>
-          <w:b/>
-          <w:bCs/>
-        </w:rPr>
-        <w:t>Configuration MQTT</w:t>
-      </w:r>
-    </w:p>
-    <w:p>
-      <w:r>
-        <w:t xml:space="preserve">Dans la version MQTT, </w:t>
-      </w:r>
-      <w:proofErr w:type="spellStart"/>
-      <w:r>
-        <w:t>Mosquitto</w:t>
-      </w:r>
-      <w:proofErr w:type="spellEnd"/>
-      <w:r>
-        <w:t xml:space="preserve"> est utilisé comme intermédiaire entre l’ESP32 et Node-RED.</w:t>
-      </w:r>
-    </w:p>
-    <w:p>
-      <w:r>
-        <w:t>Les topics utilisés sont :</w:t>
-      </w:r>
-    </w:p>
-    <w:p>
-      <w:pPr>
+        <w:rPr>
+          <w:rFonts w:ascii="Segoe UI" w:hAnsi="Segoe UI" w:cs="Segoe UI"/>
+        </w:rPr>
+      </w:pPr>
+      <w:r>
+        <w:rPr>
+          <w:rFonts w:ascii="Segoe UI" w:hAnsi="Segoe UI" w:cs="Segoe UI"/>
+        </w:rPr>
+        <w:lastRenderedPageBreak/>
+        <w:t xml:space="preserve">PlatformIO - configuration </w:t>
+      </w:r>
+      <w:r>
+        <w:rPr>
+          <w:rStyle w:val="CodeHTML"/>
+          <w:rFonts w:ascii="Consolas" w:eastAsiaTheme="majorEastAsia" w:hAnsi="Consolas"/>
+          <w:color w:val="1F2328"/>
+        </w:rPr>
+        <w:t>platformio.ini</w:t>
+      </w:r>
+      <w:r>
+        <w:rPr>
+          <w:rFonts w:ascii="Segoe UI" w:hAnsi="Segoe UI" w:cs="Segoe UI"/>
+        </w:rPr>
+        <w:t xml:space="preserve"> : </w:t>
+      </w:r>
+    </w:p>
+    <w:p>
+      <w:pPr>
+        <w:pStyle w:val="Paragraphedeliste"/>
+        <w:rPr>
+          <w:rFonts w:ascii="Segoe UI" w:hAnsi="Segoe UI" w:cs="Segoe UI"/>
+        </w:rPr>
+      </w:pPr>
+      <w:hyperlink r:id="rId17" w:history="1">
+        <w:r>
+          <w:rPr>
+            <w:rStyle w:val="Lienhypertexte"/>
+            <w:rFonts w:ascii="Segoe UI" w:hAnsi="Segoe UI" w:cs="Segoe UI"/>
+          </w:rPr>
+          <w:t>https://docs.platformio.org/en/stable/projectconf/index.html</w:t>
+        </w:r>
+      </w:hyperlink>
+    </w:p>
+    <w:p>
+      <w:pPr>
+        <w:pStyle w:val="Paragraphedeliste"/>
         <w:numPr>
           <w:ilvl w:val="0"/>
-          <w:numId w:val="2"/>
+          <w:numId w:val="7"/>
         </w:numPr>
-      </w:pPr>
-      <w:proofErr w:type="gramStart"/>
-      <w:r>
-        <w:t>esp</w:t>
-      </w:r>
-      <w:proofErr w:type="gramEnd"/>
-      <w:r>
-        <w:t>32/</w:t>
-      </w:r>
-      <w:proofErr w:type="spellStart"/>
-      <w:r>
-        <w:t>temperature</w:t>
-      </w:r>
-      <w:proofErr w:type="spellEnd"/>
-      <w:r>
-        <w:t xml:space="preserve"> : température envoyée par l’ESP32 ;</w:t>
-      </w:r>
-    </w:p>
-    <w:p>
-      <w:pPr>
+        <w:rPr>
+          <w:rFonts w:ascii="Segoe UI" w:hAnsi="Segoe UI" w:cs="Segoe UI"/>
+        </w:rPr>
+      </w:pPr>
+      <w:r>
+        <w:rPr>
+          <w:rFonts w:ascii="Segoe UI" w:hAnsi="Segoe UI" w:cs="Segoe UI"/>
+        </w:rPr>
+        <w:t xml:space="preserve">PlatformIO - </w:t>
+      </w:r>
+      <w:r>
+        <w:rPr>
+          <w:rStyle w:val="CodeHTML"/>
+          <w:rFonts w:ascii="Consolas" w:eastAsiaTheme="majorEastAsia" w:hAnsi="Consolas"/>
+          <w:color w:val="1F2328"/>
+        </w:rPr>
+        <w:t>lib_deps</w:t>
+      </w:r>
+      <w:r>
+        <w:rPr>
+          <w:rFonts w:ascii="Segoe UI" w:hAnsi="Segoe UI" w:cs="Segoe UI"/>
+        </w:rPr>
+        <w:t xml:space="preserve"> :</w:t>
+      </w:r>
+    </w:p>
+    <w:p>
+      <w:pPr>
+        <w:pStyle w:val="Paragraphedeliste"/>
+        <w:rPr>
+          <w:rFonts w:ascii="Segoe UI" w:hAnsi="Segoe UI" w:cs="Segoe UI"/>
+        </w:rPr>
+      </w:pPr>
+      <w:hyperlink r:id="rId18" w:history="1">
+        <w:r>
+          <w:rPr>
+            <w:rStyle w:val="Lienhypertexte"/>
+            <w:rFonts w:ascii="Segoe UI" w:hAnsi="Segoe UI" w:cs="Segoe UI"/>
+          </w:rPr>
+          <w:t>https://docs.platformio.org/en/latest/projectconf/sections/env/options/library/lib_deps.html</w:t>
+        </w:r>
+      </w:hyperlink>
+    </w:p>
+    <w:p>
+      <w:pPr>
+        <w:pStyle w:val="Paragraphedeliste"/>
         <w:numPr>
           <w:ilvl w:val="0"/>
-          <w:numId w:val="2"/>
+          <w:numId w:val="7"/>
         </w:numPr>
-      </w:pPr>
-      <w:proofErr w:type="gramStart"/>
-      <w:r>
-        <w:t>esp</w:t>
-      </w:r>
-      <w:proofErr w:type="gramEnd"/>
-      <w:r>
-        <w:t>32/</w:t>
-      </w:r>
-      <w:proofErr w:type="spellStart"/>
-      <w:r>
-        <w:t>humidity</w:t>
-      </w:r>
-      <w:proofErr w:type="spellEnd"/>
-      <w:r>
-        <w:t xml:space="preserve"> : humidité envoyée par l’ESP32 ;</w:t>
-      </w:r>
-    </w:p>
-    <w:p>
-      <w:pPr>
+        <w:rPr>
+          <w:rFonts w:ascii="Segoe UI" w:hAnsi="Segoe UI" w:cs="Segoe UI"/>
+        </w:rPr>
+      </w:pPr>
+      <w:r>
+        <w:rPr>
+          <w:rFonts w:ascii="Segoe UI" w:hAnsi="Segoe UI" w:cs="Segoe UI"/>
+        </w:rPr>
+        <w:t xml:space="preserve">Node-RED : </w:t>
+      </w:r>
+      <w:hyperlink r:id="rId19" w:history="1">
+        <w:r>
+          <w:rPr>
+            <w:rStyle w:val="Lienhypertexte"/>
+            <w:rFonts w:ascii="Segoe UI" w:hAnsi="Segoe UI" w:cs="Segoe UI"/>
+            <w:color w:val="0969DA"/>
+          </w:rPr>
+          <w:t>https://nodered.org/</w:t>
+        </w:r>
+      </w:hyperlink>
+    </w:p>
+    <w:p>
+      <w:pPr>
+        <w:pStyle w:val="Paragraphedeliste"/>
         <w:numPr>
           <w:ilvl w:val="0"/>
-          <w:numId w:val="2"/>
+          <w:numId w:val="7"/>
         </w:numPr>
-      </w:pPr>
-      <w:proofErr w:type="gramStart"/>
-      <w:r>
-        <w:t>esp</w:t>
-      </w:r>
-      <w:proofErr w:type="gramEnd"/>
-      <w:r>
-        <w:t>32/output : commande de la LED.</w:t>
-      </w:r>
-    </w:p>
-    <w:p>
-      <w:r>
-        <w:t>L’ESP32 publie donc périodiquement les mesures du DHT11 et reste abonné au topic esp32/output afin de recevoir les commandes envoyées depuis Node-RED.</w:t>
-      </w:r>
-    </w:p>
-    <w:p>
-      <w:pPr>
-        <w:pStyle w:val="Titre1"/>
-      </w:pPr>
-      <w:r>
-        <w:lastRenderedPageBreak/>
-        <w:t>Résultats obtenus</w:t>
-      </w:r>
-    </w:p>
-    <w:p>
-      <w:pPr>
-        <w:jc w:val="both"/>
-      </w:pPr>
-      <w:r>
-        <w:t>Les deux méthodes ont permis de réaliser correctement la communication bidirectionnelle demandée.</w:t>
-      </w:r>
-    </w:p>
-    <w:p>
-      <w:pPr>
-        <w:jc w:val="both"/>
-      </w:pPr>
-      <w:r>
-        <w:t xml:space="preserve">Avec HTTP REST, les valeurs de température et d’humidité ont pu être envoyées de l’ESP32 vers Node-RED et affichées sur le </w:t>
-      </w:r>
-      <w:proofErr w:type="spellStart"/>
-      <w:r>
-        <w:t>dashboard</w:t>
-      </w:r>
-      <w:proofErr w:type="spellEnd"/>
-      <w:r>
-        <w:t>. La commande de la LED fonctionne également grâce à l’interrogation régulière de la route /</w:t>
-      </w:r>
-      <w:proofErr w:type="spellStart"/>
-      <w:r>
-        <w:t>button</w:t>
-      </w:r>
-      <w:proofErr w:type="spellEnd"/>
-      <w:r>
-        <w:t>.</w:t>
-      </w:r>
-    </w:p>
-    <w:p>
-      <w:pPr>
-        <w:jc w:val="both"/>
-      </w:pPr>
-      <w:r>
-        <w:t xml:space="preserve">Avec MQTT, l’ESP32 publie correctement les mesures vers </w:t>
-      </w:r>
-      <w:proofErr w:type="spellStart"/>
-      <w:r>
-        <w:t>Mosquitto</w:t>
-      </w:r>
-      <w:proofErr w:type="spellEnd"/>
-      <w:r>
-        <w:t>. Node-RED peut récupérer ces données en s’abonnant aux topics correspondants. Inversement, lorsqu’une commande est publiée sur esp32/output, l’ESP32 la reçoit et modifie immédiatement l’état de la LED.</w:t>
-      </w:r>
-    </w:p>
-    <w:p>
-      <w:pPr>
-        <w:jc w:val="both"/>
-      </w:pPr>
-      <w:r>
-        <w:t xml:space="preserve">Les tests avec les commandes </w:t>
-      </w:r>
-      <w:proofErr w:type="spellStart"/>
-      <w:r>
+        <w:rPr>
+          <w:rFonts w:ascii="Segoe UI" w:hAnsi="Segoe UI" w:cs="Segoe UI"/>
+        </w:rPr>
+      </w:pPr>
+      <w:r>
+        <w:rPr>
+          <w:rFonts w:ascii="Segoe UI" w:hAnsi="Segoe UI" w:cs="Segoe UI"/>
+        </w:rPr>
+        <w:t xml:space="preserve">Node-RED Dashboard 3.6.6 : </w:t>
+      </w:r>
+      <w:hyperlink r:id="rId20" w:history="1">
+        <w:r>
+          <w:rPr>
+            <w:rStyle w:val="Lienhypertexte"/>
+            <w:rFonts w:ascii="Segoe UI" w:hAnsi="Segoe UI" w:cs="Segoe UI"/>
+            <w:color w:val="0969DA"/>
+          </w:rPr>
+          <w:t>https://flows.nodered.org/node/node-red-dashboard</w:t>
+        </w:r>
+      </w:hyperlink>
+    </w:p>
+    <w:p>
+      <w:pPr>
+        <w:pStyle w:val="Paragraphedeliste"/>
+        <w:numPr>
+          <w:ilvl w:val="0"/>
+          <w:numId w:val="7"/>
+        </w:numPr>
+        <w:rPr>
+          <w:rFonts w:ascii="Segoe UI" w:hAnsi="Segoe UI" w:cs="Segoe UI"/>
+        </w:rPr>
+      </w:pPr>
+      <w:r>
+        <w:rPr>
+          <w:rFonts w:ascii="Segoe UI" w:hAnsi="Segoe UI" w:cs="Segoe UI"/>
+        </w:rPr>
+        <w:t xml:space="preserve">Eclipse Mosquitto : </w:t>
+      </w:r>
+      <w:hyperlink r:id="rId21" w:history="1">
+        <w:r>
+          <w:rPr>
+            <w:rStyle w:val="Lienhypertexte"/>
+            <w:rFonts w:ascii="Segoe UI" w:hAnsi="Segoe UI" w:cs="Segoe UI"/>
+            <w:color w:val="0969DA"/>
+          </w:rPr>
+          <w:t>https://mosquitto.org/</w:t>
+        </w:r>
+      </w:hyperlink>
+    </w:p>
+    <w:p>
+      <w:pPr>
+        <w:pStyle w:val="Paragraphedeliste"/>
+        <w:numPr>
+          <w:ilvl w:val="0"/>
+          <w:numId w:val="7"/>
+        </w:numPr>
+        <w:rPr>
+          <w:rFonts w:ascii="Segoe UI" w:hAnsi="Segoe UI" w:cs="Segoe UI"/>
+        </w:rPr>
+      </w:pPr>
+      <w:r>
+        <w:rPr>
+          <w:rFonts w:ascii="Segoe UI" w:hAnsi="Segoe UI" w:cs="Segoe UI"/>
+        </w:rPr>
+        <w:t xml:space="preserve">Mosquitto </w:t>
+      </w:r>
+      <w:r>
+        <w:rPr>
+          <w:rStyle w:val="CodeHTML"/>
+          <w:rFonts w:ascii="Consolas" w:eastAsiaTheme="majorEastAsia" w:hAnsi="Consolas"/>
+          <w:color w:val="1F2328"/>
+        </w:rPr>
         <w:t>mosquitto_sub</w:t>
       </w:r>
-      <w:proofErr w:type="spellEnd"/>
-      <w:r>
-        <w:t xml:space="preserve"> et </w:t>
-      </w:r>
-      <w:proofErr w:type="spellStart"/>
-      <w:r>
-        <w:t>mosquitto_pub</w:t>
-      </w:r>
-      <w:proofErr w:type="spellEnd"/>
-      <w:r>
-        <w:t xml:space="preserve"> ont également permis de vérifier indépendamment la réception des mesures et la commande de la LED.</w:t>
-      </w:r>
-    </w:p>
-    <w:p>
-      <w:pPr>
-        <w:pStyle w:val="Titre1"/>
-      </w:pPr>
-      <w:r>
-        <w:t>Analyse des deux méthodes</w:t>
-      </w:r>
-    </w:p>
-    <w:p>
-      <w:pPr>
-        <w:jc w:val="both"/>
-      </w:pPr>
-      <w:r>
-        <w:t>Les deux solutions permettent d'obtenir le même résultat fonctionnel mais reposent sur des architectures différentes.</w:t>
-      </w:r>
-    </w:p>
-    <w:p>
-      <w:pPr>
-        <w:jc w:val="both"/>
-      </w:pPr>
-      <w:r>
-        <w:t>HTTP REST utilise un fonctionnement de type requête/réponse. L’ESP32 communique directement avec le serveur Node-RED grâce à des URL. Cette méthode est relativement simple à comprendre et à déboguer, notamment grâce aux codes de réponse HTTP.</w:t>
-      </w:r>
-    </w:p>
-    <w:p>
-      <w:pPr>
-        <w:jc w:val="both"/>
-      </w:pPr>
-      <w:r>
-        <w:t>Cependant, dans l’implémentation réalisée, la commande de la LED nécessite que l’ESP32 interroge régulièrement Node-RED avec une requête GET. Il s’agit donc d’un mécanisme de polling, qui génère des requêtes même lorsque l’état de la LED n’a pas changé.</w:t>
-      </w:r>
-    </w:p>
-    <w:p>
-      <w:pPr>
-        <w:jc w:val="both"/>
-      </w:pPr>
-      <w:r>
-        <w:t xml:space="preserve">MQTT fonctionne avec un modèle publication/abonnement. Les équipements ne communiquent pas directement entre eux : les messages transitent par le broker </w:t>
-      </w:r>
-      <w:proofErr w:type="spellStart"/>
-      <w:r>
-        <w:t>Mosquitto</w:t>
-      </w:r>
-      <w:proofErr w:type="spellEnd"/>
-      <w:r>
-        <w:t>. L’ESP32 peut publier ses mesures dans différents topics et recevoir automatiquement une commande lorsqu’un message est publié sur un topic auquel il est abonné.</w:t>
-      </w:r>
-    </w:p>
-    <w:p>
-      <w:pPr>
-        <w:jc w:val="both"/>
-      </w:pPr>
-      <w:r>
-        <w:t>Cette méthode est donc particulièrement adaptée aux systèmes IoT. Pour la commande de la LED, MQTT est plus naturel que REST puisque l’ESP32 reçoit directement la nouvelle commande sans avoir besoin d’interroger périodiquement le serveur.</w:t>
-      </w:r>
-    </w:p>
-    <w:p>
-      <w:pPr>
-        <w:pStyle w:val="Titre1"/>
-      </w:pPr>
-      <w:r>
-        <w:t>Conclusion</w:t>
-      </w:r>
-    </w:p>
-    <w:p>
-      <w:pPr>
-        <w:jc w:val="both"/>
-      </w:pPr>
-      <w:r>
-        <w:t>Ce TP a permis de mettre en œuvre deux architectures de communication utilisées dans les systèmes connectés.</w:t>
-      </w:r>
-    </w:p>
-    <w:p>
-      <w:pPr>
-        <w:jc w:val="both"/>
-      </w:pPr>
-      <w:r>
-        <w:lastRenderedPageBreak/>
-        <w:t>REST est simple à mettre en place et convient bien aux échanges avec des API Web. MQTT nécessite l’utilisation d’un broker, mais son architecture publication/abonnement est particulièrement adaptée aux systèmes IoT nécessitant des échanges fréquents et bidirectionnels.</w:t>
-      </w:r>
-    </w:p>
-    <w:p>
-      <w:pPr>
-        <w:jc w:val="both"/>
-      </w:pPr>
-      <w:r>
-        <w:t>Dans le cadre de ce TP, les deux méthodes remplissent correctement les objectifs demandés, mais MQTT offre une communication plus naturelle pour la réception de commandes en temps réel.</w:t>
-      </w:r>
-    </w:p>
-    <w:p>
-      <w:pPr>
-        <w:jc w:val="both"/>
-      </w:pPr>
+      <w:r>
+        <w:rPr>
+          <w:rFonts w:ascii="Segoe UI" w:hAnsi="Segoe UI" w:cs="Segoe UI"/>
+        </w:rPr>
+        <w:t xml:space="preserve"> : </w:t>
+      </w:r>
+      <w:hyperlink r:id="rId22" w:history="1">
+        <w:r>
+          <w:rPr>
+            <w:rStyle w:val="Lienhypertexte"/>
+            <w:rFonts w:ascii="Segoe UI" w:hAnsi="Segoe UI" w:cs="Segoe UI"/>
+            <w:color w:val="0969DA"/>
+          </w:rPr>
+          <w:t>https://mosquitto.org/man/mosquitto_sub-1.html</w:t>
+        </w:r>
+      </w:hyperlink>
+    </w:p>
+    <w:p>
+      <w:pPr>
+        <w:pStyle w:val="Paragraphedeliste"/>
+        <w:numPr>
+          <w:ilvl w:val="0"/>
+          <w:numId w:val="7"/>
+        </w:numPr>
+        <w:rPr>
+          <w:rFonts w:ascii="Segoe UI" w:hAnsi="Segoe UI" w:cs="Segoe UI"/>
+        </w:rPr>
+      </w:pPr>
+      <w:r>
+        <w:rPr>
+          <w:rFonts w:ascii="Segoe UI" w:hAnsi="Segoe UI" w:cs="Segoe UI"/>
+        </w:rPr>
+        <w:t xml:space="preserve">PubSubClient : </w:t>
+      </w:r>
+      <w:hyperlink r:id="rId23" w:history="1">
+        <w:r>
+          <w:rPr>
+            <w:rStyle w:val="Lienhypertexte"/>
+            <w:rFonts w:ascii="Segoe UI" w:hAnsi="Segoe UI" w:cs="Segoe UI"/>
+            <w:color w:val="0969DA"/>
+          </w:rPr>
+          <w:t>https://github.com/knolleary/pubsubclient</w:t>
+        </w:r>
+      </w:hyperlink>
+    </w:p>
+    <w:p>
+      <w:pPr>
+        <w:pStyle w:val="Paragraphedeliste"/>
+        <w:numPr>
+          <w:ilvl w:val="0"/>
+          <w:numId w:val="7"/>
+        </w:numPr>
+        <w:rPr>
+          <w:rFonts w:ascii="Segoe UI" w:hAnsi="Segoe UI" w:cs="Segoe UI"/>
+        </w:rPr>
+      </w:pPr>
+      <w:r>
+        <w:rPr>
+          <w:rFonts w:ascii="Segoe UI" w:hAnsi="Segoe UI" w:cs="Segoe UI"/>
+        </w:rPr>
+        <w:t xml:space="preserve">GitHub - ajouter un projet local : </w:t>
+      </w:r>
+      <w:hyperlink r:id="rId24" w:history="1">
+        <w:r>
+          <w:rPr>
+            <w:rStyle w:val="Lienhypertexte"/>
+            <w:rFonts w:ascii="Segoe UI" w:hAnsi="Segoe UI" w:cs="Segoe UI"/>
+            <w:color w:val="0969DA"/>
+          </w:rPr>
+          <w:t>https://docs.github.com/en/migrations/importing-source-code/using-the-command-line-to-import-source-code/adding-locally-hosted-code-to-github</w:t>
+        </w:r>
+      </w:hyperlink>
+      <w:bookmarkEnd w:id="17"/>
     </w:p>
     <w:sectPr>
+      <w:headerReference w:type="default" r:id="rId25"/>
+      <w:footerReference w:type="default" r:id="rId26"/>
+      <w:headerReference w:type="first" r:id="rId27"/>
       <w:pgSz w:w="11906" w:h="16838"/>
       <w:pgMar w:top="1417" w:right="1417" w:bottom="1417" w:left="1417" w:header="708" w:footer="708" w:gutter="0"/>
       <w:cols w:space="708"/>
+      <w:titlePg/>
       <w:docGrid w:linePitch="360"/>
     </w:sectPr>
   </w:body>
 </w:document>
 </file>
 
+<file path=word/endnotes.xml><?xml version="1.0" encoding="utf-8"?>
+<w:endnotes xmlns:wpc="http://schemas.microsoft.com/office/word/2010/wordprocessingCanvas" xmlns:cx="http://schemas.microsoft.com/office/drawing/2014/chartex" xmlns:cx1="http://schemas.microsoft.com/office/drawing/2015/9/8/chartex" xmlns:cx2="http://schemas.microsoft.com/office/drawing/2015/10/21/chartex" xmlns:cx3="http://schemas.microsoft.com/office/drawing/2016/5/9/chartex" xmlns:cx4="http://schemas.microsoft.com/office/drawing/2016/5/10/chartex" xmlns:cx5="http://schemas.microsoft.com/office/drawing/2016/5/11/chartex" xmlns:cx6="http://schemas.microsoft.com/office/drawing/2016/5/12/chartex" xmlns:cx7="http://schemas.microsoft.com/office/drawing/2016/5/13/chartex" xmlns:cx8="http://schemas.microsoft.com/office/drawing/2016/5/14/chartex" xmlns:mc="http://schemas.openxmlformats.org/markup-compatibility/2006" xmlns:aink="http://schemas.microsoft.com/office/drawing/2016/ink" xmlns:am3d="http://schemas.microsoft.com/office/drawing/2017/model3d" xmlns:o="urn:schemas-microsoft-com:office:office" xmlns:oel="http://schemas.microsoft.com/office/2019/extlst" xmlns:r="http://schemas.openxmlformats.org/officeDocument/2006/relationships" xmlns:m="http://schemas.openxmlformats.org/officeDocument/2006/math" xmlns:v="urn:schemas-microsoft-com:vml" xmlns:wp14="http://schemas.microsoft.com/office/word/2010/wordprocessingDrawing" xmlns:wp="http://schemas.openxmlformats.org/drawingml/2006/wordprocessingDrawing" xmlns:w10="urn:schemas-microsoft-com:office:word" xmlns:w="http://schemas.openxmlformats.org/wordprocessingml/2006/main" xmlns:w14="http://schemas.microsoft.com/office/word/2010/wordml" xmlns:w15="http://schemas.microsoft.com/office/word/2012/wordml" xmlns:w16cex="http://schemas.microsoft.com/office/word/2018/wordml/cex" xmlns:w16cid="http://schemas.microsoft.com/office/word/2016/wordml/cid" xmlns:w16="http://schemas.microsoft.com/office/word/2018/wordml" xmlns:w16sdtdh="http://schemas.microsoft.com/office/word/2020/wordml/sdtdatahash" xmlns:w16se="http://schemas.microsoft.com/office/word/2015/wordml/symex" xmlns:wpg="http://schemas.microsoft.com/office/word/2010/wordprocessingGroup" xmlns:wpi="http://schemas.microsoft.com/office/word/2010/wordprocessingInk" xmlns:wne="http://schemas.microsoft.com/office/word/2006/wordml" xmlns:wps="http://schemas.microsoft.com/office/word/2010/wordprocessingShape" mc:Ignorable="w14 w15 w16se w16cid w16 w16cex w16sdtdh wp14">
+  <w:endnote w:type="separator" w:id="-1">
+    <w:p>
+      <w:r>
+        <w:separator/>
+      </w:r>
+    </w:p>
+  </w:endnote>
+  <w:endnote w:type="continuationSeparator" w:id="0">
+    <w:p>
+      <w:r>
+        <w:continuationSeparator/>
+      </w:r>
+    </w:p>
+  </w:endnote>
+</w:endnotes>
+</file>
+
+<file path=word/footer1.xml><?xml version="1.0" encoding="utf-8"?>
+<w:ftr xmlns:wpc="http://schemas.microsoft.com/office/word/2010/wordprocessingCanvas" xmlns:cx="http://schemas.microsoft.com/office/drawing/2014/chartex" xmlns:cx1="http://schemas.microsoft.com/office/drawing/2015/9/8/chartex" xmlns:cx2="http://schemas.microsoft.com/office/drawing/2015/10/21/chartex" xmlns:cx3="http://schemas.microsoft.com/office/drawing/2016/5/9/chartex" xmlns:cx4="http://schemas.microsoft.com/office/drawing/2016/5/10/chartex" xmlns:cx5="http://schemas.microsoft.com/office/drawing/2016/5/11/chartex" xmlns:cx6="http://schemas.microsoft.com/office/drawing/2016/5/12/chartex" xmlns:cx7="http://schemas.microsoft.com/office/drawing/2016/5/13/chartex" xmlns:cx8="http://schemas.microsoft.com/office/drawing/2016/5/14/chartex" xmlns:mc="http://schemas.openxmlformats.org/markup-compatibility/2006" xmlns:aink="http://schemas.microsoft.com/office/drawing/2016/ink" xmlns:am3d="http://schemas.microsoft.com/office/drawing/2017/model3d" xmlns:o="urn:schemas-microsoft-com:office:office" xmlns:oel="http://schemas.microsoft.com/office/2019/extlst" xmlns:r="http://schemas.openxmlformats.org/officeDocument/2006/relationships" xmlns:m="http://schemas.openxmlformats.org/officeDocument/2006/math" xmlns:v="urn:schemas-microsoft-com:vml" xmlns:wp14="http://schemas.microsoft.com/office/word/2010/wordprocessingDrawing" xmlns:wp="http://schemas.openxmlformats.org/drawingml/2006/wordprocessingDrawing" xmlns:w10="urn:schemas-microsoft-com:office:word" xmlns:w="http://schemas.openxmlformats.org/wordprocessingml/2006/main" xmlns:w14="http://schemas.microsoft.com/office/word/2010/wordml" xmlns:w15="http://schemas.microsoft.com/office/word/2012/wordml" xmlns:w16cex="http://schemas.microsoft.com/office/word/2018/wordml/cex" xmlns:w16cid="http://schemas.microsoft.com/office/word/2016/wordml/cid" xmlns:w16="http://schemas.microsoft.com/office/word/2018/wordml" xmlns:w16sdtdh="http://schemas.microsoft.com/office/word/2020/wordml/sdtdatahash" xmlns:w16se="http://schemas.microsoft.com/office/word/2015/wordml/symex" xmlns:wpg="http://schemas.microsoft.com/office/word/2010/wordprocessingGroup" xmlns:wpi="http://schemas.microsoft.com/office/word/2010/wordprocessingInk" xmlns:wne="http://schemas.microsoft.com/office/word/2006/wordml" xmlns:wps="http://schemas.microsoft.com/office/word/2010/wordprocessingShape" mc:Ignorable="w14 w15 w16se w16cid w16 w16cex w16sdtdh wp14">
+  <w:sdt>
+    <w:sdtPr>
+      <w:id w:val="-1920706254"/>
+      <w:docPartObj>
+        <w:docPartGallery w:val="Page Numbers (Bottom of Page)"/>
+        <w:docPartUnique/>
+      </w:docPartObj>
+    </w:sdtPr>
+    <w:sdtContent>
+      <w:p>
+        <w:pPr>
+          <w:pStyle w:val="Pieddepage"/>
+          <w:jc w:val="right"/>
+        </w:pPr>
+        <w:r>
+          <w:fldChar w:fldCharType="begin"/>
+        </w:r>
+        <w:r>
+          <w:instrText>PAGE   \* MERGEFORMAT</w:instrText>
+        </w:r>
+        <w:r>
+          <w:fldChar w:fldCharType="separate"/>
+        </w:r>
+        <w:r>
+          <w:t>2</w:t>
+        </w:r>
+        <w:r>
+          <w:fldChar w:fldCharType="end"/>
+        </w:r>
+      </w:p>
+    </w:sdtContent>
+  </w:sdt>
+  <w:p>
+    <w:pPr>
+      <w:pStyle w:val="Pieddepage"/>
+      <w:jc w:val="center"/>
+    </w:pPr>
+    <w:r>
+      <w:t>Youssef EL KATTOUFI |</w:t>
+    </w:r>
+    <w:r>
+      <w:t xml:space="preserve"> </w:t>
+    </w:r>
+    <w:r>
+      <w:t>Spécialité Electronique et Informatique</w:t>
+    </w:r>
+    <w:r>
+      <w:t>| 202</w:t>
+    </w:r>
+    <w:r>
+      <w:t>6</w:t>
+    </w:r>
+  </w:p>
+</w:ftr>
+</file>
+
+<file path=word/footnotes.xml><?xml version="1.0" encoding="utf-8"?>
+<w:footnotes xmlns:wpc="http://schemas.microsoft.com/office/word/2010/wordprocessingCanvas" xmlns:cx="http://schemas.microsoft.com/office/drawing/2014/chartex" xmlns:cx1="http://schemas.microsoft.com/office/drawing/2015/9/8/chartex" xmlns:cx2="http://schemas.microsoft.com/office/drawing/2015/10/21/chartex" xmlns:cx3="http://schemas.microsoft.com/office/drawing/2016/5/9/chartex" xmlns:cx4="http://schemas.microsoft.com/office/drawing/2016/5/10/chartex" xmlns:cx5="http://schemas.microsoft.com/office/drawing/2016/5/11/chartex" xmlns:cx6="http://schemas.microsoft.com/office/drawing/2016/5/12/chartex" xmlns:cx7="http://schemas.microsoft.com/office/drawing/2016/5/13/chartex" xmlns:cx8="http://schemas.microsoft.com/office/drawing/2016/5/14/chartex" xmlns:mc="http://schemas.openxmlformats.org/markup-compatibility/2006" xmlns:aink="http://schemas.microsoft.com/office/drawing/2016/ink" xmlns:am3d="http://schemas.microsoft.com/office/drawing/2017/model3d" xmlns:o="urn:schemas-microsoft-com:office:office" xmlns:oel="http://schemas.microsoft.com/office/2019/extlst" xmlns:r="http://schemas.openxmlformats.org/officeDocument/2006/relationships" xmlns:m="http://schemas.openxmlformats.org/officeDocument/2006/math" xmlns:v="urn:schemas-microsoft-com:vml" xmlns:wp14="http://schemas.microsoft.com/office/word/2010/wordprocessingDrawing" xmlns:wp="http://schemas.openxmlformats.org/drawingml/2006/wordprocessingDrawing" xmlns:w10="urn:schemas-microsoft-com:office:word" xmlns:w="http://schemas.openxmlformats.org/wordprocessingml/2006/main" xmlns:w14="http://schemas.microsoft.com/office/word/2010/wordml" xmlns:w15="http://schemas.microsoft.com/office/word/2012/wordml" xmlns:w16cex="http://schemas.microsoft.com/office/word/2018/wordml/cex" xmlns:w16cid="http://schemas.microsoft.com/office/word/2016/wordml/cid" xmlns:w16="http://schemas.microsoft.com/office/word/2018/wordml" xmlns:w16sdtdh="http://schemas.microsoft.com/office/word/2020/wordml/sdtdatahash" xmlns:w16se="http://schemas.microsoft.com/office/word/2015/wordml/symex" xmlns:wpg="http://schemas.microsoft.com/office/word/2010/wordprocessingGroup" xmlns:wpi="http://schemas.microsoft.com/office/word/2010/wordprocessingInk" xmlns:wne="http://schemas.microsoft.com/office/word/2006/wordml" xmlns:wps="http://schemas.microsoft.com/office/word/2010/wordprocessingShape" mc:Ignorable="w14 w15 w16se w16cid w16 w16cex w16sdtdh wp14">
+  <w:footnote w:type="separator" w:id="-1">
+    <w:p>
+      <w:r>
+        <w:separator/>
+      </w:r>
+    </w:p>
+  </w:footnote>
+  <w:footnote w:type="continuationSeparator" w:id="0">
+    <w:p>
+      <w:r>
+        <w:continuationSeparator/>
+      </w:r>
+    </w:p>
+  </w:footnote>
+</w:footnotes>
+</file>
+
+<file path=word/header1.xml><?xml version="1.0" encoding="utf-8"?>
+<w:hdr xmlns:wpc="http://schemas.microsoft.com/office/word/2010/wordprocessingCanvas" xmlns:cx="http://schemas.microsoft.com/office/drawing/2014/chartex" xmlns:cx1="http://schemas.microsoft.com/office/drawing/2015/9/8/chartex" xmlns:cx2="http://schemas.microsoft.com/office/drawing/2015/10/21/chartex" xmlns:cx3="http://schemas.microsoft.com/office/drawing/2016/5/9/chartex" xmlns:cx4="http://schemas.microsoft.com/office/drawing/2016/5/10/chartex" xmlns:cx5="http://schemas.microsoft.com/office/drawing/2016/5/11/chartex" xmlns:cx6="http://schemas.microsoft.com/office/drawing/2016/5/12/chartex" xmlns:cx7="http://schemas.microsoft.com/office/drawing/2016/5/13/chartex" xmlns:cx8="http://schemas.microsoft.com/office/drawing/2016/5/14/chartex" xmlns:mc="http://schemas.openxmlformats.org/markup-compatibility/2006" xmlns:aink="http://schemas.microsoft.com/office/drawing/2016/ink" xmlns:am3d="http://schemas.microsoft.com/office/drawing/2017/model3d" xmlns:o="urn:schemas-microsoft-com:office:office" xmlns:oel="http://schemas.microsoft.com/office/2019/extlst" xmlns:r="http://schemas.openxmlformats.org/officeDocument/2006/relationships" xmlns:m="http://schemas.openxmlformats.org/officeDocument/2006/math" xmlns:v="urn:schemas-microsoft-com:vml" xmlns:wp14="http://schemas.microsoft.com/office/word/2010/wordprocessingDrawing" xmlns:wp="http://schemas.openxmlformats.org/drawingml/2006/wordprocessingDrawing" xmlns:w10="urn:schemas-microsoft-com:office:word" xmlns:w="http://schemas.openxmlformats.org/wordprocessingml/2006/main" xmlns:w14="http://schemas.microsoft.com/office/word/2010/wordml" xmlns:w15="http://schemas.microsoft.com/office/word/2012/wordml" xmlns:w16cex="http://schemas.microsoft.com/office/word/2018/wordml/cex" xmlns:w16cid="http://schemas.microsoft.com/office/word/2016/wordml/cid" xmlns:w16="http://schemas.microsoft.com/office/word/2018/wordml" xmlns:w16sdtdh="http://schemas.microsoft.com/office/word/2020/wordml/sdtdatahash" xmlns:w16se="http://schemas.microsoft.com/office/word/2015/wordml/symex" xmlns:wpg="http://schemas.microsoft.com/office/word/2010/wordprocessingGroup" xmlns:wpi="http://schemas.microsoft.com/office/word/2010/wordprocessingInk" xmlns:wne="http://schemas.microsoft.com/office/word/2006/wordml" xmlns:wps="http://schemas.microsoft.com/office/word/2010/wordprocessingShape" mc:Ignorable="w14 w15 w16se w16cid w16 w16cex w16sdtdh wp14">
+  <w:p>
+    <w:pPr>
+      <w:pStyle w:val="En-tte"/>
+    </w:pPr>
+    <w:r>
+      <w:rPr>
+        <w:noProof/>
+      </w:rPr>
+      <w:drawing>
+        <wp:anchor distT="0" distB="0" distL="114300" distR="114300" simplePos="0" relativeHeight="251665408" behindDoc="0" locked="0" layoutInCell="1" allowOverlap="1" wp14:anchorId="798934F1" wp14:editId="409F5680">
+          <wp:simplePos x="0" y="0"/>
+          <wp:positionH relativeFrom="column">
+            <wp:posOffset>4911725</wp:posOffset>
+          </wp:positionH>
+          <wp:positionV relativeFrom="paragraph">
+            <wp:posOffset>-424180</wp:posOffset>
+          </wp:positionV>
+          <wp:extent cx="1699260" cy="679450"/>
+          <wp:effectExtent l="0" t="0" r="0" b="6350"/>
+          <wp:wrapNone/>
+          <wp:docPr id="16" name="Image 16"/>
+          <wp:cNvGraphicFramePr>
+            <a:graphicFrameLocks xmlns:a="http://schemas.openxmlformats.org/drawingml/2006/main" noChangeAspect="1"/>
+          </wp:cNvGraphicFramePr>
+          <a:graphic xmlns:a="http://schemas.openxmlformats.org/drawingml/2006/main">
+            <a:graphicData uri="http://schemas.openxmlformats.org/drawingml/2006/picture">
+              <pic:pic xmlns:pic="http://schemas.openxmlformats.org/drawingml/2006/picture">
+                <pic:nvPicPr>
+                  <pic:cNvPr id="0" name="Picture 23"/>
+                  <pic:cNvPicPr>
+                    <a:picLocks noChangeAspect="1" noChangeArrowheads="1"/>
+                  </pic:cNvPicPr>
+                </pic:nvPicPr>
+                <pic:blipFill rotWithShape="1">
+                  <a:blip r:embed="rId1">
+                    <a:extLst>
+                      <a:ext uri="{28A0092B-C50C-407E-A947-70E740481C1C}">
+                        <a14:useLocalDpi xmlns:a14="http://schemas.microsoft.com/office/drawing/2010/main" val="0"/>
+                      </a:ext>
+                    </a:extLst>
+                  </a:blip>
+                  <a:srcRect l="56838"/>
+                  <a:stretch/>
+                </pic:blipFill>
+                <pic:spPr bwMode="auto">
+                  <a:xfrm>
+                    <a:off x="0" y="0"/>
+                    <a:ext cx="1699260" cy="679450"/>
+                  </a:xfrm>
+                  <a:prstGeom prst="rect">
+                    <a:avLst/>
+                  </a:prstGeom>
+                  <a:noFill/>
+                  <a:ln>
+                    <a:noFill/>
+                  </a:ln>
+                  <a:extLst>
+                    <a:ext uri="{53640926-AAD7-44D8-BBD7-CCE9431645EC}">
+                      <a14:shadowObscured xmlns:a14="http://schemas.microsoft.com/office/drawing/2010/main"/>
+                    </a:ext>
+                  </a:extLst>
+                </pic:spPr>
+              </pic:pic>
+            </a:graphicData>
+          </a:graphic>
+          <wp14:sizeRelH relativeFrom="margin">
+            <wp14:pctWidth>0</wp14:pctWidth>
+          </wp14:sizeRelH>
+          <wp14:sizeRelV relativeFrom="margin">
+            <wp14:pctHeight>0</wp14:pctHeight>
+          </wp14:sizeRelV>
+        </wp:anchor>
+      </w:drawing>
+    </w:r>
+    <w:r>
+      <w:rPr>
+        <w:noProof/>
+      </w:rPr>
+      <w:drawing>
+        <wp:anchor distT="0" distB="0" distL="114300" distR="114300" simplePos="0" relativeHeight="251666432" behindDoc="0" locked="0" layoutInCell="1" allowOverlap="1" wp14:anchorId="4A6D1ADC" wp14:editId="1542D984">
+          <wp:simplePos x="0" y="0"/>
+          <wp:positionH relativeFrom="column">
+            <wp:posOffset>-900752</wp:posOffset>
+          </wp:positionH>
+          <wp:positionV relativeFrom="paragraph">
+            <wp:posOffset>-423716</wp:posOffset>
+          </wp:positionV>
+          <wp:extent cx="2210938" cy="679450"/>
+          <wp:effectExtent l="0" t="0" r="0" b="6350"/>
+          <wp:wrapNone/>
+          <wp:docPr id="17" name="Image 17"/>
+          <wp:cNvGraphicFramePr>
+            <a:graphicFrameLocks xmlns:a="http://schemas.openxmlformats.org/drawingml/2006/main" noChangeAspect="1"/>
+          </wp:cNvGraphicFramePr>
+          <a:graphic xmlns:a="http://schemas.openxmlformats.org/drawingml/2006/main">
+            <a:graphicData uri="http://schemas.openxmlformats.org/drawingml/2006/picture">
+              <pic:pic xmlns:pic="http://schemas.openxmlformats.org/drawingml/2006/picture">
+                <pic:nvPicPr>
+                  <pic:cNvPr id="0" name="Picture 23"/>
+                  <pic:cNvPicPr>
+                    <a:picLocks noChangeAspect="1" noChangeArrowheads="1"/>
+                  </pic:cNvPicPr>
+                </pic:nvPicPr>
+                <pic:blipFill rotWithShape="1">
+                  <a:blip r:embed="rId1">
+                    <a:extLst>
+                      <a:ext uri="{28A0092B-C50C-407E-A947-70E740481C1C}">
+                        <a14:useLocalDpi xmlns:a14="http://schemas.microsoft.com/office/drawing/2010/main" val="0"/>
+                      </a:ext>
+                    </a:extLst>
+                  </a:blip>
+                  <a:srcRect r="43855"/>
+                  <a:stretch/>
+                </pic:blipFill>
+                <pic:spPr bwMode="auto">
+                  <a:xfrm>
+                    <a:off x="0" y="0"/>
+                    <a:ext cx="2210938" cy="679450"/>
+                  </a:xfrm>
+                  <a:prstGeom prst="rect">
+                    <a:avLst/>
+                  </a:prstGeom>
+                  <a:noFill/>
+                  <a:ln>
+                    <a:noFill/>
+                  </a:ln>
+                  <a:extLst>
+                    <a:ext uri="{53640926-AAD7-44D8-BBD7-CCE9431645EC}">
+                      <a14:shadowObscured xmlns:a14="http://schemas.microsoft.com/office/drawing/2010/main"/>
+                    </a:ext>
+                  </a:extLst>
+                </pic:spPr>
+              </pic:pic>
+            </a:graphicData>
+          </a:graphic>
+          <wp14:sizeRelH relativeFrom="margin">
+            <wp14:pctWidth>0</wp14:pctWidth>
+          </wp14:sizeRelH>
+          <wp14:sizeRelV relativeFrom="margin">
+            <wp14:pctHeight>0</wp14:pctHeight>
+          </wp14:sizeRelV>
+        </wp:anchor>
+      </w:drawing>
+    </w:r>
+  </w:p>
+  <w:p>
+    <w:pPr>
+      <w:pStyle w:val="En-tte"/>
+    </w:pPr>
+  </w:p>
+</w:hdr>
+</file>
+
+<file path=word/header2.xml><?xml version="1.0" encoding="utf-8"?>
+<w:hdr xmlns:wpc="http://schemas.microsoft.com/office/word/2010/wordprocessingCanvas" xmlns:cx="http://schemas.microsoft.com/office/drawing/2014/chartex" xmlns:cx1="http://schemas.microsoft.com/office/drawing/2015/9/8/chartex" xmlns:cx2="http://schemas.microsoft.com/office/drawing/2015/10/21/chartex" xmlns:cx3="http://schemas.microsoft.com/office/drawing/2016/5/9/chartex" xmlns:cx4="http://schemas.microsoft.com/office/drawing/2016/5/10/chartex" xmlns:cx5="http://schemas.microsoft.com/office/drawing/2016/5/11/chartex" xmlns:cx6="http://schemas.microsoft.com/office/drawing/2016/5/12/chartex" xmlns:cx7="http://schemas.microsoft.com/office/drawing/2016/5/13/chartex" xmlns:cx8="http://schemas.microsoft.com/office/drawing/2016/5/14/chartex" xmlns:mc="http://schemas.openxmlformats.org/markup-compatibility/2006" xmlns:aink="http://schemas.microsoft.com/office/drawing/2016/ink" xmlns:am3d="http://schemas.microsoft.com/office/drawing/2017/model3d" xmlns:o="urn:schemas-microsoft-com:office:office" xmlns:oel="http://schemas.microsoft.com/office/2019/extlst" xmlns:r="http://schemas.openxmlformats.org/officeDocument/2006/relationships" xmlns:m="http://schemas.openxmlformats.org/officeDocument/2006/math" xmlns:v="urn:schemas-microsoft-com:vml" xmlns:wp14="http://schemas.microsoft.com/office/word/2010/wordprocessingDrawing" xmlns:wp="http://schemas.openxmlformats.org/drawingml/2006/wordprocessingDrawing" xmlns:w10="urn:schemas-microsoft-com:office:word" xmlns:w="http://schemas.openxmlformats.org/wordprocessingml/2006/main" xmlns:w14="http://schemas.microsoft.com/office/word/2010/wordml" xmlns:w15="http://schemas.microsoft.com/office/word/2012/wordml" xmlns:w16cex="http://schemas.microsoft.com/office/word/2018/wordml/cex" xmlns:w16cid="http://schemas.microsoft.com/office/word/2016/wordml/cid" xmlns:w16="http://schemas.microsoft.com/office/word/2018/wordml" xmlns:w16sdtdh="http://schemas.microsoft.com/office/word/2020/wordml/sdtdatahash" xmlns:w16se="http://schemas.microsoft.com/office/word/2015/wordml/symex" xmlns:wpg="http://schemas.microsoft.com/office/word/2010/wordprocessingGroup" xmlns:wpi="http://schemas.microsoft.com/office/word/2010/wordprocessingInk" xmlns:wne="http://schemas.microsoft.com/office/word/2006/wordml" xmlns:wps="http://schemas.microsoft.com/office/word/2010/wordprocessingShape" mc:Ignorable="w14 w15 w16se w16cid w16 w16cex w16sdtdh wp14">
+  <w:p>
+    <w:pPr>
+      <w:pStyle w:val="En-tte"/>
+    </w:pPr>
+    <w:r>
+      <w:rPr>
+        <w:noProof/>
+      </w:rPr>
+      <w:drawing>
+        <wp:anchor distT="0" distB="0" distL="114300" distR="114300" simplePos="0" relativeHeight="251661312" behindDoc="0" locked="0" layoutInCell="1" allowOverlap="1" wp14:anchorId="78F00A2B" wp14:editId="0BCC6D82">
+          <wp:simplePos x="0" y="0"/>
+          <wp:positionH relativeFrom="column">
+            <wp:posOffset>4954270</wp:posOffset>
+          </wp:positionH>
+          <wp:positionV relativeFrom="paragraph">
+            <wp:posOffset>-462915</wp:posOffset>
+          </wp:positionV>
+          <wp:extent cx="1699260" cy="679450"/>
+          <wp:effectExtent l="0" t="0" r="0" b="6350"/>
+          <wp:wrapNone/>
+          <wp:docPr id="8" name="Image 8"/>
+          <wp:cNvGraphicFramePr>
+            <a:graphicFrameLocks xmlns:a="http://schemas.openxmlformats.org/drawingml/2006/main" noChangeAspect="1"/>
+          </wp:cNvGraphicFramePr>
+          <a:graphic xmlns:a="http://schemas.openxmlformats.org/drawingml/2006/main">
+            <a:graphicData uri="http://schemas.openxmlformats.org/drawingml/2006/picture">
+              <pic:pic xmlns:pic="http://schemas.openxmlformats.org/drawingml/2006/picture">
+                <pic:nvPicPr>
+                  <pic:cNvPr id="0" name="Picture 23"/>
+                  <pic:cNvPicPr>
+                    <a:picLocks noChangeAspect="1" noChangeArrowheads="1"/>
+                  </pic:cNvPicPr>
+                </pic:nvPicPr>
+                <pic:blipFill rotWithShape="1">
+                  <a:blip r:embed="rId1">
+                    <a:extLst>
+                      <a:ext uri="{28A0092B-C50C-407E-A947-70E740481C1C}">
+                        <a14:useLocalDpi xmlns:a14="http://schemas.microsoft.com/office/drawing/2010/main" val="0"/>
+                      </a:ext>
+                    </a:extLst>
+                  </a:blip>
+                  <a:srcRect l="56838"/>
+                  <a:stretch/>
+                </pic:blipFill>
+                <pic:spPr bwMode="auto">
+                  <a:xfrm>
+                    <a:off x="0" y="0"/>
+                    <a:ext cx="1699260" cy="679450"/>
+                  </a:xfrm>
+                  <a:prstGeom prst="rect">
+                    <a:avLst/>
+                  </a:prstGeom>
+                  <a:noFill/>
+                  <a:ln>
+                    <a:noFill/>
+                  </a:ln>
+                  <a:extLst>
+                    <a:ext uri="{53640926-AAD7-44D8-BBD7-CCE9431645EC}">
+                      <a14:shadowObscured xmlns:a14="http://schemas.microsoft.com/office/drawing/2010/main"/>
+                    </a:ext>
+                  </a:extLst>
+                </pic:spPr>
+              </pic:pic>
+            </a:graphicData>
+          </a:graphic>
+          <wp14:sizeRelH relativeFrom="margin">
+            <wp14:pctWidth>0</wp14:pctWidth>
+          </wp14:sizeRelH>
+          <wp14:sizeRelV relativeFrom="margin">
+            <wp14:pctHeight>0</wp14:pctHeight>
+          </wp14:sizeRelV>
+        </wp:anchor>
+      </w:drawing>
+    </w:r>
+    <w:r>
+      <w:rPr>
+        <w:noProof/>
+      </w:rPr>
+      <w:drawing>
+        <wp:anchor distT="0" distB="0" distL="114300" distR="114300" simplePos="0" relativeHeight="251663360" behindDoc="0" locked="0" layoutInCell="1" allowOverlap="1" wp14:anchorId="4E387ABC" wp14:editId="751D9AE6">
+          <wp:simplePos x="0" y="0"/>
+          <wp:positionH relativeFrom="column">
+            <wp:posOffset>-858520</wp:posOffset>
+          </wp:positionH>
+          <wp:positionV relativeFrom="paragraph">
+            <wp:posOffset>-463209</wp:posOffset>
+          </wp:positionV>
+          <wp:extent cx="2210938" cy="679450"/>
+          <wp:effectExtent l="0" t="0" r="0" b="6350"/>
+          <wp:wrapNone/>
+          <wp:docPr id="15" name="Image 15"/>
+          <wp:cNvGraphicFramePr>
+            <a:graphicFrameLocks xmlns:a="http://schemas.openxmlformats.org/drawingml/2006/main" noChangeAspect="1"/>
+          </wp:cNvGraphicFramePr>
+          <a:graphic xmlns:a="http://schemas.openxmlformats.org/drawingml/2006/main">
+            <a:graphicData uri="http://schemas.openxmlformats.org/drawingml/2006/picture">
+              <pic:pic xmlns:pic="http://schemas.openxmlformats.org/drawingml/2006/picture">
+                <pic:nvPicPr>
+                  <pic:cNvPr id="0" name="Picture 23"/>
+                  <pic:cNvPicPr>
+                    <a:picLocks noChangeAspect="1" noChangeArrowheads="1"/>
+                  </pic:cNvPicPr>
+                </pic:nvPicPr>
+                <pic:blipFill rotWithShape="1">
+                  <a:blip r:embed="rId1">
+                    <a:extLst>
+                      <a:ext uri="{28A0092B-C50C-407E-A947-70E740481C1C}">
+                        <a14:useLocalDpi xmlns:a14="http://schemas.microsoft.com/office/drawing/2010/main" val="0"/>
+                      </a:ext>
+                    </a:extLst>
+                  </a:blip>
+                  <a:srcRect r="43855"/>
+                  <a:stretch/>
+                </pic:blipFill>
+                <pic:spPr bwMode="auto">
+                  <a:xfrm>
+                    <a:off x="0" y="0"/>
+                    <a:ext cx="2210938" cy="679450"/>
+                  </a:xfrm>
+                  <a:prstGeom prst="rect">
+                    <a:avLst/>
+                  </a:prstGeom>
+                  <a:noFill/>
+                  <a:ln>
+                    <a:noFill/>
+                  </a:ln>
+                  <a:extLst>
+                    <a:ext uri="{53640926-AAD7-44D8-BBD7-CCE9431645EC}">
+                      <a14:shadowObscured xmlns:a14="http://schemas.microsoft.com/office/drawing/2010/main"/>
+                    </a:ext>
+                  </a:extLst>
+                </pic:spPr>
+              </pic:pic>
+            </a:graphicData>
+          </a:graphic>
+          <wp14:sizeRelH relativeFrom="margin">
+            <wp14:pctWidth>0</wp14:pctWidth>
+          </wp14:sizeRelH>
+          <wp14:sizeRelV relativeFrom="margin">
+            <wp14:pctHeight>0</wp14:pctHeight>
+          </wp14:sizeRelV>
+        </wp:anchor>
+      </w:drawing>
+    </w:r>
+  </w:p>
+</w:hdr>
+</file>
+
 <file path=word/numbering.xml><?xml version="1.0" encoding="utf-8"?>
 <w:numbering xmlns:wpc="http://schemas.microsoft.com/office/word/2010/wordprocessingCanvas" xmlns:cx="http://schemas.microsoft.com/office/drawing/2014/chartex" xmlns:cx1="http://schemas.microsoft.com/office/drawing/2015/9/8/chartex" xmlns:cx2="http://schemas.microsoft.com/office/drawing/2015/10/21/chartex" xmlns:cx3="http://schemas.microsoft.com/office/drawing/2016/5/9/chartex" xmlns:cx4="http://schemas.microsoft.com/office/drawing/2016/5/10/chartex" xmlns:cx5="http://schemas.microsoft.com/office/drawing/2016/5/11/chartex" xmlns:cx6="http://schemas.microsoft.com/office/drawing/2016/5/12/chartex" xmlns:cx7="http://schemas.microsoft.com/office/drawing/2016/5/13/chartex" xmlns:cx8="http://schemas.microsoft.com/office/drawing/2016/5/14/chartex" xmlns:mc="http://schemas.openxmlformats.org/markup-compatibility/2006" xmlns:aink="http://schemas.microsoft.com/office/drawing/2016/ink" xmlns:am3d="http://schemas.microsoft.com/office/drawing/2017/model3d" xmlns:o="urn:schemas-microsoft-com:office:office" xmlns:oel="http://schemas.microsoft.com/office/2019/extlst" xmlns:r="http://schemas.openxmlformats.org/officeDocument/2006/relationships" xmlns:m="http://schemas.openxmlformats.org/officeDocument/2006/math" xmlns:v="urn:schemas-microsoft-com:vml" xmlns:wp14="http://schemas.microsoft.com/office/word/2010/wordprocessingDrawing" xmlns:wp="http://schemas.openxmlformats.org/drawingml/2006/wordprocessingDrawing" xmlns:w10="urn:schemas-microsoft-com:office:word" xmlns:w="http://schemas.openxmlformats.org/wordprocessingml/2006/main" xmlns:w14="http://schemas.microsoft.com/office/word/2010/wordml" xmlns:w15="http://schemas.microsoft.com/office/word/2012/wordml" xmlns:w16cex="http://schemas.microsoft.com/office/word/2018/wordml/cex" xmlns:w16cid="http://schemas.microsoft.com/office/word/2016/wordml/cid" xmlns:w16="http://schemas.microsoft.com/office/word/2018/wordml" xmlns:w16sdtdh="http://schemas.microsoft.com/office/word/2020/wordml/sdtdatahash" xmlns:w16se="http://schemas.microsoft.com/office/word/2015/wordml/symex" xmlns:wpg="http://schemas.microsoft.com/office/word/2010/wordprocessingGroup" xmlns:wpi="http://schemas.microsoft.com/office/word/2010/wordprocessingInk" xmlns:wne="http://schemas.microsoft.com/office/word/2006/wordml" xmlns:wps="http://schemas.microsoft.com/office/word/2010/wordprocessingShape" mc:Ignorable="w14 w15 w16se w16cid w16 w16cex w16sdtdh wp14">
+  <w:numPicBullet w:numPicBulletId="0">
+    <w:pict>
+      <v:shapetype id="_x0000_t75" coordsize="21600,21600" o:spt="75" o:preferrelative="t" path="m@4@5l@4@11@9@11@9@5xe" filled="f" stroked="f">
+        <v:stroke joinstyle="miter"/>
+        <v:formulas>
+          <v:f eqn="if lineDrawn pixelLineWidth 0"/>
+          <v:f eqn="sum @0 1 0"/>
+          <v:f eqn="sum 0 0 @1"/>
+          <v:f eqn="prod @2 1 2"/>
+          <v:f eqn="prod @3 21600 pixelWidth"/>
+          <v:f eqn="prod @3 21600 pixelHeight"/>
+          <v:f eqn="sum @0 0 1"/>
+          <v:f eqn="prod @6 1 2"/>
+          <v:f eqn="prod @7 21600 pixelWidth"/>
+          <v:f eqn="sum @8 21600 0"/>
+          <v:f eqn="prod @7 21600 pixelHeight"/>
+          <v:f eqn="sum @10 21600 0"/>
+        </v:formulas>
+        <v:path o:extrusionok="f" gradientshapeok="t" o:connecttype="rect"/>
+        <o:lock v:ext="edit" aspectratio="t"/>
+      </v:shapetype>
+      <v:shape id="_x0000_i1032" type="#_x0000_t75" style="width:14.4pt;height:14.4pt" o:bullet="t">
+        <v:imagedata r:id="rId1" o:title="msoEA91"/>
+      </v:shape>
+    </w:pict>
+  </w:numPicBullet>
   <w:abstractNum w:abstractNumId="0" w15:restartNumberingAfterBreak="0">
-    <w:nsid w:val="28A207DE"/>
+    <w:nsid w:val="03AE5D20"/>
+    <w:multiLevelType w:val="singleLevel"/>
+    <w:tmpl w:val="A57C14E6"/>
+    <w:lvl w:ilvl="0">
+      <w:start w:val="1"/>
+      <w:numFmt w:val="bullet"/>
+      <w:pStyle w:val="enumeration"/>
+      <w:lvlText w:val=""/>
+      <w:lvlJc w:val="left"/>
+      <w:pPr>
+        <w:tabs>
+          <w:tab w:val="num" w:pos="2204"/>
+        </w:tabs>
+        <w:ind w:left="2071" w:hanging="227"/>
+      </w:pPr>
+      <w:rPr>
+        <w:rFonts w:ascii="Symbol" w:hAnsi="Symbol" w:hint="default"/>
+        <w:sz w:val="16"/>
+      </w:rPr>
+    </w:lvl>
+  </w:abstractNum>
+  <w:abstractNum w:abstractNumId="1" w15:restartNumberingAfterBreak="0">
+    <w:nsid w:val="274D7FBE"/>
+    <w:multiLevelType w:val="hybridMultilevel"/>
+    <w:tmpl w:val="FE26A9C6"/>
+    <w:lvl w:ilvl="0" w:tplc="040C000B">
+      <w:start w:val="1"/>
+      <w:numFmt w:val="bullet"/>
+      <w:lvlText w:val=""/>
+      <w:lvlJc w:val="left"/>
+      <w:pPr>
+        <w:ind w:left="720" w:hanging="360"/>
+      </w:pPr>
+      <w:rPr>
+        <w:rFonts w:ascii="Wingdings" w:hAnsi="Wingdings" w:hint="default"/>
+      </w:rPr>
+    </w:lvl>
+    <w:lvl w:ilvl="1" w:tplc="040C0003" w:tentative="1">
+      <w:start w:val="1"/>
+      <w:numFmt w:val="bullet"/>
+      <w:lvlText w:val="o"/>
+      <w:lvlJc w:val="left"/>
+      <w:pPr>
+        <w:ind w:left="1440" w:hanging="360"/>
+      </w:pPr>
+      <w:rPr>
+        <w:rFonts w:ascii="Courier New" w:hAnsi="Courier New" w:cs="Courier New" w:hint="default"/>
+      </w:rPr>
+    </w:lvl>
+    <w:lvl w:ilvl="2" w:tplc="040C0005" w:tentative="1">
+      <w:start w:val="1"/>
+      <w:numFmt w:val="bullet"/>
+      <w:lvlText w:val=""/>
+      <w:lvlJc w:val="left"/>
+      <w:pPr>
+        <w:ind w:left="2160" w:hanging="360"/>
+      </w:pPr>
+      <w:rPr>
+        <w:rFonts w:ascii="Wingdings" w:hAnsi="Wingdings" w:hint="default"/>
+      </w:rPr>
+    </w:lvl>
+    <w:lvl w:ilvl="3" w:tplc="040C0001" w:tentative="1">
+      <w:start w:val="1"/>
+      <w:numFmt w:val="bullet"/>
+      <w:lvlText w:val=""/>
+      <w:lvlJc w:val="left"/>
+      <w:pPr>
+        <w:ind w:left="2880" w:hanging="360"/>
+      </w:pPr>
+      <w:rPr>
+        <w:rFonts w:ascii="Symbol" w:hAnsi="Symbol" w:hint="default"/>
+      </w:rPr>
+    </w:lvl>
+    <w:lvl w:ilvl="4" w:tplc="040C0003" w:tentative="1">
+      <w:start w:val="1"/>
+      <w:numFmt w:val="bullet"/>
+      <w:lvlText w:val="o"/>
+      <w:lvlJc w:val="left"/>
+      <w:pPr>
+        <w:ind w:left="3600" w:hanging="360"/>
+      </w:pPr>
+      <w:rPr>
+        <w:rFonts w:ascii="Courier New" w:hAnsi="Courier New" w:cs="Courier New" w:hint="default"/>
+      </w:rPr>
+    </w:lvl>
+    <w:lvl w:ilvl="5" w:tplc="040C0005" w:tentative="1">
+      <w:start w:val="1"/>
+      <w:numFmt w:val="bullet"/>
+      <w:lvlText w:val=""/>
+      <w:lvlJc w:val="left"/>
+      <w:pPr>
+        <w:ind w:left="4320" w:hanging="360"/>
+      </w:pPr>
+      <w:rPr>
+        <w:rFonts w:ascii="Wingdings" w:hAnsi="Wingdings" w:hint="default"/>
+      </w:rPr>
+    </w:lvl>
+    <w:lvl w:ilvl="6" w:tplc="040C0001" w:tentative="1">
+      <w:start w:val="1"/>
+      <w:numFmt w:val="bullet"/>
+      <w:lvlText w:val=""/>
+      <w:lvlJc w:val="left"/>
+      <w:pPr>
+        <w:ind w:left="5040" w:hanging="360"/>
+      </w:pPr>
+      <w:rPr>
+        <w:rFonts w:ascii="Symbol" w:hAnsi="Symbol" w:hint="default"/>
+      </w:rPr>
+    </w:lvl>
+    <w:lvl w:ilvl="7" w:tplc="040C0003" w:tentative="1">
+      <w:start w:val="1"/>
+      <w:numFmt w:val="bullet"/>
+      <w:lvlText w:val="o"/>
+      <w:lvlJc w:val="left"/>
+      <w:pPr>
+        <w:ind w:left="5760" w:hanging="360"/>
+      </w:pPr>
+      <w:rPr>
+        <w:rFonts w:ascii="Courier New" w:hAnsi="Courier New" w:cs="Courier New" w:hint="default"/>
+      </w:rPr>
+    </w:lvl>
+    <w:lvl w:ilvl="8" w:tplc="040C0005" w:tentative="1">
+      <w:start w:val="1"/>
+      <w:numFmt w:val="bullet"/>
+      <w:lvlText w:val=""/>
+      <w:lvlJc w:val="left"/>
+      <w:pPr>
+        <w:ind w:left="6480" w:hanging="360"/>
+      </w:pPr>
+      <w:rPr>
+        <w:rFonts w:ascii="Wingdings" w:hAnsi="Wingdings" w:hint="default"/>
+      </w:rPr>
+    </w:lvl>
+  </w:abstractNum>
+  <w:abstractNum w:abstractNumId="2" w15:restartNumberingAfterBreak="0">
+    <w:nsid w:val="3F71196F"/>
     <w:multiLevelType w:val="multilevel"/>
-    <w:tmpl w:val="1F66EF44"/>
+    <w:tmpl w:val="040C0027"/>
+    <w:lvl w:ilvl="0">
+      <w:start w:val="1"/>
+      <w:numFmt w:val="upperRoman"/>
+      <w:pStyle w:val="Titre1"/>
+      <w:lvlText w:val="%1."/>
+      <w:lvlJc w:val="left"/>
+      <w:pPr>
+        <w:ind w:left="0" w:firstLine="0"/>
+      </w:pPr>
+    </w:lvl>
+    <w:lvl w:ilvl="1">
+      <w:start w:val="1"/>
+      <w:numFmt w:val="upperLetter"/>
+      <w:pStyle w:val="Titre2"/>
+      <w:lvlText w:val="%2."/>
+      <w:lvlJc w:val="left"/>
+      <w:pPr>
+        <w:ind w:left="720" w:firstLine="0"/>
+      </w:pPr>
+    </w:lvl>
+    <w:lvl w:ilvl="2">
+      <w:start w:val="1"/>
+      <w:numFmt w:val="decimal"/>
+      <w:pStyle w:val="Titre3"/>
+      <w:lvlText w:val="%3."/>
+      <w:lvlJc w:val="left"/>
+      <w:pPr>
+        <w:ind w:left="1440" w:firstLine="0"/>
+      </w:pPr>
+    </w:lvl>
+    <w:lvl w:ilvl="3">
+      <w:start w:val="1"/>
+      <w:numFmt w:val="lowerLetter"/>
+      <w:pStyle w:val="Titre4"/>
+      <w:lvlText w:val="%4)"/>
+      <w:lvlJc w:val="left"/>
+      <w:pPr>
+        <w:ind w:left="2160" w:firstLine="0"/>
+      </w:pPr>
+    </w:lvl>
+    <w:lvl w:ilvl="4">
+      <w:start w:val="1"/>
+      <w:numFmt w:val="decimal"/>
+      <w:pStyle w:val="Titre5"/>
+      <w:lvlText w:val="(%5)"/>
+      <w:lvlJc w:val="left"/>
+      <w:pPr>
+        <w:ind w:left="2880" w:firstLine="0"/>
+      </w:pPr>
+    </w:lvl>
+    <w:lvl w:ilvl="5">
+      <w:start w:val="1"/>
+      <w:numFmt w:val="lowerLetter"/>
+      <w:pStyle w:val="Titre6"/>
+      <w:lvlText w:val="(%6)"/>
+      <w:lvlJc w:val="left"/>
+      <w:pPr>
+        <w:ind w:left="3600" w:firstLine="0"/>
+      </w:pPr>
+    </w:lvl>
+    <w:lvl w:ilvl="6">
+      <w:start w:val="1"/>
+      <w:numFmt w:val="lowerRoman"/>
+      <w:pStyle w:val="Titre7"/>
+      <w:lvlText w:val="(%7)"/>
+      <w:lvlJc w:val="left"/>
+      <w:pPr>
+        <w:ind w:left="4320" w:firstLine="0"/>
+      </w:pPr>
+    </w:lvl>
+    <w:lvl w:ilvl="7">
+      <w:start w:val="1"/>
+      <w:numFmt w:val="lowerLetter"/>
+      <w:pStyle w:val="Titre8"/>
+      <w:lvlText w:val="(%8)"/>
+      <w:lvlJc w:val="left"/>
+      <w:pPr>
+        <w:ind w:left="5040" w:firstLine="0"/>
+      </w:pPr>
+    </w:lvl>
+    <w:lvl w:ilvl="8">
+      <w:start w:val="1"/>
+      <w:numFmt w:val="lowerRoman"/>
+      <w:pStyle w:val="Titre9"/>
+      <w:lvlText w:val="(%9)"/>
+      <w:lvlJc w:val="left"/>
+      <w:pPr>
+        <w:ind w:left="5760" w:firstLine="0"/>
+      </w:pPr>
+    </w:lvl>
+  </w:abstractNum>
+  <w:abstractNum w:abstractNumId="3" w15:restartNumberingAfterBreak="0">
+    <w:nsid w:val="66C30DD5"/>
+    <w:multiLevelType w:val="hybridMultilevel"/>
+    <w:tmpl w:val="CFCA3096"/>
+    <w:lvl w:ilvl="0" w:tplc="040C0007">
+      <w:start w:val="1"/>
+      <w:numFmt w:val="bullet"/>
+      <w:lvlText w:val=""/>
+      <w:lvlPicBulletId w:val="0"/>
+      <w:lvlJc w:val="left"/>
+      <w:pPr>
+        <w:ind w:left="720" w:hanging="360"/>
+      </w:pPr>
+      <w:rPr>
+        <w:rFonts w:ascii="Symbol" w:hAnsi="Symbol" w:hint="default"/>
+      </w:rPr>
+    </w:lvl>
+    <w:lvl w:ilvl="1" w:tplc="040C0003" w:tentative="1">
+      <w:start w:val="1"/>
+      <w:numFmt w:val="bullet"/>
+      <w:lvlText w:val="o"/>
+      <w:lvlJc w:val="left"/>
+      <w:pPr>
+        <w:ind w:left="1440" w:hanging="360"/>
+      </w:pPr>
+      <w:rPr>
+        <w:rFonts w:ascii="Courier New" w:hAnsi="Courier New" w:cs="Courier New" w:hint="default"/>
+      </w:rPr>
+    </w:lvl>
+    <w:lvl w:ilvl="2" w:tplc="040C0005" w:tentative="1">
+      <w:start w:val="1"/>
+      <w:numFmt w:val="bullet"/>
+      <w:lvlText w:val=""/>
+      <w:lvlJc w:val="left"/>
+      <w:pPr>
+        <w:ind w:left="2160" w:hanging="360"/>
+      </w:pPr>
+      <w:rPr>
+        <w:rFonts w:ascii="Wingdings" w:hAnsi="Wingdings" w:hint="default"/>
+      </w:rPr>
+    </w:lvl>
+    <w:lvl w:ilvl="3" w:tplc="040C0001" w:tentative="1">
+      <w:start w:val="1"/>
+      <w:numFmt w:val="bullet"/>
+      <w:lvlText w:val=""/>
+      <w:lvlJc w:val="left"/>
+      <w:pPr>
+        <w:ind w:left="2880" w:hanging="360"/>
+      </w:pPr>
+      <w:rPr>
+        <w:rFonts w:ascii="Symbol" w:hAnsi="Symbol" w:hint="default"/>
+      </w:rPr>
+    </w:lvl>
+    <w:lvl w:ilvl="4" w:tplc="040C0003" w:tentative="1">
+      <w:start w:val="1"/>
+      <w:numFmt w:val="bullet"/>
+      <w:lvlText w:val="o"/>
+      <w:lvlJc w:val="left"/>
+      <w:pPr>
+        <w:ind w:left="3600" w:hanging="360"/>
+      </w:pPr>
+      <w:rPr>
+        <w:rFonts w:ascii="Courier New" w:hAnsi="Courier New" w:cs="Courier New" w:hint="default"/>
+      </w:rPr>
+    </w:lvl>
+    <w:lvl w:ilvl="5" w:tplc="040C0005" w:tentative="1">
+      <w:start w:val="1"/>
+      <w:numFmt w:val="bullet"/>
+      <w:lvlText w:val=""/>
+      <w:lvlJc w:val="left"/>
+      <w:pPr>
+        <w:ind w:left="4320" w:hanging="360"/>
+      </w:pPr>
+      <w:rPr>
+        <w:rFonts w:ascii="Wingdings" w:hAnsi="Wingdings" w:hint="default"/>
+      </w:rPr>
+    </w:lvl>
+    <w:lvl w:ilvl="6" w:tplc="040C0001" w:tentative="1">
+      <w:start w:val="1"/>
+      <w:numFmt w:val="bullet"/>
+      <w:lvlText w:val=""/>
+      <w:lvlJc w:val="left"/>
+      <w:pPr>
+        <w:ind w:left="5040" w:hanging="360"/>
+      </w:pPr>
+      <w:rPr>
+        <w:rFonts w:ascii="Symbol" w:hAnsi="Symbol" w:hint="default"/>
+      </w:rPr>
+    </w:lvl>
+    <w:lvl w:ilvl="7" w:tplc="040C0003" w:tentative="1">
+      <w:start w:val="1"/>
+      <w:numFmt w:val="bullet"/>
+      <w:lvlText w:val="o"/>
+      <w:lvlJc w:val="left"/>
+      <w:pPr>
+        <w:ind w:left="5760" w:hanging="360"/>
+      </w:pPr>
+      <w:rPr>
+        <w:rFonts w:ascii="Courier New" w:hAnsi="Courier New" w:cs="Courier New" w:hint="default"/>
+      </w:rPr>
+    </w:lvl>
+    <w:lvl w:ilvl="8" w:tplc="040C0005" w:tentative="1">
+      <w:start w:val="1"/>
+      <w:numFmt w:val="bullet"/>
+      <w:lvlText w:val=""/>
+      <w:lvlJc w:val="left"/>
+      <w:pPr>
+        <w:ind w:left="6480" w:hanging="360"/>
+      </w:pPr>
+      <w:rPr>
+        <w:rFonts w:ascii="Wingdings" w:hAnsi="Wingdings" w:hint="default"/>
+      </w:rPr>
+    </w:lvl>
+  </w:abstractNum>
+  <w:abstractNum w:abstractNumId="4" w15:restartNumberingAfterBreak="0">
+    <w:nsid w:val="7A44546C"/>
+    <w:multiLevelType w:val="hybridMultilevel"/>
+    <w:tmpl w:val="F7FADB2C"/>
+    <w:lvl w:ilvl="0" w:tplc="040C000B">
+      <w:start w:val="1"/>
+      <w:numFmt w:val="bullet"/>
+      <w:lvlText w:val=""/>
+      <w:lvlJc w:val="left"/>
+      <w:pPr>
+        <w:ind w:left="720" w:hanging="360"/>
+      </w:pPr>
+      <w:rPr>
+        <w:rFonts w:ascii="Wingdings" w:hAnsi="Wingdings" w:hint="default"/>
+      </w:rPr>
+    </w:lvl>
+    <w:lvl w:ilvl="1" w:tplc="040C0003" w:tentative="1">
+      <w:start w:val="1"/>
+      <w:numFmt w:val="bullet"/>
+      <w:lvlText w:val="o"/>
+      <w:lvlJc w:val="left"/>
+      <w:pPr>
+        <w:ind w:left="1440" w:hanging="360"/>
+      </w:pPr>
+      <w:rPr>
+        <w:rFonts w:ascii="Courier New" w:hAnsi="Courier New" w:cs="Courier New" w:hint="default"/>
+      </w:rPr>
+    </w:lvl>
+    <w:lvl w:ilvl="2" w:tplc="040C0005" w:tentative="1">
+      <w:start w:val="1"/>
+      <w:numFmt w:val="bullet"/>
+      <w:lvlText w:val=""/>
+      <w:lvlJc w:val="left"/>
+      <w:pPr>
+        <w:ind w:left="2160" w:hanging="360"/>
+      </w:pPr>
+      <w:rPr>
+        <w:rFonts w:ascii="Wingdings" w:hAnsi="Wingdings" w:hint="default"/>
+      </w:rPr>
+    </w:lvl>
+    <w:lvl w:ilvl="3" w:tplc="040C0001" w:tentative="1">
+      <w:start w:val="1"/>
+      <w:numFmt w:val="bullet"/>
+      <w:lvlText w:val=""/>
+      <w:lvlJc w:val="left"/>
+      <w:pPr>
+        <w:ind w:left="2880" w:hanging="360"/>
+      </w:pPr>
+      <w:rPr>
+        <w:rFonts w:ascii="Symbol" w:hAnsi="Symbol" w:hint="default"/>
+      </w:rPr>
+    </w:lvl>
+    <w:lvl w:ilvl="4" w:tplc="040C0003" w:tentative="1">
+      <w:start w:val="1"/>
+      <w:numFmt w:val="bullet"/>
+      <w:lvlText w:val="o"/>
+      <w:lvlJc w:val="left"/>
+      <w:pPr>
+        <w:ind w:left="3600" w:hanging="360"/>
+      </w:pPr>
+      <w:rPr>
+        <w:rFonts w:ascii="Courier New" w:hAnsi="Courier New" w:cs="Courier New" w:hint="default"/>
+      </w:rPr>
+    </w:lvl>
+    <w:lvl w:ilvl="5" w:tplc="040C0005" w:tentative="1">
+      <w:start w:val="1"/>
+      <w:numFmt w:val="bullet"/>
+      <w:lvlText w:val=""/>
+      <w:lvlJc w:val="left"/>
+      <w:pPr>
+        <w:ind w:left="4320" w:hanging="360"/>
+      </w:pPr>
+      <w:rPr>
+        <w:rFonts w:ascii="Wingdings" w:hAnsi="Wingdings" w:hint="default"/>
+      </w:rPr>
+    </w:lvl>
+    <w:lvl w:ilvl="6" w:tplc="040C0001" w:tentative="1">
+      <w:start w:val="1"/>
+      <w:numFmt w:val="bullet"/>
+      <w:lvlText w:val=""/>
+      <w:lvlJc w:val="left"/>
+      <w:pPr>
+        <w:ind w:left="5040" w:hanging="360"/>
+      </w:pPr>
+      <w:rPr>
+        <w:rFonts w:ascii="Symbol" w:hAnsi="Symbol" w:hint="default"/>
+      </w:rPr>
+    </w:lvl>
+    <w:lvl w:ilvl="7" w:tplc="040C0003" w:tentative="1">
+      <w:start w:val="1"/>
+      <w:numFmt w:val="bullet"/>
+      <w:lvlText w:val="o"/>
+      <w:lvlJc w:val="left"/>
+      <w:pPr>
+        <w:ind w:left="5760" w:hanging="360"/>
+      </w:pPr>
+      <w:rPr>
+        <w:rFonts w:ascii="Courier New" w:hAnsi="Courier New" w:cs="Courier New" w:hint="default"/>
+      </w:rPr>
+    </w:lvl>
+    <w:lvl w:ilvl="8" w:tplc="040C0005" w:tentative="1">
+      <w:start w:val="1"/>
+      <w:numFmt w:val="bullet"/>
+      <w:lvlText w:val=""/>
+      <w:lvlJc w:val="left"/>
+      <w:pPr>
+        <w:ind w:left="6480" w:hanging="360"/>
+      </w:pPr>
+      <w:rPr>
+        <w:rFonts w:ascii="Wingdings" w:hAnsi="Wingdings" w:hint="default"/>
+      </w:rPr>
+    </w:lvl>
+  </w:abstractNum>
+  <w:abstractNum w:abstractNumId="5" w15:restartNumberingAfterBreak="0">
+    <w:nsid w:val="7B0C4209"/>
+    <w:multiLevelType w:val="multilevel"/>
+    <w:tmpl w:val="185A7C5A"/>
     <w:lvl w:ilvl="0">
       <w:start w:val="1"/>
       <w:numFmt w:val="bullet"/>
@@ -631,161 +4165,55 @@
       </w:rPr>
     </w:lvl>
   </w:abstractNum>
-  <w:abstractNum w:abstractNumId="1" w15:restartNumberingAfterBreak="0">
-    <w:nsid w:val="4D2F4F1C"/>
-    <w:multiLevelType w:val="multilevel"/>
-    <w:tmpl w:val="7BD080C0"/>
-    <w:lvl w:ilvl="0">
-      <w:start w:val="1"/>
-      <w:numFmt w:val="bullet"/>
-      <w:lvlText w:val=""/>
-      <w:lvlJc w:val="left"/>
-      <w:pPr>
-        <w:tabs>
-          <w:tab w:val="num" w:pos="720"/>
-        </w:tabs>
-        <w:ind w:left="720" w:hanging="360"/>
-      </w:pPr>
-      <w:rPr>
-        <w:rFonts w:ascii="Symbol" w:hAnsi="Symbol" w:hint="default"/>
-        <w:sz w:val="20"/>
-      </w:rPr>
-    </w:lvl>
-    <w:lvl w:ilvl="1" w:tentative="1">
-      <w:start w:val="1"/>
-      <w:numFmt w:val="bullet"/>
-      <w:lvlText w:val="o"/>
-      <w:lvlJc w:val="left"/>
-      <w:pPr>
-        <w:tabs>
-          <w:tab w:val="num" w:pos="1440"/>
-        </w:tabs>
-        <w:ind w:left="1440" w:hanging="360"/>
-      </w:pPr>
-      <w:rPr>
-        <w:rFonts w:ascii="Courier New" w:hAnsi="Courier New" w:hint="default"/>
-        <w:sz w:val="20"/>
-      </w:rPr>
-    </w:lvl>
-    <w:lvl w:ilvl="2" w:tentative="1">
-      <w:start w:val="1"/>
-      <w:numFmt w:val="bullet"/>
-      <w:lvlText w:val=""/>
-      <w:lvlJc w:val="left"/>
-      <w:pPr>
-        <w:tabs>
-          <w:tab w:val="num" w:pos="2160"/>
-        </w:tabs>
-        <w:ind w:left="2160" w:hanging="360"/>
-      </w:pPr>
-      <w:rPr>
-        <w:rFonts w:ascii="Wingdings" w:hAnsi="Wingdings" w:hint="default"/>
-        <w:sz w:val="20"/>
-      </w:rPr>
-    </w:lvl>
-    <w:lvl w:ilvl="3" w:tentative="1">
-      <w:start w:val="1"/>
-      <w:numFmt w:val="bullet"/>
-      <w:lvlText w:val=""/>
-      <w:lvlJc w:val="left"/>
-      <w:pPr>
-        <w:tabs>
-          <w:tab w:val="num" w:pos="2880"/>
-        </w:tabs>
-        <w:ind w:left="2880" w:hanging="360"/>
-      </w:pPr>
-      <w:rPr>
-        <w:rFonts w:ascii="Wingdings" w:hAnsi="Wingdings" w:hint="default"/>
-        <w:sz w:val="20"/>
-      </w:rPr>
-    </w:lvl>
-    <w:lvl w:ilvl="4" w:tentative="1">
-      <w:start w:val="1"/>
-      <w:numFmt w:val="bullet"/>
-      <w:lvlText w:val=""/>
-      <w:lvlJc w:val="left"/>
-      <w:pPr>
-        <w:tabs>
-          <w:tab w:val="num" w:pos="3600"/>
-        </w:tabs>
-        <w:ind w:left="3600" w:hanging="360"/>
-      </w:pPr>
-      <w:rPr>
-        <w:rFonts w:ascii="Wingdings" w:hAnsi="Wingdings" w:hint="default"/>
-        <w:sz w:val="20"/>
-      </w:rPr>
-    </w:lvl>
-    <w:lvl w:ilvl="5" w:tentative="1">
-      <w:start w:val="1"/>
-      <w:numFmt w:val="bullet"/>
-      <w:lvlText w:val=""/>
-      <w:lvlJc w:val="left"/>
-      <w:pPr>
-        <w:tabs>
-          <w:tab w:val="num" w:pos="4320"/>
-        </w:tabs>
-        <w:ind w:left="4320" w:hanging="360"/>
-      </w:pPr>
-      <w:rPr>
-        <w:rFonts w:ascii="Wingdings" w:hAnsi="Wingdings" w:hint="default"/>
-        <w:sz w:val="20"/>
-      </w:rPr>
-    </w:lvl>
-    <w:lvl w:ilvl="6" w:tentative="1">
-      <w:start w:val="1"/>
-      <w:numFmt w:val="bullet"/>
-      <w:lvlText w:val=""/>
-      <w:lvlJc w:val="left"/>
-      <w:pPr>
-        <w:tabs>
-          <w:tab w:val="num" w:pos="5040"/>
-        </w:tabs>
-        <w:ind w:left="5040" w:hanging="360"/>
-      </w:pPr>
-      <w:rPr>
-        <w:rFonts w:ascii="Wingdings" w:hAnsi="Wingdings" w:hint="default"/>
-        <w:sz w:val="20"/>
-      </w:rPr>
-    </w:lvl>
-    <w:lvl w:ilvl="7" w:tentative="1">
-      <w:start w:val="1"/>
-      <w:numFmt w:val="bullet"/>
-      <w:lvlText w:val=""/>
-      <w:lvlJc w:val="left"/>
-      <w:pPr>
-        <w:tabs>
-          <w:tab w:val="num" w:pos="5760"/>
-        </w:tabs>
-        <w:ind w:left="5760" w:hanging="360"/>
-      </w:pPr>
-      <w:rPr>
-        <w:rFonts w:ascii="Wingdings" w:hAnsi="Wingdings" w:hint="default"/>
-        <w:sz w:val="20"/>
-      </w:rPr>
-    </w:lvl>
-    <w:lvl w:ilvl="8" w:tentative="1">
-      <w:start w:val="1"/>
-      <w:numFmt w:val="bullet"/>
-      <w:lvlText w:val=""/>
-      <w:lvlJc w:val="left"/>
-      <w:pPr>
-        <w:tabs>
-          <w:tab w:val="num" w:pos="6480"/>
-        </w:tabs>
-        <w:ind w:left="6480" w:hanging="360"/>
-      </w:pPr>
-      <w:rPr>
-        <w:rFonts w:ascii="Wingdings" w:hAnsi="Wingdings" w:hint="default"/>
-        <w:sz w:val="20"/>
-      </w:rPr>
-    </w:lvl>
-  </w:abstractNum>
-  <w:num w:numId="1" w16cid:durableId="1350715538">
+  <w:num w:numId="1" w16cid:durableId="1549681109">
+    <w:abstractNumId w:val="2"/>
+  </w:num>
+  <w:num w:numId="2" w16cid:durableId="614601500">
     <w:abstractNumId w:val="0"/>
   </w:num>
-  <w:num w:numId="2" w16cid:durableId="1859000449">
+  <w:num w:numId="3" w16cid:durableId="738402004">
+    <w:abstractNumId w:val="3"/>
+  </w:num>
+  <w:num w:numId="4" w16cid:durableId="701593715">
     <w:abstractNumId w:val="1"/>
   </w:num>
+  <w:num w:numId="5" w16cid:durableId="476534823">
+    <w:abstractNumId w:val="2"/>
+    <w:lvlOverride w:ilvl="0">
+      <w:startOverride w:val="1"/>
+    </w:lvlOverride>
+    <w:lvlOverride w:ilvl="1">
+      <w:startOverride w:val="1"/>
+    </w:lvlOverride>
+    <w:lvlOverride w:ilvl="2">
+      <w:startOverride w:val="1"/>
+    </w:lvlOverride>
+    <w:lvlOverride w:ilvl="3">
+      <w:startOverride w:val="1"/>
+    </w:lvlOverride>
+    <w:lvlOverride w:ilvl="4">
+      <w:startOverride w:val="1"/>
+    </w:lvlOverride>
+    <w:lvlOverride w:ilvl="5">
+      <w:startOverride w:val="1"/>
+    </w:lvlOverride>
+    <w:lvlOverride w:ilvl="6">
+      <w:startOverride w:val="1"/>
+    </w:lvlOverride>
+    <w:lvlOverride w:ilvl="7">
+      <w:startOverride w:val="1"/>
+    </w:lvlOverride>
+    <w:lvlOverride w:ilvl="8">
+      <w:startOverride w:val="1"/>
+    </w:lvlOverride>
+  </w:num>
+  <w:num w:numId="6" w16cid:durableId="376972763">
+    <w:abstractNumId w:val="5"/>
+  </w:num>
+  <w:num w:numId="7" w16cid:durableId="101850793">
+    <w:abstractNumId w:val="4"/>
+  </w:num>
+  <w:numIdMacAtCleanup w:val="4"/>
 </w:numbering>
 </file>
 
@@ -798,7 +4226,7 @@
         <w:kern w:val="2"/>
         <w:sz w:val="24"/>
         <w:szCs w:val="24"/>
-        <w:lang w:val="fr-FR" w:eastAsia="en-US" w:bidi="ar-SA"/>
+        <w:lang w:val="fr-FR" w:eastAsia="fr-FR" w:bidi="ar-SA"/>
         <w14:ligatures w14:val="standardContextual"/>
       </w:rPr>
     </w:rPrDefault>
@@ -1189,6 +4617,15 @@
   <w:style w:type="paragraph" w:default="1" w:styleId="Normal">
     <w:name w:val="Normal"/>
     <w:qFormat/>
+    <w:rsid w:val="00755514"/>
+    <w:pPr>
+      <w:spacing w:line="360" w:lineRule="auto"/>
+      <w:jc w:val="both"/>
+    </w:pPr>
+    <w:rPr>
+      <w:rFonts w:ascii="Aptos" w:hAnsi="Aptos"/>
+      <w:sz w:val="22"/>
+    </w:rPr>
   </w:style>
   <w:style w:type="paragraph" w:styleId="Titre1">
     <w:name w:val="heading 1"/>
@@ -1197,18 +4634,23 @@
     <w:link w:val="Titre1Car"/>
     <w:uiPriority w:val="9"/>
     <w:qFormat/>
-    <w:rsid w:val="003B1CE1"/>
+    <w:rsid w:val="000F493C"/>
     <w:pPr>
       <w:keepNext/>
       <w:keepLines/>
+      <w:numPr>
+        <w:numId w:val="1"/>
+      </w:numPr>
       <w:spacing w:before="360" w:after="80"/>
       <w:outlineLvl w:val="0"/>
     </w:pPr>
     <w:rPr>
       <w:rFonts w:asciiTheme="majorHAnsi" w:eastAsiaTheme="majorEastAsia" w:hAnsiTheme="majorHAnsi" w:cstheme="majorBidi"/>
-      <w:color w:val="0F4761" w:themeColor="accent1" w:themeShade="BF"/>
-      <w:sz w:val="32"/>
-      <w:szCs w:val="32"/>
+      <w:b/>
+      <w:color w:val="000000" w:themeColor="text1"/>
+      <w:sz w:val="28"/>
+      <w:szCs w:val="40"/>
+      <w:u w:val="single"/>
     </w:rPr>
   </w:style>
   <w:style w:type="paragraph" w:styleId="Titre2">
@@ -1217,21 +4659,24 @@
     <w:next w:val="Normal"/>
     <w:link w:val="Titre2Car"/>
     <w:uiPriority w:val="9"/>
-    <w:semiHidden/>
     <w:unhideWhenUsed/>
     <w:qFormat/>
-    <w:rsid w:val="00834897"/>
+    <w:rsid w:val="000F493C"/>
     <w:pPr>
       <w:keepNext/>
       <w:keepLines/>
+      <w:numPr>
+        <w:ilvl w:val="1"/>
+        <w:numId w:val="1"/>
+      </w:numPr>
       <w:spacing w:before="160" w:after="80"/>
       <w:outlineLvl w:val="1"/>
     </w:pPr>
     <w:rPr>
       <w:rFonts w:asciiTheme="majorHAnsi" w:eastAsiaTheme="majorEastAsia" w:hAnsiTheme="majorHAnsi" w:cstheme="majorBidi"/>
-      <w:color w:val="0F4761" w:themeColor="accent1" w:themeShade="BF"/>
-      <w:sz w:val="32"/>
+      <w:i/>
       <w:szCs w:val="32"/>
+      <w:u w:val="single"/>
     </w:rPr>
   </w:style>
   <w:style w:type="paragraph" w:styleId="Titre3">
@@ -1240,20 +4685,22 @@
     <w:next w:val="Normal"/>
     <w:link w:val="Titre3Car"/>
     <w:uiPriority w:val="9"/>
-    <w:semiHidden/>
     <w:unhideWhenUsed/>
     <w:qFormat/>
-    <w:rsid w:val="00834897"/>
+    <w:rsid w:val="000F493C"/>
     <w:pPr>
       <w:keepNext/>
       <w:keepLines/>
+      <w:numPr>
+        <w:ilvl w:val="2"/>
+        <w:numId w:val="1"/>
+      </w:numPr>
       <w:spacing w:before="160" w:after="80"/>
       <w:outlineLvl w:val="2"/>
     </w:pPr>
     <w:rPr>
       <w:rFonts w:eastAsiaTheme="majorEastAsia" w:cstheme="majorBidi"/>
-      <w:color w:val="0F4761" w:themeColor="accent1" w:themeShade="BF"/>
-      <w:sz w:val="28"/>
+      <w:i/>
       <w:szCs w:val="28"/>
     </w:rPr>
   </w:style>
@@ -1263,13 +4710,16 @@
     <w:next w:val="Normal"/>
     <w:link w:val="Titre4Car"/>
     <w:uiPriority w:val="9"/>
-    <w:semiHidden/>
     <w:unhideWhenUsed/>
     <w:qFormat/>
-    <w:rsid w:val="00834897"/>
+    <w:rsid w:val="004424DB"/>
     <w:pPr>
       <w:keepNext/>
       <w:keepLines/>
+      <w:numPr>
+        <w:ilvl w:val="3"/>
+        <w:numId w:val="1"/>
+      </w:numPr>
       <w:spacing w:before="80" w:after="40"/>
       <w:outlineLvl w:val="3"/>
     </w:pPr>
@@ -1286,13 +4736,16 @@
     <w:next w:val="Normal"/>
     <w:link w:val="Titre5Car"/>
     <w:uiPriority w:val="9"/>
-    <w:semiHidden/>
     <w:unhideWhenUsed/>
     <w:qFormat/>
-    <w:rsid w:val="00834897"/>
+    <w:rsid w:val="004424DB"/>
     <w:pPr>
       <w:keepNext/>
       <w:keepLines/>
+      <w:numPr>
+        <w:ilvl w:val="4"/>
+        <w:numId w:val="1"/>
+      </w:numPr>
       <w:spacing w:before="80" w:after="40"/>
       <w:outlineLvl w:val="4"/>
     </w:pPr>
@@ -1310,10 +4763,14 @@
     <w:semiHidden/>
     <w:unhideWhenUsed/>
     <w:qFormat/>
-    <w:rsid w:val="00834897"/>
+    <w:rsid w:val="004424DB"/>
     <w:pPr>
       <w:keepNext/>
       <w:keepLines/>
+      <w:numPr>
+        <w:ilvl w:val="5"/>
+        <w:numId w:val="1"/>
+      </w:numPr>
       <w:spacing w:before="40" w:after="0"/>
       <w:outlineLvl w:val="5"/>
     </w:pPr>
@@ -1333,10 +4790,14 @@
     <w:semiHidden/>
     <w:unhideWhenUsed/>
     <w:qFormat/>
-    <w:rsid w:val="00834897"/>
+    <w:rsid w:val="004424DB"/>
     <w:pPr>
       <w:keepNext/>
       <w:keepLines/>
+      <w:numPr>
+        <w:ilvl w:val="6"/>
+        <w:numId w:val="1"/>
+      </w:numPr>
       <w:spacing w:before="40" w:after="0"/>
       <w:outlineLvl w:val="6"/>
     </w:pPr>
@@ -1354,10 +4815,14 @@
     <w:semiHidden/>
     <w:unhideWhenUsed/>
     <w:qFormat/>
-    <w:rsid w:val="00834897"/>
+    <w:rsid w:val="004424DB"/>
     <w:pPr>
       <w:keepNext/>
       <w:keepLines/>
+      <w:numPr>
+        <w:ilvl w:val="7"/>
+        <w:numId w:val="1"/>
+      </w:numPr>
       <w:spacing w:after="0"/>
       <w:outlineLvl w:val="7"/>
     </w:pPr>
@@ -1377,10 +4842,14 @@
     <w:semiHidden/>
     <w:unhideWhenUsed/>
     <w:qFormat/>
-    <w:rsid w:val="00834897"/>
+    <w:rsid w:val="004424DB"/>
     <w:pPr>
       <w:keepNext/>
       <w:keepLines/>
+      <w:numPr>
+        <w:ilvl w:val="8"/>
+        <w:numId w:val="1"/>
+      </w:numPr>
       <w:spacing w:after="0"/>
       <w:outlineLvl w:val="8"/>
     </w:pPr>
@@ -1392,6 +4861,7 @@
   <w:style w:type="character" w:default="1" w:styleId="Policepardfaut">
     <w:name w:val="Default Paragraph Font"/>
     <w:uiPriority w:val="1"/>
+    <w:semiHidden/>
     <w:unhideWhenUsed/>
   </w:style>
   <w:style w:type="table" w:default="1" w:styleId="TableauNormal">
@@ -1420,12 +4890,14 @@
     <w:basedOn w:val="Policepardfaut"/>
     <w:link w:val="Titre1"/>
     <w:uiPriority w:val="9"/>
-    <w:rsid w:val="003B1CE1"/>
+    <w:rsid w:val="000F493C"/>
     <w:rPr>
       <w:rFonts w:asciiTheme="majorHAnsi" w:eastAsiaTheme="majorEastAsia" w:hAnsiTheme="majorHAnsi" w:cstheme="majorBidi"/>
-      <w:color w:val="0F4761" w:themeColor="accent1" w:themeShade="BF"/>
-      <w:sz w:val="32"/>
-      <w:szCs w:val="32"/>
+      <w:b/>
+      <w:color w:val="000000" w:themeColor="text1"/>
+      <w:sz w:val="28"/>
+      <w:szCs w:val="40"/>
+      <w:u w:val="single"/>
     </w:rPr>
   </w:style>
   <w:style w:type="character" w:customStyle="1" w:styleId="Titre2Car">
@@ -1433,13 +4905,13 @@
     <w:basedOn w:val="Policepardfaut"/>
     <w:link w:val="Titre2"/>
     <w:uiPriority w:val="9"/>
-    <w:semiHidden/>
-    <w:rsid w:val="00834897"/>
+    <w:rsid w:val="000F493C"/>
     <w:rPr>
       <w:rFonts w:asciiTheme="majorHAnsi" w:eastAsiaTheme="majorEastAsia" w:hAnsiTheme="majorHAnsi" w:cstheme="majorBidi"/>
-      <w:color w:val="0F4761" w:themeColor="accent1" w:themeShade="BF"/>
-      <w:sz w:val="32"/>
+      <w:i/>
+      <w:sz w:val="22"/>
       <w:szCs w:val="32"/>
+      <w:u w:val="single"/>
     </w:rPr>
   </w:style>
   <w:style w:type="character" w:customStyle="1" w:styleId="Titre3Car">
@@ -1447,12 +4919,11 @@
     <w:basedOn w:val="Policepardfaut"/>
     <w:link w:val="Titre3"/>
     <w:uiPriority w:val="9"/>
-    <w:semiHidden/>
-    <w:rsid w:val="00834897"/>
+    <w:rsid w:val="000F493C"/>
     <w:rPr>
-      <w:rFonts w:eastAsiaTheme="majorEastAsia" w:cstheme="majorBidi"/>
-      <w:color w:val="0F4761" w:themeColor="accent1" w:themeShade="BF"/>
-      <w:sz w:val="28"/>
+      <w:rFonts w:ascii="Aptos" w:eastAsiaTheme="majorEastAsia" w:hAnsi="Aptos" w:cstheme="majorBidi"/>
+      <w:i/>
+      <w:sz w:val="22"/>
       <w:szCs w:val="28"/>
     </w:rPr>
   </w:style>
@@ -1461,13 +4932,13 @@
     <w:basedOn w:val="Policepardfaut"/>
     <w:link w:val="Titre4"/>
     <w:uiPriority w:val="9"/>
-    <w:semiHidden/>
-    <w:rsid w:val="00834897"/>
+    <w:rsid w:val="004424DB"/>
     <w:rPr>
-      <w:rFonts w:eastAsiaTheme="majorEastAsia" w:cstheme="majorBidi"/>
+      <w:rFonts w:ascii="Aptos" w:eastAsiaTheme="majorEastAsia" w:hAnsi="Aptos" w:cstheme="majorBidi"/>
       <w:i/>
       <w:iCs/>
       <w:color w:val="0F4761" w:themeColor="accent1" w:themeShade="BF"/>
+      <w:sz w:val="22"/>
     </w:rPr>
   </w:style>
   <w:style w:type="character" w:customStyle="1" w:styleId="Titre5Car">
@@ -1475,11 +4946,11 @@
     <w:basedOn w:val="Policepardfaut"/>
     <w:link w:val="Titre5"/>
     <w:uiPriority w:val="9"/>
-    <w:semiHidden/>
-    <w:rsid w:val="00834897"/>
+    <w:rsid w:val="004424DB"/>
     <w:rPr>
-      <w:rFonts w:eastAsiaTheme="majorEastAsia" w:cstheme="majorBidi"/>
+      <w:rFonts w:ascii="Aptos" w:eastAsiaTheme="majorEastAsia" w:hAnsi="Aptos" w:cstheme="majorBidi"/>
       <w:color w:val="0F4761" w:themeColor="accent1" w:themeShade="BF"/>
+      <w:sz w:val="22"/>
     </w:rPr>
   </w:style>
   <w:style w:type="character" w:customStyle="1" w:styleId="Titre6Car">
@@ -1488,12 +4959,13 @@
     <w:link w:val="Titre6"/>
     <w:uiPriority w:val="9"/>
     <w:semiHidden/>
-    <w:rsid w:val="00834897"/>
+    <w:rsid w:val="004424DB"/>
     <w:rPr>
-      <w:rFonts w:eastAsiaTheme="majorEastAsia" w:cstheme="majorBidi"/>
+      <w:rFonts w:ascii="Aptos" w:eastAsiaTheme="majorEastAsia" w:hAnsi="Aptos" w:cstheme="majorBidi"/>
       <w:i/>
       <w:iCs/>
       <w:color w:val="595959" w:themeColor="text1" w:themeTint="A6"/>
+      <w:sz w:val="22"/>
     </w:rPr>
   </w:style>
   <w:style w:type="character" w:customStyle="1" w:styleId="Titre7Car">
@@ -1502,10 +4974,11 @@
     <w:link w:val="Titre7"/>
     <w:uiPriority w:val="9"/>
     <w:semiHidden/>
-    <w:rsid w:val="00834897"/>
+    <w:rsid w:val="004424DB"/>
     <w:rPr>
-      <w:rFonts w:eastAsiaTheme="majorEastAsia" w:cstheme="majorBidi"/>
+      <w:rFonts w:ascii="Aptos" w:eastAsiaTheme="majorEastAsia" w:hAnsi="Aptos" w:cstheme="majorBidi"/>
       <w:color w:val="595959" w:themeColor="text1" w:themeTint="A6"/>
+      <w:sz w:val="22"/>
     </w:rPr>
   </w:style>
   <w:style w:type="character" w:customStyle="1" w:styleId="Titre8Car">
@@ -1514,12 +4987,13 @@
     <w:link w:val="Titre8"/>
     <w:uiPriority w:val="9"/>
     <w:semiHidden/>
-    <w:rsid w:val="00834897"/>
+    <w:rsid w:val="004424DB"/>
     <w:rPr>
-      <w:rFonts w:eastAsiaTheme="majorEastAsia" w:cstheme="majorBidi"/>
+      <w:rFonts w:ascii="Aptos" w:eastAsiaTheme="majorEastAsia" w:hAnsi="Aptos" w:cstheme="majorBidi"/>
       <w:i/>
       <w:iCs/>
       <w:color w:val="272727" w:themeColor="text1" w:themeTint="D8"/>
+      <w:sz w:val="22"/>
     </w:rPr>
   </w:style>
   <w:style w:type="character" w:customStyle="1" w:styleId="Titre9Car">
@@ -1528,10 +5002,11 @@
     <w:link w:val="Titre9"/>
     <w:uiPriority w:val="9"/>
     <w:semiHidden/>
-    <w:rsid w:val="00834897"/>
+    <w:rsid w:val="004424DB"/>
     <w:rPr>
-      <w:rFonts w:eastAsiaTheme="majorEastAsia" w:cstheme="majorBidi"/>
+      <w:rFonts w:ascii="Aptos" w:eastAsiaTheme="majorEastAsia" w:hAnsi="Aptos" w:cstheme="majorBidi"/>
       <w:color w:val="272727" w:themeColor="text1" w:themeTint="D8"/>
+      <w:sz w:val="22"/>
     </w:rPr>
   </w:style>
   <w:style w:type="paragraph" w:styleId="Titre">
@@ -1541,23 +5016,17 @@
     <w:link w:val="TitreCar"/>
     <w:uiPriority w:val="10"/>
     <w:qFormat/>
-    <w:rsid w:val="003B1CE1"/>
+    <w:rsid w:val="004424DB"/>
     <w:pPr>
       <w:spacing w:after="80" w:line="240" w:lineRule="auto"/>
       <w:contextualSpacing/>
-      <w:jc w:val="center"/>
     </w:pPr>
     <w:rPr>
       <w:rFonts w:asciiTheme="majorHAnsi" w:eastAsiaTheme="majorEastAsia" w:hAnsiTheme="majorHAnsi" w:cstheme="majorBidi"/>
-      <w:b/>
-      <w:bCs/>
-      <w:i/>
-      <w:iCs/>
       <w:spacing w:val="-10"/>
       <w:kern w:val="28"/>
-      <w:sz w:val="40"/>
-      <w:szCs w:val="40"/>
-      <w:u w:val="single"/>
+      <w:sz w:val="56"/>
+      <w:szCs w:val="56"/>
     </w:rPr>
   </w:style>
   <w:style w:type="character" w:customStyle="1" w:styleId="TitreCar">
@@ -1565,18 +5034,13 @@
     <w:basedOn w:val="Policepardfaut"/>
     <w:link w:val="Titre"/>
     <w:uiPriority w:val="10"/>
-    <w:rsid w:val="003B1CE1"/>
+    <w:rsid w:val="004424DB"/>
     <w:rPr>
       <w:rFonts w:asciiTheme="majorHAnsi" w:eastAsiaTheme="majorEastAsia" w:hAnsiTheme="majorHAnsi" w:cstheme="majorBidi"/>
-      <w:b/>
-      <w:bCs/>
-      <w:i/>
-      <w:iCs/>
       <w:spacing w:val="-10"/>
       <w:kern w:val="28"/>
-      <w:sz w:val="40"/>
-      <w:szCs w:val="40"/>
-      <w:u w:val="single"/>
+      <w:sz w:val="56"/>
+      <w:szCs w:val="56"/>
     </w:rPr>
   </w:style>
   <w:style w:type="paragraph" w:styleId="Sous-titre">
@@ -1586,7 +5050,7 @@
     <w:link w:val="Sous-titreCar"/>
     <w:uiPriority w:val="11"/>
     <w:qFormat/>
-    <w:rsid w:val="00834897"/>
+    <w:rsid w:val="004424DB"/>
     <w:pPr>
       <w:numPr>
         <w:ilvl w:val="1"/>
@@ -1605,7 +5069,7 @@
     <w:basedOn w:val="Policepardfaut"/>
     <w:link w:val="Sous-titre"/>
     <w:uiPriority w:val="11"/>
-    <w:rsid w:val="00834897"/>
+    <w:rsid w:val="004424DB"/>
     <w:rPr>
       <w:rFonts w:eastAsiaTheme="majorEastAsia" w:cstheme="majorBidi"/>
       <w:color w:val="595959" w:themeColor="text1" w:themeTint="A6"/>
@@ -1621,7 +5085,7 @@
     <w:link w:val="CitationCar"/>
     <w:uiPriority w:val="29"/>
     <w:qFormat/>
-    <w:rsid w:val="00834897"/>
+    <w:rsid w:val="004424DB"/>
     <w:pPr>
       <w:spacing w:before="160"/>
       <w:jc w:val="center"/>
@@ -1637,7 +5101,7 @@
     <w:basedOn w:val="Policepardfaut"/>
     <w:link w:val="Citation"/>
     <w:uiPriority w:val="29"/>
-    <w:rsid w:val="00834897"/>
+    <w:rsid w:val="004424DB"/>
     <w:rPr>
       <w:i/>
       <w:iCs/>
@@ -1649,7 +5113,7 @@
     <w:basedOn w:val="Normal"/>
     <w:uiPriority w:val="34"/>
     <w:qFormat/>
-    <w:rsid w:val="00834897"/>
+    <w:rsid w:val="004424DB"/>
     <w:pPr>
       <w:ind w:left="720"/>
       <w:contextualSpacing/>
@@ -1660,7 +5124,7 @@
     <w:basedOn w:val="Policepardfaut"/>
     <w:uiPriority w:val="21"/>
     <w:qFormat/>
-    <w:rsid w:val="00834897"/>
+    <w:rsid w:val="004424DB"/>
     <w:rPr>
       <w:i/>
       <w:iCs/>
@@ -1674,7 +5138,7 @@
     <w:link w:val="CitationintenseCar"/>
     <w:uiPriority w:val="30"/>
     <w:qFormat/>
-    <w:rsid w:val="00834897"/>
+    <w:rsid w:val="004424DB"/>
     <w:pPr>
       <w:pBdr>
         <w:top w:val="single" w:sz="4" w:space="10" w:color="0F4761" w:themeColor="accent1" w:themeShade="BF"/>
@@ -1695,7 +5159,7 @@
     <w:basedOn w:val="Policepardfaut"/>
     <w:link w:val="Citationintense"/>
     <w:uiPriority w:val="30"/>
-    <w:rsid w:val="00834897"/>
+    <w:rsid w:val="004424DB"/>
     <w:rPr>
       <w:i/>
       <w:iCs/>
@@ -1707,13 +5171,278 @@
     <w:basedOn w:val="Policepardfaut"/>
     <w:uiPriority w:val="32"/>
     <w:qFormat/>
-    <w:rsid w:val="00834897"/>
+    <w:rsid w:val="004424DB"/>
     <w:rPr>
       <w:b/>
       <w:bCs/>
       <w:smallCaps/>
       <w:color w:val="0F4761" w:themeColor="accent1" w:themeShade="BF"/>
       <w:spacing w:val="5"/>
+    </w:rPr>
+  </w:style>
+  <w:style w:type="paragraph" w:styleId="En-tte">
+    <w:name w:val="header"/>
+    <w:basedOn w:val="Normal"/>
+    <w:link w:val="En-tteCar"/>
+    <w:uiPriority w:val="99"/>
+    <w:unhideWhenUsed/>
+    <w:rsid w:val="00A31E41"/>
+    <w:pPr>
+      <w:tabs>
+        <w:tab w:val="center" w:pos="4536"/>
+        <w:tab w:val="right" w:pos="9072"/>
+      </w:tabs>
+      <w:spacing w:after="0" w:line="240" w:lineRule="auto"/>
+    </w:pPr>
+  </w:style>
+  <w:style w:type="character" w:customStyle="1" w:styleId="En-tteCar">
+    <w:name w:val="En-tête Car"/>
+    <w:basedOn w:val="Policepardfaut"/>
+    <w:link w:val="En-tte"/>
+    <w:uiPriority w:val="99"/>
+    <w:rsid w:val="00A31E41"/>
+  </w:style>
+  <w:style w:type="paragraph" w:styleId="Pieddepage">
+    <w:name w:val="footer"/>
+    <w:basedOn w:val="Normal"/>
+    <w:link w:val="PieddepageCar"/>
+    <w:uiPriority w:val="99"/>
+    <w:unhideWhenUsed/>
+    <w:rsid w:val="00A31E41"/>
+    <w:pPr>
+      <w:tabs>
+        <w:tab w:val="center" w:pos="4536"/>
+        <w:tab w:val="right" w:pos="9072"/>
+      </w:tabs>
+      <w:spacing w:after="0" w:line="240" w:lineRule="auto"/>
+    </w:pPr>
+  </w:style>
+  <w:style w:type="character" w:customStyle="1" w:styleId="PieddepageCar">
+    <w:name w:val="Pied de page Car"/>
+    <w:basedOn w:val="Policepardfaut"/>
+    <w:link w:val="Pieddepage"/>
+    <w:uiPriority w:val="99"/>
+    <w:rsid w:val="00A31E41"/>
+  </w:style>
+  <w:style w:type="paragraph" w:styleId="NormalWeb">
+    <w:name w:val="Normal (Web)"/>
+    <w:basedOn w:val="Normal"/>
+    <w:uiPriority w:val="99"/>
+    <w:semiHidden/>
+    <w:unhideWhenUsed/>
+    <w:rsid w:val="0057560D"/>
+    <w:pPr>
+      <w:spacing w:before="100" w:beforeAutospacing="1" w:after="100" w:afterAutospacing="1" w:line="240" w:lineRule="auto"/>
+    </w:pPr>
+    <w:rPr>
+      <w:rFonts w:ascii="Times New Roman" w:eastAsia="Times New Roman" w:hAnsi="Times New Roman" w:cs="Times New Roman"/>
+      <w:kern w:val="0"/>
+      <w14:ligatures w14:val="none"/>
+    </w:rPr>
+  </w:style>
+  <w:style w:type="character" w:styleId="Lienhypertexte">
+    <w:name w:val="Hyperlink"/>
+    <w:basedOn w:val="Policepardfaut"/>
+    <w:uiPriority w:val="99"/>
+    <w:unhideWhenUsed/>
+    <w:rsid w:val="0057560D"/>
+    <w:rPr>
+      <w:color w:val="0000FF"/>
+      <w:u w:val="single"/>
+    </w:rPr>
+  </w:style>
+  <w:style w:type="character" w:styleId="lev">
+    <w:name w:val="Strong"/>
+    <w:basedOn w:val="Policepardfaut"/>
+    <w:uiPriority w:val="22"/>
+    <w:qFormat/>
+    <w:rsid w:val="00930358"/>
+    <w:rPr>
+      <w:b/>
+      <w:bCs/>
+    </w:rPr>
+  </w:style>
+  <w:style w:type="paragraph" w:styleId="En-ttedetabledesmatires">
+    <w:name w:val="TOC Heading"/>
+    <w:basedOn w:val="Titre1"/>
+    <w:next w:val="Normal"/>
+    <w:uiPriority w:val="39"/>
+    <w:unhideWhenUsed/>
+    <w:qFormat/>
+    <w:rsid w:val="00104E00"/>
+    <w:pPr>
+      <w:numPr>
+        <w:numId w:val="0"/>
+      </w:numPr>
+      <w:spacing w:before="240" w:after="0" w:line="259" w:lineRule="auto"/>
+      <w:outlineLvl w:val="9"/>
+    </w:pPr>
+    <w:rPr>
+      <w:b w:val="0"/>
+      <w:color w:val="0F4761" w:themeColor="accent1" w:themeShade="BF"/>
+      <w:kern w:val="0"/>
+      <w:sz w:val="32"/>
+      <w:szCs w:val="32"/>
+      <w:u w:val="none"/>
+      <w14:ligatures w14:val="none"/>
+    </w:rPr>
+  </w:style>
+  <w:style w:type="paragraph" w:styleId="TM1">
+    <w:name w:val="toc 1"/>
+    <w:basedOn w:val="Normal"/>
+    <w:next w:val="Normal"/>
+    <w:autoRedefine/>
+    <w:uiPriority w:val="39"/>
+    <w:unhideWhenUsed/>
+    <w:rsid w:val="00104E00"/>
+    <w:pPr>
+      <w:spacing w:after="100"/>
+    </w:pPr>
+  </w:style>
+  <w:style w:type="paragraph" w:styleId="TM2">
+    <w:name w:val="toc 2"/>
+    <w:basedOn w:val="Normal"/>
+    <w:next w:val="Normal"/>
+    <w:autoRedefine/>
+    <w:uiPriority w:val="39"/>
+    <w:unhideWhenUsed/>
+    <w:rsid w:val="00104E00"/>
+    <w:pPr>
+      <w:spacing w:after="100"/>
+      <w:ind w:left="240"/>
+    </w:pPr>
+  </w:style>
+  <w:style w:type="paragraph" w:styleId="TM3">
+    <w:name w:val="toc 3"/>
+    <w:basedOn w:val="Normal"/>
+    <w:next w:val="Normal"/>
+    <w:autoRedefine/>
+    <w:uiPriority w:val="39"/>
+    <w:unhideWhenUsed/>
+    <w:rsid w:val="00104E00"/>
+    <w:pPr>
+      <w:spacing w:after="100"/>
+      <w:ind w:left="480"/>
+    </w:pPr>
+  </w:style>
+  <w:style w:type="paragraph" w:styleId="Sansinterligne">
+    <w:name w:val="No Spacing"/>
+    <w:uiPriority w:val="1"/>
+    <w:qFormat/>
+    <w:rsid w:val="00F97318"/>
+    <w:pPr>
+      <w:spacing w:after="0" w:line="240" w:lineRule="auto"/>
+      <w:jc w:val="both"/>
+    </w:pPr>
+  </w:style>
+  <w:style w:type="paragraph" w:styleId="TM4">
+    <w:name w:val="toc 4"/>
+    <w:basedOn w:val="Normal"/>
+    <w:next w:val="Normal"/>
+    <w:autoRedefine/>
+    <w:uiPriority w:val="39"/>
+    <w:unhideWhenUsed/>
+    <w:rsid w:val="00B36355"/>
+    <w:pPr>
+      <w:spacing w:after="100"/>
+      <w:ind w:left="660"/>
+    </w:pPr>
+  </w:style>
+  <w:style w:type="character" w:styleId="Accentuation">
+    <w:name w:val="Emphasis"/>
+    <w:basedOn w:val="Policepardfaut"/>
+    <w:uiPriority w:val="20"/>
+    <w:qFormat/>
+    <w:rsid w:val="009B09B5"/>
+    <w:rPr>
+      <w:i/>
+      <w:iCs/>
+    </w:rPr>
+  </w:style>
+  <w:style w:type="paragraph" w:customStyle="1" w:styleId="enumeration">
+    <w:name w:val="enumeration"/>
+    <w:link w:val="enumerationCar"/>
+    <w:rsid w:val="0036727E"/>
+    <w:pPr>
+      <w:numPr>
+        <w:numId w:val="2"/>
+      </w:numPr>
+      <w:spacing w:after="120" w:line="240" w:lineRule="auto"/>
+      <w:jc w:val="both"/>
+    </w:pPr>
+    <w:rPr>
+      <w:rFonts w:ascii="Tahoma" w:eastAsia="Times New Roman" w:hAnsi="Tahoma" w:cs="Times New Roman"/>
+      <w:kern w:val="0"/>
+      <w:sz w:val="22"/>
+      <w14:ligatures w14:val="none"/>
+    </w:rPr>
+  </w:style>
+  <w:style w:type="character" w:customStyle="1" w:styleId="enumerationCar">
+    <w:name w:val="enumeration Car"/>
+    <w:link w:val="enumeration"/>
+    <w:locked/>
+    <w:rsid w:val="0036727E"/>
+    <w:rPr>
+      <w:rFonts w:ascii="Tahoma" w:eastAsia="Times New Roman" w:hAnsi="Tahoma" w:cs="Times New Roman"/>
+      <w:kern w:val="0"/>
+      <w:sz w:val="22"/>
+      <w14:ligatures w14:val="none"/>
+    </w:rPr>
+  </w:style>
+  <w:style w:type="paragraph" w:styleId="Lgende">
+    <w:name w:val="caption"/>
+    <w:basedOn w:val="Normal"/>
+    <w:next w:val="Normal"/>
+    <w:uiPriority w:val="35"/>
+    <w:unhideWhenUsed/>
+    <w:qFormat/>
+    <w:rsid w:val="007548A2"/>
+    <w:pPr>
+      <w:spacing w:after="200" w:line="240" w:lineRule="auto"/>
+      <w:jc w:val="center"/>
+    </w:pPr>
+    <w:rPr>
+      <w:i/>
+      <w:iCs/>
+      <w:color w:val="0E2841" w:themeColor="text2"/>
+      <w:sz w:val="18"/>
+      <w:szCs w:val="18"/>
+    </w:rPr>
+  </w:style>
+  <w:style w:type="paragraph" w:styleId="Tabledesillustrations">
+    <w:name w:val="table of figures"/>
+    <w:basedOn w:val="Normal"/>
+    <w:next w:val="Normal"/>
+    <w:uiPriority w:val="99"/>
+    <w:unhideWhenUsed/>
+    <w:rsid w:val="00CE592C"/>
+    <w:pPr>
+      <w:spacing w:after="0"/>
+    </w:pPr>
+  </w:style>
+  <w:style w:type="character" w:styleId="CodeHTML">
+    <w:name w:val="HTML Code"/>
+    <w:basedOn w:val="Policepardfaut"/>
+    <w:uiPriority w:val="99"/>
+    <w:semiHidden/>
+    <w:unhideWhenUsed/>
+    <w:rsid w:val="00EC5361"/>
+    <w:rPr>
+      <w:rFonts w:ascii="Courier New" w:eastAsia="Times New Roman" w:hAnsi="Courier New" w:cs="Courier New"/>
+      <w:sz w:val="20"/>
+      <w:szCs w:val="20"/>
+    </w:rPr>
+  </w:style>
+  <w:style w:type="character" w:styleId="Mentionnonrsolue">
+    <w:name w:val="Unresolved Mention"/>
+    <w:basedOn w:val="Policepardfaut"/>
+    <w:uiPriority w:val="99"/>
+    <w:semiHidden/>
+    <w:unhideWhenUsed/>
+    <w:rsid w:val="00894D07"/>
+    <w:rPr>
+      <w:color w:val="605E5C"/>
+      <w:shd w:val="clear" w:color="auto" w:fill="E1DFDD"/>
     </w:rPr>
   </w:style>
 </w:styles>
@@ -2012,4 +5741,16 @@
     </a:ext>
   </a:extLst>
 </a:theme>
+</file>
+
+<file path=customXml/item1.xml><?xml version="1.0" encoding="utf-8"?>
+<b:Sources xmlns:b="http://schemas.openxmlformats.org/officeDocument/2006/bibliography" xmlns="http://schemas.openxmlformats.org/officeDocument/2006/bibliography" SelectedStyle="\APASixthEditionOfficeOnline.xsl" StyleName="APA" Version="6"/>
+</file>
+
+<file path=customXml/itemProps1.xml><?xml version="1.0" encoding="utf-8"?>
+<ds:datastoreItem xmlns:ds="http://schemas.openxmlformats.org/officeDocument/2006/customXml" ds:itemID="{1F2BBC74-9B88-48F7-B7D7-B97201D06B8B}">
+  <ds:schemaRefs>
+    <ds:schemaRef ds:uri="http://schemas.openxmlformats.org/officeDocument/2006/bibliography"/>
+  </ds:schemaRefs>
+</ds:datastoreItem>
 </file>